--- a/Универ/4/СА/КР_СА_Власов_Р_Е.docx
+++ b/Универ/4/СА/КР_СА_Власов_Р_Е.docx
@@ -1,6 +1,6 @@
 
 <file path=word/document.xml><?xml version="1.0" encoding="utf-8"?>
-<w:document xmlns:wpc="http://schemas.microsoft.com/office/word/2010/wordprocessingCanvas" xmlns:cx="http://schemas.microsoft.com/office/drawing/2014/chartex" xmlns:mc="http://schemas.openxmlformats.org/markup-compatibility/2006" xmlns:o="urn:schemas-microsoft-com:office:office" xmlns:r="http://schemas.openxmlformats.org/officeDocument/2006/relationships" xmlns:m="http://schemas.openxmlformats.org/officeDocument/2006/math" xmlns:v="urn:schemas-microsoft-com:vml" xmlns:wp14="http://schemas.microsoft.com/office/word/2010/wordprocessingDrawing" xmlns:wp="http://schemas.openxmlformats.org/drawingml/2006/wordprocessingDrawing" xmlns:w10="urn:schemas-microsoft-com:office:word" xmlns:w="http://schemas.openxmlformats.org/wordprocessingml/2006/main" xmlns:w14="http://schemas.microsoft.com/office/word/2010/wordml" xmlns:w15="http://schemas.microsoft.com/office/word/2012/wordml" xmlns:w16se="http://schemas.microsoft.com/office/word/2015/wordml/symex" xmlns:wpg="http://schemas.microsoft.com/office/word/2010/wordprocessingGroup" xmlns:wpi="http://schemas.microsoft.com/office/word/2010/wordprocessingInk" xmlns:wne="http://schemas.microsoft.com/office/word/2006/wordml" xmlns:wps="http://schemas.microsoft.com/office/word/2010/wordprocessingShape" mc:Ignorable="w14 w15 w16se wp14">
+<w:document xmlns:wpc="http://schemas.microsoft.com/office/word/2010/wordprocessingCanvas" xmlns:cx="http://schemas.microsoft.com/office/drawing/2014/chartex" xmlns:cx1="http://schemas.microsoft.com/office/drawing/2015/9/8/chartex" xmlns:cx2="http://schemas.microsoft.com/office/drawing/2015/10/21/chartex" xmlns:cx3="http://schemas.microsoft.com/office/drawing/2016/5/9/chartex" xmlns:cx4="http://schemas.microsoft.com/office/drawing/2016/5/10/chartex" xmlns:cx5="http://schemas.microsoft.com/office/drawing/2016/5/11/chartex" xmlns:cx6="http://schemas.microsoft.com/office/drawing/2016/5/12/chartex" xmlns:cx7="http://schemas.microsoft.com/office/drawing/2016/5/13/chartex" xmlns:cx8="http://schemas.microsoft.com/office/drawing/2016/5/14/chartex" xmlns:mc="http://schemas.openxmlformats.org/markup-compatibility/2006" xmlns:aink="http://schemas.microsoft.com/office/drawing/2016/ink" xmlns:am3d="http://schemas.microsoft.com/office/drawing/2017/model3d" xmlns:o="urn:schemas-microsoft-com:office:office" xmlns:oel="http://schemas.microsoft.com/office/2019/extlst" xmlns:r="http://schemas.openxmlformats.org/officeDocument/2006/relationships" xmlns:m="http://schemas.openxmlformats.org/officeDocument/2006/math" xmlns:v="urn:schemas-microsoft-com:vml" xmlns:wp14="http://schemas.microsoft.com/office/word/2010/wordprocessingDrawing" xmlns:wp="http://schemas.openxmlformats.org/drawingml/2006/wordprocessingDrawing" xmlns:w10="urn:schemas-microsoft-com:office:word" xmlns:w="http://schemas.openxmlformats.org/wordprocessingml/2006/main" xmlns:w14="http://schemas.microsoft.com/office/word/2010/wordml" xmlns:w15="http://schemas.microsoft.com/office/word/2012/wordml" xmlns:w16cex="http://schemas.microsoft.com/office/word/2018/wordml/cex" xmlns:w16cid="http://schemas.microsoft.com/office/word/2016/wordml/cid" xmlns:w16="http://schemas.microsoft.com/office/word/2018/wordml" xmlns:w16du="http://schemas.microsoft.com/office/word/2023/wordml/word16du" xmlns:w16sdtdh="http://schemas.microsoft.com/office/word/2020/wordml/sdtdatahash" xmlns:w16se="http://schemas.microsoft.com/office/word/2015/wordml/symex" xmlns:wpg="http://schemas.microsoft.com/office/word/2010/wordprocessingGroup" xmlns:wpi="http://schemas.microsoft.com/office/word/2010/wordprocessingInk" xmlns:wne="http://schemas.microsoft.com/office/word/2006/wordml" xmlns:wps="http://schemas.microsoft.com/office/word/2010/wordprocessingShape" mc:Ignorable="w14 w15 w16se w16cid w16 w16cex w16sdtdh w16du wp14">
   <w:body>
     <w:p>
       <w:pPr>
@@ -601,8 +601,6 @@
         </w:rPr>
         <w:t>5</w:t>
       </w:r>
-      <w:bookmarkStart w:id="0" w:name="_GoBack"/>
-      <w:bookmarkEnd w:id="0"/>
     </w:p>
     <w:p>
       <w:pPr>
@@ -616,7 +614,7 @@
     <w:p/>
     <w:p>
       <w:r>
-        <w:t>Предприятие предполагает заключить договор о поставках железной руды с одним из шести поставщиков. Характеристики поставщиков следующие.</w:t>
+        <w:t>Предприятие предполагает приобрести станок. Характеристики станков, из которых делается выбор, следующие.</w:t>
       </w:r>
     </w:p>
     <w:p/>
@@ -629,7 +627,10 @@
         </w:numPr>
       </w:pPr>
       <w:r>
-        <w:t>Характеристика мест</w:t>
+        <w:t xml:space="preserve">Характеристика </w:t>
+      </w:r>
+      <w:r>
+        <w:t>станков</w:t>
       </w:r>
     </w:p>
     <w:tbl>
@@ -656,9 +657,15 @@
           <w:p>
             <w:pPr>
               <w:ind w:firstLine="0"/>
-            </w:pPr>
-            <w:r>
-              <w:t>Поставщик</w:t>
+              <w:rPr>
+                <w:szCs w:val="28"/>
+              </w:rPr>
+            </w:pPr>
+            <w:r>
+              <w:rPr>
+                <w:szCs w:val="28"/>
+              </w:rPr>
+              <w:t>Станок</w:t>
             </w:r>
           </w:p>
         </w:tc>
@@ -670,9 +677,21 @@
             <w:pPr>
               <w:ind w:firstLine="0"/>
               <w:jc w:val="center"/>
-            </w:pPr>
-            <w:r>
-              <w:t>П1</w:t>
+              <w:rPr>
+                <w:szCs w:val="28"/>
+              </w:rPr>
+            </w:pPr>
+            <w:r>
+              <w:rPr>
+                <w:szCs w:val="28"/>
+              </w:rPr>
+              <w:t>СТ</w:t>
+            </w:r>
+            <w:r>
+              <w:rPr>
+                <w:szCs w:val="28"/>
+              </w:rPr>
+              <w:t>1</w:t>
             </w:r>
           </w:p>
         </w:tc>
@@ -684,9 +703,21 @@
             <w:pPr>
               <w:ind w:firstLine="0"/>
               <w:jc w:val="center"/>
-            </w:pPr>
-            <w:r>
-              <w:t>П2</w:t>
+              <w:rPr>
+                <w:szCs w:val="28"/>
+              </w:rPr>
+            </w:pPr>
+            <w:r>
+              <w:rPr>
+                <w:szCs w:val="28"/>
+              </w:rPr>
+              <w:t>СТ</w:t>
+            </w:r>
+            <w:r>
+              <w:rPr>
+                <w:szCs w:val="28"/>
+              </w:rPr>
+              <w:t>2</w:t>
             </w:r>
           </w:p>
         </w:tc>
@@ -698,9 +729,21 @@
             <w:pPr>
               <w:ind w:firstLine="0"/>
               <w:jc w:val="center"/>
-            </w:pPr>
-            <w:r>
-              <w:t>П3</w:t>
+              <w:rPr>
+                <w:szCs w:val="28"/>
+              </w:rPr>
+            </w:pPr>
+            <w:r>
+              <w:rPr>
+                <w:szCs w:val="28"/>
+              </w:rPr>
+              <w:t>СТ</w:t>
+            </w:r>
+            <w:r>
+              <w:rPr>
+                <w:szCs w:val="28"/>
+              </w:rPr>
+              <w:t>3</w:t>
             </w:r>
           </w:p>
         </w:tc>
@@ -712,9 +755,21 @@
             <w:pPr>
               <w:ind w:firstLine="0"/>
               <w:jc w:val="center"/>
-            </w:pPr>
-            <w:r>
-              <w:t>П4</w:t>
+              <w:rPr>
+                <w:szCs w:val="28"/>
+              </w:rPr>
+            </w:pPr>
+            <w:r>
+              <w:rPr>
+                <w:szCs w:val="28"/>
+              </w:rPr>
+              <w:t>СТ</w:t>
+            </w:r>
+            <w:r>
+              <w:rPr>
+                <w:szCs w:val="28"/>
+              </w:rPr>
+              <w:t>4</w:t>
             </w:r>
           </w:p>
         </w:tc>
@@ -726,9 +781,21 @@
             <w:pPr>
               <w:ind w:firstLine="0"/>
               <w:jc w:val="center"/>
-            </w:pPr>
-            <w:r>
-              <w:t>П5</w:t>
+              <w:rPr>
+                <w:szCs w:val="28"/>
+              </w:rPr>
+            </w:pPr>
+            <w:r>
+              <w:rPr>
+                <w:szCs w:val="28"/>
+              </w:rPr>
+              <w:t>СТ</w:t>
+            </w:r>
+            <w:r>
+              <w:rPr>
+                <w:szCs w:val="28"/>
+              </w:rPr>
+              <w:t>5</w:t>
             </w:r>
           </w:p>
         </w:tc>
@@ -740,9 +807,21 @@
             <w:pPr>
               <w:ind w:firstLine="0"/>
               <w:jc w:val="center"/>
-            </w:pPr>
-            <w:r>
-              <w:t>П6</w:t>
+              <w:rPr>
+                <w:szCs w:val="28"/>
+              </w:rPr>
+            </w:pPr>
+            <w:r>
+              <w:rPr>
+                <w:szCs w:val="28"/>
+              </w:rPr>
+              <w:t>СТ</w:t>
+            </w:r>
+            <w:r>
+              <w:rPr>
+                <w:szCs w:val="28"/>
+              </w:rPr>
+              <w:t>6</w:t>
             </w:r>
           </w:p>
         </w:tc>
@@ -754,10 +833,21 @@
           </w:tcPr>
           <w:p>
             <w:pPr>
-              <w:ind w:firstLine="0"/>
-            </w:pPr>
-            <w:r>
-              <w:t>Содержание металла в pуде, %</w:t>
+              <w:pStyle w:val="aff0"/>
+              <w:jc w:val="both"/>
+              <w:rPr>
+                <w:sz w:val="28"/>
+                <w:szCs w:val="28"/>
+                <w:lang w:val="ru-RU"/>
+              </w:rPr>
+            </w:pPr>
+            <w:r>
+              <w:rPr>
+                <w:color w:val="000000"/>
+                <w:sz w:val="28"/>
+                <w:szCs w:val="28"/>
+              </w:rPr>
+              <w:t>Производительность, изделий/ч</w:t>
             </w:r>
           </w:p>
         </w:tc>
@@ -769,9 +859,16 @@
             <w:pPr>
               <w:ind w:firstLine="0"/>
               <w:jc w:val="center"/>
-            </w:pPr>
-            <w:r>
-              <w:t>12</w:t>
+              <w:rPr>
+                <w:szCs w:val="28"/>
+              </w:rPr>
+            </w:pPr>
+            <w:r>
+              <w:rPr>
+                <w:color w:val="000000"/>
+                <w:szCs w:val="28"/>
+              </w:rPr>
+              <w:t>25</w:t>
             </w:r>
           </w:p>
         </w:tc>
@@ -783,9 +880,16 @@
             <w:pPr>
               <w:ind w:firstLine="0"/>
               <w:jc w:val="center"/>
-            </w:pPr>
-            <w:r>
-              <w:t>9</w:t>
+              <w:rPr>
+                <w:szCs w:val="28"/>
+              </w:rPr>
+            </w:pPr>
+            <w:r>
+              <w:rPr>
+                <w:color w:val="000000"/>
+                <w:szCs w:val="28"/>
+              </w:rPr>
+              <w:t>25</w:t>
             </w:r>
           </w:p>
         </w:tc>
@@ -797,37 +901,58 @@
             <w:pPr>
               <w:ind w:firstLine="0"/>
               <w:jc w:val="center"/>
-            </w:pPr>
-            <w:r>
+              <w:rPr>
+                <w:szCs w:val="28"/>
+              </w:rPr>
+            </w:pPr>
+            <w:r>
+              <w:rPr>
+                <w:color w:val="000000"/>
+                <w:szCs w:val="28"/>
+              </w:rPr>
+              <w:t>30</w:t>
+            </w:r>
+          </w:p>
+        </w:tc>
+        <w:tc>
+          <w:tcPr>
+            <w:tcW w:w="1276" w:type="dxa"/>
+          </w:tcPr>
+          <w:p>
+            <w:pPr>
+              <w:ind w:firstLine="0"/>
+              <w:jc w:val="center"/>
+              <w:rPr>
+                <w:szCs w:val="28"/>
+              </w:rPr>
+            </w:pPr>
+            <w:r>
+              <w:rPr>
+                <w:color w:val="000000"/>
+                <w:szCs w:val="28"/>
+              </w:rPr>
               <w:t>15</w:t>
             </w:r>
           </w:p>
         </w:tc>
         <w:tc>
           <w:tcPr>
-            <w:tcW w:w="1276" w:type="dxa"/>
-          </w:tcPr>
-          <w:p>
-            <w:pPr>
-              <w:ind w:firstLine="0"/>
-              <w:jc w:val="center"/>
-            </w:pPr>
-            <w:r>
-              <w:t>8</w:t>
-            </w:r>
-          </w:p>
-        </w:tc>
-        <w:tc>
-          <w:tcPr>
             <w:tcW w:w="992" w:type="dxa"/>
           </w:tcPr>
           <w:p>
             <w:pPr>
               <w:ind w:firstLine="0"/>
               <w:jc w:val="center"/>
-            </w:pPr>
-            <w:r>
-              <w:t>7</w:t>
+              <w:rPr>
+                <w:szCs w:val="28"/>
+              </w:rPr>
+            </w:pPr>
+            <w:r>
+              <w:rPr>
+                <w:color w:val="000000"/>
+                <w:szCs w:val="28"/>
+              </w:rPr>
+              <w:t>20</w:t>
             </w:r>
           </w:p>
         </w:tc>
@@ -839,9 +964,16 @@
             <w:pPr>
               <w:ind w:firstLine="0"/>
               <w:jc w:val="center"/>
-            </w:pPr>
-            <w:r>
-              <w:t>10</w:t>
+              <w:rPr>
+                <w:szCs w:val="28"/>
+              </w:rPr>
+            </w:pPr>
+            <w:r>
+              <w:rPr>
+                <w:color w:val="000000"/>
+                <w:szCs w:val="28"/>
+              </w:rPr>
+              <w:t>35</w:t>
             </w:r>
           </w:p>
         </w:tc>
@@ -853,10 +985,21 @@
           </w:tcPr>
           <w:p>
             <w:pPr>
-              <w:ind w:firstLine="0"/>
-            </w:pPr>
-            <w:r>
-              <w:t>Стоимость руды, ден.ед./т</w:t>
+              <w:pStyle w:val="aff0"/>
+              <w:jc w:val="both"/>
+              <w:rPr>
+                <w:sz w:val="28"/>
+                <w:szCs w:val="28"/>
+                <w:lang w:val="ru-RU"/>
+              </w:rPr>
+            </w:pPr>
+            <w:r>
+              <w:rPr>
+                <w:color w:val="000000"/>
+                <w:sz w:val="28"/>
+                <w:szCs w:val="28"/>
+              </w:rPr>
+              <w:t>Стоимость станка, тыс. ден.ед.</w:t>
             </w:r>
           </w:p>
         </w:tc>
@@ -868,64 +1011,99 @@
             <w:pPr>
               <w:ind w:firstLine="0"/>
               <w:jc w:val="center"/>
-            </w:pPr>
-            <w:r>
+              <w:rPr>
+                <w:szCs w:val="28"/>
+              </w:rPr>
+            </w:pPr>
+            <w:r>
+              <w:rPr>
+                <w:color w:val="000000"/>
+                <w:szCs w:val="28"/>
+              </w:rPr>
+              <w:t>140</w:t>
+            </w:r>
+          </w:p>
+        </w:tc>
+        <w:tc>
+          <w:tcPr>
+            <w:tcW w:w="992" w:type="dxa"/>
+          </w:tcPr>
+          <w:p>
+            <w:pPr>
+              <w:ind w:firstLine="0"/>
+              <w:jc w:val="center"/>
+              <w:rPr>
+                <w:szCs w:val="28"/>
+              </w:rPr>
+            </w:pPr>
+            <w:r>
+              <w:rPr>
+                <w:color w:val="000000"/>
+                <w:szCs w:val="28"/>
+              </w:rPr>
+              <w:t>100</w:t>
+            </w:r>
+          </w:p>
+        </w:tc>
+        <w:tc>
+          <w:tcPr>
+            <w:tcW w:w="1276" w:type="dxa"/>
+          </w:tcPr>
+          <w:p>
+            <w:pPr>
+              <w:ind w:firstLine="0"/>
+              <w:jc w:val="center"/>
+              <w:rPr>
+                <w:szCs w:val="28"/>
+              </w:rPr>
+            </w:pPr>
+            <w:r>
+              <w:rPr>
+                <w:color w:val="000000"/>
+                <w:szCs w:val="28"/>
+              </w:rPr>
               <w:t>200</w:t>
             </w:r>
           </w:p>
         </w:tc>
         <w:tc>
           <w:tcPr>
+            <w:tcW w:w="1276" w:type="dxa"/>
+          </w:tcPr>
+          <w:p>
+            <w:pPr>
+              <w:ind w:firstLine="0"/>
+              <w:jc w:val="center"/>
+              <w:rPr>
+                <w:szCs w:val="28"/>
+              </w:rPr>
+            </w:pPr>
+            <w:r>
+              <w:rPr>
+                <w:color w:val="000000"/>
+                <w:szCs w:val="28"/>
+              </w:rPr>
+              <w:t>100</w:t>
+            </w:r>
+          </w:p>
+        </w:tc>
+        <w:tc>
+          <w:tcPr>
             <w:tcW w:w="992" w:type="dxa"/>
           </w:tcPr>
           <w:p>
             <w:pPr>
               <w:ind w:firstLine="0"/>
               <w:jc w:val="center"/>
-            </w:pPr>
-            <w:r>
-              <w:t>120</w:t>
-            </w:r>
-          </w:p>
-        </w:tc>
-        <w:tc>
-          <w:tcPr>
-            <w:tcW w:w="1276" w:type="dxa"/>
-          </w:tcPr>
-          <w:p>
-            <w:pPr>
-              <w:ind w:firstLine="0"/>
-              <w:jc w:val="center"/>
-            </w:pPr>
-            <w:r>
-              <w:t>220</w:t>
-            </w:r>
-          </w:p>
-        </w:tc>
-        <w:tc>
-          <w:tcPr>
-            <w:tcW w:w="1276" w:type="dxa"/>
-          </w:tcPr>
-          <w:p>
-            <w:pPr>
-              <w:ind w:firstLine="0"/>
-              <w:jc w:val="center"/>
-            </w:pPr>
-            <w:r>
-              <w:t>120</w:t>
-            </w:r>
-          </w:p>
-        </w:tc>
-        <w:tc>
-          <w:tcPr>
-            <w:tcW w:w="992" w:type="dxa"/>
-          </w:tcPr>
-          <w:p>
-            <w:pPr>
-              <w:ind w:firstLine="0"/>
-              <w:jc w:val="center"/>
-            </w:pPr>
-            <w:r>
+              <w:rPr>
+                <w:szCs w:val="28"/>
+              </w:rPr>
+            </w:pPr>
+            <w:r>
+              <w:rPr>
+                <w:color w:val="000000"/>
+                <w:szCs w:val="28"/>
+              </w:rPr>
               <w:t>100</w:t>
             </w:r>
           </w:p>
@@ -938,9 +1116,16 @@
             <w:pPr>
               <w:ind w:firstLine="0"/>
               <w:jc w:val="center"/>
-            </w:pPr>
-            <w:r>
-              <w:t>140</w:t>
+              <w:rPr>
+                <w:szCs w:val="28"/>
+              </w:rPr>
+            </w:pPr>
+            <w:r>
+              <w:rPr>
+                <w:color w:val="000000"/>
+                <w:szCs w:val="28"/>
+              </w:rPr>
+              <w:t>200</w:t>
             </w:r>
           </w:p>
         </w:tc>
@@ -953,9 +1138,15 @@
           <w:p>
             <w:pPr>
               <w:ind w:firstLine="0"/>
-            </w:pPr>
-            <w:r>
-              <w:t>Надежность поставок</w:t>
+              <w:rPr>
+                <w:szCs w:val="28"/>
+              </w:rPr>
+            </w:pPr>
+            <w:r>
+              <w:rPr>
+                <w:szCs w:val="28"/>
+              </w:rPr>
+              <w:t>Надежность</w:t>
             </w:r>
           </w:p>
         </w:tc>
@@ -967,9 +1158,16 @@
             <w:pPr>
               <w:ind w:firstLine="0"/>
               <w:jc w:val="center"/>
-            </w:pPr>
-            <w:r>
-              <w:t>Возможны нарушения</w:t>
+              <w:rPr>
+                <w:szCs w:val="28"/>
+              </w:rPr>
+            </w:pPr>
+            <w:r>
+              <w:rPr>
+                <w:color w:val="000000"/>
+                <w:szCs w:val="28"/>
+              </w:rPr>
+              <w:t>достаточно высокая</w:t>
             </w:r>
           </w:p>
         </w:tc>
@@ -981,9 +1179,16 @@
             <w:pPr>
               <w:ind w:firstLine="0"/>
               <w:jc w:val="center"/>
-            </w:pPr>
-            <w:r>
-              <w:t>Высо-кая</w:t>
+              <w:rPr>
+                <w:szCs w:val="28"/>
+              </w:rPr>
+            </w:pPr>
+            <w:r>
+              <w:rPr>
+                <w:color w:val="000000"/>
+                <w:szCs w:val="28"/>
+              </w:rPr>
+              <w:t>средняя</w:t>
             </w:r>
           </w:p>
         </w:tc>
@@ -995,9 +1200,16 @@
             <w:pPr>
               <w:ind w:firstLine="0"/>
               <w:jc w:val="center"/>
-            </w:pPr>
-            <w:r>
-              <w:t>Очень высокая</w:t>
+              <w:rPr>
+                <w:szCs w:val="28"/>
+              </w:rPr>
+            </w:pPr>
+            <w:r>
+              <w:rPr>
+                <w:color w:val="000000"/>
+                <w:szCs w:val="28"/>
+              </w:rPr>
+              <w:t>очень высокая</w:t>
             </w:r>
           </w:p>
         </w:tc>
@@ -1009,18 +1221,16 @@
             <w:pPr>
               <w:ind w:firstLine="0"/>
               <w:jc w:val="center"/>
-            </w:pPr>
-            <w:r>
-              <w:t>Доста-точно</w:t>
-            </w:r>
-          </w:p>
-          <w:p>
-            <w:pPr>
-              <w:ind w:firstLine="0"/>
-              <w:jc w:val="center"/>
-            </w:pPr>
-            <w:r>
-              <w:t>высокая</w:t>
+              <w:rPr>
+                <w:szCs w:val="28"/>
+              </w:rPr>
+            </w:pPr>
+            <w:r>
+              <w:rPr>
+                <w:color w:val="000000"/>
+                <w:szCs w:val="28"/>
+              </w:rPr>
+              <w:t>достаточно высокая (немного ниже, чем у СТ1 и СТ6)</w:t>
             </w:r>
           </w:p>
         </w:tc>
@@ -1032,9 +1242,16 @@
             <w:pPr>
               <w:ind w:firstLine="0"/>
               <w:jc w:val="center"/>
-            </w:pPr>
-            <w:r>
-              <w:t>Высо-кая</w:t>
+              <w:rPr>
+                <w:szCs w:val="28"/>
+              </w:rPr>
+            </w:pPr>
+            <w:r>
+              <w:rPr>
+                <w:color w:val="000000"/>
+                <w:szCs w:val="28"/>
+              </w:rPr>
+              <w:t>средняя</w:t>
             </w:r>
           </w:p>
         </w:tc>
@@ -1046,9 +1263,16 @@
             <w:pPr>
               <w:ind w:firstLine="0"/>
               <w:jc w:val="center"/>
-            </w:pPr>
-            <w:r>
-              <w:t>Высо-кая</w:t>
+              <w:rPr>
+                <w:szCs w:val="28"/>
+              </w:rPr>
+            </w:pPr>
+            <w:r>
+              <w:rPr>
+                <w:color w:val="000000"/>
+                <w:szCs w:val="28"/>
+              </w:rPr>
+              <w:t>достаточно высокая</w:t>
             </w:r>
           </w:p>
         </w:tc>
@@ -1056,18 +1280,42 @@
     </w:tbl>
     <w:p/>
     <w:p>
-      <w:r>
+      <w:pPr>
+        <w:rPr>
+          <w:lang w:val="ru-BY"/>
+        </w:rPr>
+      </w:pPr>
+      <w:r>
+        <w:rPr>
+          <w:lang w:val="ru-BY"/>
+        </w:rPr>
         <w:t>Важность критериев оценивается двумя экспертами.</w:t>
       </w:r>
     </w:p>
     <w:p>
-      <w:r>
-        <w:t xml:space="preserve">По мнению первого эксперта, наиболее важный критерий - содержание металла в руде, следующий по важности - надежность поставок, следующий по важности - стоимость руды. </w:t>
-      </w:r>
-    </w:p>
-    <w:p>
-      <w:r>
-        <w:t>По мнению второго эксперта, наиболее важный критерий - содержание металла в руде, следующий по важности - стоимость руды, следующий по важности - надежность поставок.</w:t>
+      <w:pPr>
+        <w:rPr>
+          <w:lang w:val="ru-BY"/>
+        </w:rPr>
+      </w:pPr>
+      <w:r>
+        <w:rPr>
+          <w:lang w:val="ru-BY"/>
+        </w:rPr>
+        <w:t>По мнению первого эксперта, основной критерий - производительность, немного менее важный - надежность, еще немного менее важный - стоимость.</w:t>
+      </w:r>
+    </w:p>
+    <w:p>
+      <w:pPr>
+        <w:rPr>
+          <w:lang w:val="ru-BY"/>
+        </w:rPr>
+      </w:pPr>
+      <w:r>
+        <w:rPr>
+          <w:lang w:val="ru-BY"/>
+        </w:rPr>
+        <w:t>По мнению второго эксперта, основной критерий - производительность, менее важный - стоимость, еще немного менее важный - надежность.</w:t>
       </w:r>
     </w:p>
     <w:p>
@@ -1090,16 +1338,53 @@
     </w:p>
     <w:p>
       <w:r>
-        <w:t>Множество Парето представляет собой множество альтернатив, обладающих следующим свойством: любая из альтернатив, входящих во множество Парето, хотя бы по одному критерию лучше любой другой альтернативы, входящей в это множество. Другими словами, ни одна из альтернатив, входящих во множество Парето, не уступает какой-либо другой альтернативе из этого множества по всем критериям. Поэтому множество Парето называют также множеством недоминируемых альтернатив: в нем отсутствуют альтернативы, явно (по всем критериям) отстающие от какой-либо другой альтернативы.</w:t>
-      </w:r>
-    </w:p>
-    <w:p>
-      <w:r>
-        <w:t xml:space="preserve">Выбор множества Парето производится следующим образом. Все альтернативы попарно сравниваются друг с другом по всем критериям. Если при сравнении каких-либо альтернатив (обозначим их как Ai и Aj) оказывается, что одна из них (например, Aj) не лучше другой ни по одному критерию, то ее можно исключить из рассмотрения. Исключенную </w:t>
-      </w:r>
+        <w:t xml:space="preserve">Множество Парето представляет собой множество альтернатив, обладающих следующим свойством: любая из альтернатив, входящих во множество Парето, хотя бы по одному критерию лучше любой другой альтернативы, входящей в это множество. Другими словами, ни одна из альтернатив, входящих во множество Парето, не уступает какой-либо другой альтернативе из этого множества по всем критериям. Поэтому множество Парето называют также множеством </w:t>
+      </w:r>
+      <w:proofErr w:type="spellStart"/>
+      <w:r>
+        <w:t>недоминируемых</w:t>
+      </w:r>
+      <w:proofErr w:type="spellEnd"/>
+      <w:r>
+        <w:t xml:space="preserve"> альтернатив: в нем отсутствуют альтернативы, явно (по всем критериям) отстающие от какой-либо другой альтернативы.</w:t>
+      </w:r>
+    </w:p>
+    <w:p>
       <w:r>
         <w:lastRenderedPageBreak/>
-        <w:t>альтернативу (в данном случае – альтернативу Aj) не требуется сравнивать с другими альтернативами, так как она явно неперспективна.</w:t>
+        <w:t xml:space="preserve">Выбор множества Парето производится следующим образом. Все альтернативы попарно сравниваются друг с другом по всем критериям. Если при сравнении каких-либо альтернатив (обозначим их как </w:t>
+      </w:r>
+      <w:proofErr w:type="spellStart"/>
+      <w:r>
+        <w:t>Ai</w:t>
+      </w:r>
+      <w:proofErr w:type="spellEnd"/>
+      <w:r>
+        <w:t xml:space="preserve"> и </w:t>
+      </w:r>
+      <w:proofErr w:type="spellStart"/>
+      <w:r>
+        <w:t>Aj</w:t>
+      </w:r>
+      <w:proofErr w:type="spellEnd"/>
+      <w:r>
+        <w:t xml:space="preserve">) оказывается, что одна из них (например, </w:t>
+      </w:r>
+      <w:proofErr w:type="spellStart"/>
+      <w:r>
+        <w:t>Aj</w:t>
+      </w:r>
+      <w:proofErr w:type="spellEnd"/>
+      <w:r>
+        <w:t xml:space="preserve">) не лучше другой ни по одному критерию, то ее можно исключить из рассмотрения. Исключенную альтернативу (в данном случае – альтернативу </w:t>
+      </w:r>
+      <w:proofErr w:type="spellStart"/>
+      <w:r>
+        <w:t>Aj</w:t>
+      </w:r>
+      <w:proofErr w:type="spellEnd"/>
+      <w:r>
+        <w:t>) не требуется сравнивать с другими альтернативами, так как она явно неперспективна.</w:t>
       </w:r>
     </w:p>
     <w:p>
@@ -1108,43 +1393,213 @@
       </w:r>
     </w:p>
     <w:p>
-      <w:r>
+      <w:pPr>
+        <w:rPr>
+          <w:lang w:val="ru-BY"/>
+        </w:rPr>
+      </w:pPr>
+      <w:r>
+        <w:rPr>
+          <w:lang w:val="ru-BY"/>
+        </w:rPr>
         <w:t>Выберем множества Парето:</w:t>
       </w:r>
     </w:p>
     <w:p>
-      <w:r>
-        <w:t>Сравним альтернативы П1 и П2. По критерию «Содержание металла в pуде» альтернатива П1 лучше, чем П2; по критерию «Стоимость руды» альтернатива П2 лучше, чем П1. Таким образом, ни одну из альтернатив исключить нельзя, так как по некоторым критериям лучше одна, а по другим – другая.</w:t>
-      </w:r>
-    </w:p>
-    <w:p>
-      <w:r>
-        <w:t>Сравним альтернативы П1 и П3. По критерию «Содержание металла в pуде» альтернатива П3 лучше, чем П1; по критерию «Стоимость руды» альтернатива П1 лучше, чем П3. Таким образом, ни одну из альтернатив исключить нельзя, так как по некоторым критериям лучше одна, а по другим – другая.</w:t>
-      </w:r>
-    </w:p>
-    <w:p>
-      <w:r>
-        <w:t>Сравним альтернативы П1 и П4. По критерию «Содержание металла в pуде» альтернатива П1 лучше, чем П4; по критерию «Стоимость руды» альтернатива П4 лучше, чем П1. Таким образом, ни одну из альтернатив исключить нельзя, так как по некоторым критериям лучше одна, а по другим – другая.</w:t>
-      </w:r>
-    </w:p>
-    <w:p>
-      <w:r>
-        <w:t>Сравним альтернативы П1 и П5. По критерию «Содержание металла в pуде» альтернатива П1 лучше, чем П5; по критерию «Стоимость рудыальтернатива П5 лучше, чем П1. Таким образом, ни одну из альтернатив исключить нельзя, так как по некоторым критериям лучше одна, а по другим – другая.</w:t>
-      </w:r>
-    </w:p>
-    <w:p>
-      <w:r>
-        <w:t>Сравним альтернативы П1 и П6. По критерию «Содержание металла в pуде» альтернатива П1 лучше, чем П6; по критерию «Стоимость руды» альтернатива П6 лучше, чем П1. Таким образом, ни одну из альтернатив исключить нельзя, так как по некоторым критериям лучше одна, а по другим – другая.</w:t>
-      </w:r>
-    </w:p>
-    <w:p>
-      <w:r>
-        <w:t xml:space="preserve">Аналогично сравниваются остальные альтернативы. </w:t>
-      </w:r>
-    </w:p>
-    <w:p>
-      <w:r>
-        <w:t>При сравнении альтернативы П2 и П4 стало известно, что по критерию «Содержание металла в pуде» альтернатива П2 лучше, чем П4; по критерию «Стоимость руды» альтернативы одинаковы, а по критерию «Надежность поставок» П2 так же лучше, чем П4. Таким образом, можно исключить альтернативу П4, так как у неё нет преимуществ по отношению к П2.</w:t>
+      <w:pPr>
+        <w:rPr>
+          <w:lang w:val="ru-BY"/>
+        </w:rPr>
+      </w:pPr>
+      <w:r>
+        <w:rPr>
+          <w:lang w:val="ru-BY"/>
+        </w:rPr>
+        <w:t>Сравним альтернативы СТ1 и СТ2</w:t>
+      </w:r>
+      <w:r>
+        <w:rPr>
+          <w:lang w:val="ru-BY"/>
+        </w:rPr>
+        <w:t>:</w:t>
+      </w:r>
+    </w:p>
+    <w:p>
+      <w:pPr>
+        <w:rPr>
+          <w:lang w:val="ru-BY"/>
+        </w:rPr>
+      </w:pPr>
+      <w:r>
+        <w:rPr>
+          <w:lang w:val="ru-BY"/>
+        </w:rPr>
+        <w:t xml:space="preserve"> По критерию «Производительность» альтернативы одинаковы; по критерию «Стоимость станка» альтернатива СТ2 лучше, чем СТ1; по критерию «Надежность» альтернатива СТ1 лучше, чем СТ2. Таким образом, ни одну из альтернатив исключить нельзя, так как по некоторым критериям лучше одна, а по другим – другая.</w:t>
+      </w:r>
+    </w:p>
+    <w:p>
+      <w:pPr>
+        <w:rPr>
+          <w:lang w:val="ru-BY"/>
+        </w:rPr>
+      </w:pPr>
+      <w:r>
+        <w:rPr>
+          <w:lang w:val="ru-BY"/>
+        </w:rPr>
+        <w:t>Сравним альтернативы СТ1 и СТ3</w:t>
+      </w:r>
+      <w:r>
+        <w:rPr>
+          <w:lang w:val="ru-BY"/>
+        </w:rPr>
+        <w:t>:</w:t>
+      </w:r>
+    </w:p>
+    <w:p>
+      <w:pPr>
+        <w:rPr>
+          <w:lang w:val="ru-BY"/>
+        </w:rPr>
+      </w:pPr>
+      <w:r>
+        <w:rPr>
+          <w:lang w:val="ru-BY"/>
+        </w:rPr>
+        <w:t xml:space="preserve"> По критерию «Производительность» альтернатива СТ3 лучше, чем СТ1; по критерию «Стоимость станка» альтернатива СТ1 лучше, чем СТ3; по критерию «Надежность» альтернатива СТ3 лучше, чем СТ1. Таким образом, ни одну из альтернатив исключить нельзя, так как по некоторым критериям лучше одна, а по другим – другая.</w:t>
+      </w:r>
+    </w:p>
+    <w:p>
+      <w:pPr>
+        <w:rPr>
+          <w:lang w:val="ru-BY"/>
+        </w:rPr>
+      </w:pPr>
+      <w:r>
+        <w:rPr>
+          <w:lang w:val="ru-BY"/>
+        </w:rPr>
+        <w:t>Сравним альтернативы СТ1 и СТ4</w:t>
+      </w:r>
+      <w:r>
+        <w:rPr>
+          <w:lang w:val="ru-BY"/>
+        </w:rPr>
+        <w:t>:</w:t>
+      </w:r>
+    </w:p>
+    <w:p>
+      <w:pPr>
+        <w:rPr>
+          <w:lang w:val="ru-BY"/>
+        </w:rPr>
+      </w:pPr>
+      <w:r>
+        <w:rPr>
+          <w:lang w:val="ru-BY"/>
+        </w:rPr>
+        <w:t xml:space="preserve"> По критерию «Производительность» альтернатива СТ1 лучше, чем СТ4; по критерию «Стоимость станка» альтернатива СТ4 лучше, чем СТ1; по критерию «Надежность» альтернатива СТ1 лучше, чем СТ4. Таким образом, ни одну из альтернатив исключить нельзя, так как по некоторым критериям лучше одна, а по другим – другая.</w:t>
+      </w:r>
+    </w:p>
+    <w:p>
+      <w:pPr>
+        <w:rPr>
+          <w:lang w:val="ru-BY"/>
+        </w:rPr>
+      </w:pPr>
+      <w:r>
+        <w:rPr>
+          <w:lang w:val="ru-BY"/>
+        </w:rPr>
+        <w:t>Сравним альтернативы СТ1 и СТ5</w:t>
+      </w:r>
+      <w:r>
+        <w:rPr>
+          <w:lang w:val="ru-BY"/>
+        </w:rPr>
+        <w:t>:</w:t>
+      </w:r>
+    </w:p>
+    <w:p>
+      <w:pPr>
+        <w:rPr>
+          <w:lang w:val="ru-BY"/>
+        </w:rPr>
+      </w:pPr>
+      <w:r>
+        <w:rPr>
+          <w:lang w:val="ru-BY"/>
+        </w:rPr>
+        <w:t>По критерию «Производительность» альтернатива СТ1 лучше, чем СТ5; по критерию «Стоимость станка» альтернатива СТ5 лучше, чем СТ1; по критерию «Надёжность» альтернатива СТ1 лучше, чем СТ5. Таким образом, ни одну из альтернатив исключить нельзя, так как по некоторым критериям лучше одна, а по другим – другая.</w:t>
+      </w:r>
+    </w:p>
+    <w:p>
+      <w:r>
+        <w:rPr>
+          <w:lang w:val="ru-BY"/>
+        </w:rPr>
+        <w:t>Сравним альтернативы</w:t>
+      </w:r>
+      <w:r>
+        <w:rPr>
+          <w:lang w:val="ru-BY"/>
+        </w:rPr>
+        <w:t xml:space="preserve"> </w:t>
+      </w:r>
+      <w:r>
+        <w:rPr>
+          <w:lang w:val="ru-BY"/>
+        </w:rPr>
+        <w:t>СТ1 и СТ6</w:t>
+      </w:r>
+      <w:r>
+        <w:t>:</w:t>
+      </w:r>
+    </w:p>
+    <w:p>
+      <w:pPr>
+        <w:rPr>
+          <w:lang w:val="ru-BY"/>
+        </w:rPr>
+      </w:pPr>
+      <w:r>
+        <w:rPr>
+          <w:lang w:val="ru-BY"/>
+        </w:rPr>
+        <w:t>По критерию «Производительность» альтернатива СТ6 лучше, чем СТ1; по критерию «Стоимость станка» альтернатива СТ1 лучше, чем СТ6; по критерию «Надёжность» альтернативы одинаковы. Таким образом, ни одну из альтернатив исключить нельзя, так как по некоторым критериям лучше одна, а по другим – другая.</w:t>
+      </w:r>
+    </w:p>
+    <w:p>
+      <w:pPr>
+        <w:rPr>
+          <w:lang w:val="ru-BY"/>
+        </w:rPr>
+      </w:pPr>
+      <w:r>
+        <w:rPr>
+          <w:lang w:val="ru-BY"/>
+        </w:rPr>
+        <w:t>Аналогично сравниваются остальные альтернативы.</w:t>
+      </w:r>
+    </w:p>
+    <w:p>
+      <w:pPr>
+        <w:rPr>
+          <w:lang w:val="ru-BY"/>
+        </w:rPr>
+      </w:pPr>
+      <w:r>
+        <w:rPr>
+          <w:lang w:val="ru-BY"/>
+        </w:rPr>
+        <w:t xml:space="preserve">При сравнении альтернатив СТ2 и СТ5 установлено, что по критерию «Производительность» альтернатива СТ2 лучше, чем СТ5; по критерию </w:t>
+      </w:r>
+      <w:r>
+        <w:rPr>
+          <w:lang w:val="ru-BY"/>
+        </w:rPr>
+        <w:lastRenderedPageBreak/>
+        <w:t>«Стоимость станка» альтернативы одинаковы, а по критерию «Надёжность» альтернативы также одинаковы. Таким образом, можно исключить альтернативу СТ5, так как у неё нет преимуществ по отношению к СТ2.</w:t>
       </w:r>
     </w:p>
     <w:p>
@@ -1168,7 +1623,6 @@
         </w:rPr>
       </w:pPr>
       <w:r>
-        <w:lastRenderedPageBreak/>
         <w:t>Методика рассчитана на применение в задачах, в которых большинство критериев являются числовыми. Методика может применяться и для решения задач, в которых имеются качественные (выраженные в словесной форме) критерии; в этом случае для перехода к числовым оценкам применяются следующие процедуры:</w:t>
       </w:r>
     </w:p>
@@ -1297,17 +1751,17 @@
         <w:tblLook w:val="04A0" w:firstRow="1" w:lastRow="0" w:firstColumn="1" w:lastColumn="0" w:noHBand="0" w:noVBand="1"/>
       </w:tblPr>
       <w:tblGrid>
-        <w:gridCol w:w="1859"/>
-        <w:gridCol w:w="1793"/>
-        <w:gridCol w:w="1418"/>
-        <w:gridCol w:w="1701"/>
-        <w:gridCol w:w="1417"/>
-        <w:gridCol w:w="1383"/>
+        <w:gridCol w:w="2701"/>
+        <w:gridCol w:w="1526"/>
+        <w:gridCol w:w="1129"/>
+        <w:gridCol w:w="1163"/>
+        <w:gridCol w:w="1526"/>
+        <w:gridCol w:w="1526"/>
       </w:tblGrid>
       <w:tr>
         <w:tc>
           <w:tcPr>
-            <w:tcW w:w="1859" w:type="dxa"/>
+            <w:tcW w:w="2772" w:type="dxa"/>
           </w:tcPr>
           <w:p>
             <w:pPr>
@@ -1317,13 +1771,16 @@
               </w:rPr>
             </w:pPr>
             <w:r>
-              <w:t>Поставщик</w:t>
-            </w:r>
-          </w:p>
-        </w:tc>
-        <w:tc>
-          <w:tcPr>
-            <w:tcW w:w="1793" w:type="dxa"/>
+              <w:rPr>
+                <w:szCs w:val="28"/>
+              </w:rPr>
+              <w:t>Станок</w:t>
+            </w:r>
+          </w:p>
+        </w:tc>
+        <w:tc>
+          <w:tcPr>
+            <w:tcW w:w="1595" w:type="dxa"/>
           </w:tcPr>
           <w:p>
             <w:pPr>
@@ -1334,13 +1791,16 @@
               </w:rPr>
             </w:pPr>
             <w:r>
-              <w:t>П1</w:t>
-            </w:r>
-          </w:p>
-        </w:tc>
-        <w:tc>
-          <w:tcPr>
-            <w:tcW w:w="1418" w:type="dxa"/>
+              <w:rPr>
+                <w:szCs w:val="28"/>
+              </w:rPr>
+              <w:t>СТ1</w:t>
+            </w:r>
+          </w:p>
+        </w:tc>
+        <w:tc>
+          <w:tcPr>
+            <w:tcW w:w="1192" w:type="dxa"/>
           </w:tcPr>
           <w:p>
             <w:pPr>
@@ -1351,13 +1811,16 @@
               </w:rPr>
             </w:pPr>
             <w:r>
-              <w:t>П2</w:t>
-            </w:r>
-          </w:p>
-        </w:tc>
-        <w:tc>
-          <w:tcPr>
-            <w:tcW w:w="1701" w:type="dxa"/>
+              <w:rPr>
+                <w:szCs w:val="28"/>
+              </w:rPr>
+              <w:t>СТ2</w:t>
+            </w:r>
+          </w:p>
+        </w:tc>
+        <w:tc>
+          <w:tcPr>
+            <w:tcW w:w="1262" w:type="dxa"/>
           </w:tcPr>
           <w:p>
             <w:pPr>
@@ -1368,13 +1831,16 @@
               </w:rPr>
             </w:pPr>
             <w:r>
-              <w:t>П3</w:t>
-            </w:r>
-          </w:p>
-        </w:tc>
-        <w:tc>
-          <w:tcPr>
-            <w:tcW w:w="1417" w:type="dxa"/>
+              <w:rPr>
+                <w:szCs w:val="28"/>
+              </w:rPr>
+              <w:t>СТ3</w:t>
+            </w:r>
+          </w:p>
+        </w:tc>
+        <w:tc>
+          <w:tcPr>
+            <w:tcW w:w="1563" w:type="dxa"/>
           </w:tcPr>
           <w:p>
             <w:pPr>
@@ -1385,21 +1851,33 @@
               </w:rPr>
             </w:pPr>
             <w:r>
-              <w:t>П5</w:t>
-            </w:r>
-          </w:p>
-        </w:tc>
-        <w:tc>
-          <w:tcPr>
-            <w:tcW w:w="1383" w:type="dxa"/>
-          </w:tcPr>
-          <w:p>
-            <w:pPr>
-              <w:ind w:firstLine="0"/>
-              <w:jc w:val="center"/>
-            </w:pPr>
-            <w:r>
-              <w:t>П6</w:t>
+              <w:rPr>
+                <w:szCs w:val="28"/>
+              </w:rPr>
+              <w:t>СТ4</w:t>
+            </w:r>
+          </w:p>
+        </w:tc>
+        <w:tc>
+          <w:tcPr>
+            <w:tcW w:w="1187" w:type="dxa"/>
+          </w:tcPr>
+          <w:p>
+            <w:pPr>
+              <w:ind w:firstLine="0"/>
+              <w:jc w:val="center"/>
+            </w:pPr>
+            <w:r>
+              <w:rPr>
+                <w:szCs w:val="28"/>
+              </w:rPr>
+              <w:t>СТ</w:t>
+            </w:r>
+            <w:r>
+              <w:rPr>
+                <w:szCs w:val="28"/>
+              </w:rPr>
+              <w:t>6</w:t>
             </w:r>
           </w:p>
         </w:tc>
@@ -1407,7 +1885,7 @@
       <w:tr>
         <w:tc>
           <w:tcPr>
-            <w:tcW w:w="1859" w:type="dxa"/>
+            <w:tcW w:w="2772" w:type="dxa"/>
           </w:tcPr>
           <w:p>
             <w:pPr>
@@ -1417,13 +1895,17 @@
               </w:rPr>
             </w:pPr>
             <w:r>
-              <w:t>Содержание металла в pуде, %</w:t>
-            </w:r>
-          </w:p>
-        </w:tc>
-        <w:tc>
-          <w:tcPr>
-            <w:tcW w:w="1793" w:type="dxa"/>
+              <w:rPr>
+                <w:color w:val="000000"/>
+                <w:szCs w:val="28"/>
+              </w:rPr>
+              <w:t>Производительность, изделий/ч</w:t>
+            </w:r>
+          </w:p>
+        </w:tc>
+        <w:tc>
+          <w:tcPr>
+            <w:tcW w:w="1595" w:type="dxa"/>
           </w:tcPr>
           <w:p>
             <w:pPr>
@@ -1434,13 +1916,17 @@
               </w:rPr>
             </w:pPr>
             <w:r>
-              <w:t>12</w:t>
-            </w:r>
-          </w:p>
-        </w:tc>
-        <w:tc>
-          <w:tcPr>
-            <w:tcW w:w="1418" w:type="dxa"/>
+              <w:rPr>
+                <w:color w:val="000000"/>
+                <w:szCs w:val="28"/>
+              </w:rPr>
+              <w:t>25</w:t>
+            </w:r>
+          </w:p>
+        </w:tc>
+        <w:tc>
+          <w:tcPr>
+            <w:tcW w:w="1192" w:type="dxa"/>
           </w:tcPr>
           <w:p>
             <w:pPr>
@@ -1451,13 +1937,17 @@
               </w:rPr>
             </w:pPr>
             <w:r>
-              <w:t>9</w:t>
-            </w:r>
-          </w:p>
-        </w:tc>
-        <w:tc>
-          <w:tcPr>
-            <w:tcW w:w="1701" w:type="dxa"/>
+              <w:rPr>
+                <w:color w:val="000000"/>
+                <w:szCs w:val="28"/>
+              </w:rPr>
+              <w:t>25</w:t>
+            </w:r>
+          </w:p>
+        </w:tc>
+        <w:tc>
+          <w:tcPr>
+            <w:tcW w:w="1262" w:type="dxa"/>
           </w:tcPr>
           <w:p>
             <w:pPr>
@@ -1468,38 +1958,50 @@
               </w:rPr>
             </w:pPr>
             <w:r>
+              <w:rPr>
+                <w:color w:val="000000"/>
+                <w:szCs w:val="28"/>
+              </w:rPr>
+              <w:t>30</w:t>
+            </w:r>
+          </w:p>
+        </w:tc>
+        <w:tc>
+          <w:tcPr>
+            <w:tcW w:w="1563" w:type="dxa"/>
+          </w:tcPr>
+          <w:p>
+            <w:pPr>
+              <w:ind w:firstLine="0"/>
+              <w:jc w:val="center"/>
+              <w:rPr>
+                <w:lang w:eastAsia="ru-RU"/>
+              </w:rPr>
+            </w:pPr>
+            <w:r>
+              <w:rPr>
+                <w:color w:val="000000"/>
+                <w:szCs w:val="28"/>
+              </w:rPr>
               <w:t>15</w:t>
             </w:r>
           </w:p>
         </w:tc>
         <w:tc>
           <w:tcPr>
-            <w:tcW w:w="1417" w:type="dxa"/>
-          </w:tcPr>
-          <w:p>
-            <w:pPr>
-              <w:ind w:firstLine="0"/>
-              <w:jc w:val="center"/>
-              <w:rPr>
-                <w:lang w:eastAsia="ru-RU"/>
-              </w:rPr>
-            </w:pPr>
-            <w:r>
-              <w:t>7</w:t>
-            </w:r>
-          </w:p>
-        </w:tc>
-        <w:tc>
-          <w:tcPr>
-            <w:tcW w:w="1383" w:type="dxa"/>
-          </w:tcPr>
-          <w:p>
-            <w:pPr>
-              <w:ind w:firstLine="0"/>
-              <w:jc w:val="center"/>
-            </w:pPr>
-            <w:r>
-              <w:t>10</w:t>
+            <w:tcW w:w="1187" w:type="dxa"/>
+          </w:tcPr>
+          <w:p>
+            <w:pPr>
+              <w:ind w:firstLine="0"/>
+              <w:jc w:val="center"/>
+            </w:pPr>
+            <w:r>
+              <w:rPr>
+                <w:color w:val="000000"/>
+                <w:szCs w:val="28"/>
+              </w:rPr>
+              <w:t>35</w:t>
             </w:r>
           </w:p>
         </w:tc>
@@ -1507,7 +2009,7 @@
       <w:tr>
         <w:tc>
           <w:tcPr>
-            <w:tcW w:w="1859" w:type="dxa"/>
+            <w:tcW w:w="2772" w:type="dxa"/>
           </w:tcPr>
           <w:p>
             <w:pPr>
@@ -1517,13 +2019,33 @@
               </w:rPr>
             </w:pPr>
             <w:r>
-              <w:t>Стоимость руды, ден.ед./т</w:t>
-            </w:r>
-          </w:p>
-        </w:tc>
-        <w:tc>
-          <w:tcPr>
-            <w:tcW w:w="1793" w:type="dxa"/>
+              <w:rPr>
+                <w:color w:val="000000"/>
+                <w:szCs w:val="28"/>
+              </w:rPr>
+              <w:t xml:space="preserve">Стоимость станка, тыс. </w:t>
+            </w:r>
+            <w:proofErr w:type="spellStart"/>
+            <w:r>
+              <w:rPr>
+                <w:color w:val="000000"/>
+                <w:szCs w:val="28"/>
+              </w:rPr>
+              <w:t>ден.ед</w:t>
+            </w:r>
+            <w:proofErr w:type="spellEnd"/>
+            <w:r>
+              <w:rPr>
+                <w:color w:val="000000"/>
+                <w:szCs w:val="28"/>
+              </w:rPr>
+              <w:t>.</w:t>
+            </w:r>
+          </w:p>
+        </w:tc>
+        <w:tc>
+          <w:tcPr>
+            <w:tcW w:w="1595" w:type="dxa"/>
           </w:tcPr>
           <w:p>
             <w:pPr>
@@ -1534,13 +2056,59 @@
               </w:rPr>
             </w:pPr>
             <w:r>
+              <w:rPr>
+                <w:color w:val="000000"/>
+                <w:szCs w:val="28"/>
+              </w:rPr>
+              <w:t>140</w:t>
+            </w:r>
+          </w:p>
+        </w:tc>
+        <w:tc>
+          <w:tcPr>
+            <w:tcW w:w="1192" w:type="dxa"/>
+          </w:tcPr>
+          <w:p>
+            <w:pPr>
+              <w:ind w:firstLine="0"/>
+              <w:jc w:val="center"/>
+              <w:rPr>
+                <w:lang w:eastAsia="ru-RU"/>
+              </w:rPr>
+            </w:pPr>
+            <w:r>
+              <w:rPr>
+                <w:color w:val="000000"/>
+                <w:szCs w:val="28"/>
+              </w:rPr>
+              <w:t>100</w:t>
+            </w:r>
+          </w:p>
+        </w:tc>
+        <w:tc>
+          <w:tcPr>
+            <w:tcW w:w="1262" w:type="dxa"/>
+          </w:tcPr>
+          <w:p>
+            <w:pPr>
+              <w:ind w:firstLine="0"/>
+              <w:jc w:val="center"/>
+              <w:rPr>
+                <w:lang w:eastAsia="ru-RU"/>
+              </w:rPr>
+            </w:pPr>
+            <w:r>
+              <w:rPr>
+                <w:color w:val="000000"/>
+                <w:szCs w:val="28"/>
+              </w:rPr>
               <w:t>200</w:t>
             </w:r>
           </w:p>
         </w:tc>
         <w:tc>
           <w:tcPr>
-            <w:tcW w:w="1418" w:type="dxa"/>
+            <w:tcW w:w="1563" w:type="dxa"/>
           </w:tcPr>
           <w:p>
             <w:pPr>
@@ -1551,55 +2119,29 @@
               </w:rPr>
             </w:pPr>
             <w:r>
-              <w:t>120</w:t>
-            </w:r>
-          </w:p>
-        </w:tc>
-        <w:tc>
-          <w:tcPr>
-            <w:tcW w:w="1701" w:type="dxa"/>
-          </w:tcPr>
-          <w:p>
-            <w:pPr>
-              <w:ind w:firstLine="0"/>
-              <w:jc w:val="center"/>
-              <w:rPr>
-                <w:lang w:eastAsia="ru-RU"/>
-              </w:rPr>
-            </w:pPr>
-            <w:r>
-              <w:t>220</w:t>
-            </w:r>
-          </w:p>
-        </w:tc>
-        <w:tc>
-          <w:tcPr>
-            <w:tcW w:w="1417" w:type="dxa"/>
-          </w:tcPr>
-          <w:p>
-            <w:pPr>
-              <w:ind w:firstLine="0"/>
-              <w:jc w:val="center"/>
-              <w:rPr>
-                <w:lang w:eastAsia="ru-RU"/>
-              </w:rPr>
-            </w:pPr>
-            <w:r>
+              <w:rPr>
+                <w:color w:val="000000"/>
+                <w:szCs w:val="28"/>
+              </w:rPr>
               <w:t>100</w:t>
             </w:r>
           </w:p>
         </w:tc>
         <w:tc>
           <w:tcPr>
-            <w:tcW w:w="1383" w:type="dxa"/>
-          </w:tcPr>
-          <w:p>
-            <w:pPr>
-              <w:ind w:firstLine="0"/>
-              <w:jc w:val="center"/>
-            </w:pPr>
-            <w:r>
-              <w:t>140</w:t>
+            <w:tcW w:w="1187" w:type="dxa"/>
+          </w:tcPr>
+          <w:p>
+            <w:pPr>
+              <w:ind w:firstLine="0"/>
+              <w:jc w:val="center"/>
+            </w:pPr>
+            <w:r>
+              <w:rPr>
+                <w:color w:val="000000"/>
+                <w:szCs w:val="28"/>
+              </w:rPr>
+              <w:t>200</w:t>
             </w:r>
           </w:p>
         </w:tc>
@@ -1610,7 +2152,7 @@
         </w:trPr>
         <w:tc>
           <w:tcPr>
-            <w:tcW w:w="1859" w:type="dxa"/>
+            <w:tcW w:w="2772" w:type="dxa"/>
           </w:tcPr>
           <w:p>
             <w:pPr>
@@ -1620,13 +2162,16 @@
               </w:rPr>
             </w:pPr>
             <w:r>
-              <w:t>Надежность поставок</w:t>
-            </w:r>
-          </w:p>
-        </w:tc>
-        <w:tc>
-          <w:tcPr>
-            <w:tcW w:w="1793" w:type="dxa"/>
+              <w:rPr>
+                <w:szCs w:val="28"/>
+              </w:rPr>
+              <w:t>Надежность</w:t>
+            </w:r>
+          </w:p>
+        </w:tc>
+        <w:tc>
+          <w:tcPr>
+            <w:tcW w:w="1595" w:type="dxa"/>
           </w:tcPr>
           <w:p>
             <w:pPr>
@@ -1637,13 +2182,17 @@
               </w:rPr>
             </w:pPr>
             <w:r>
-              <w:t>Возможны нарушения</w:t>
-            </w:r>
-          </w:p>
-        </w:tc>
-        <w:tc>
-          <w:tcPr>
-            <w:tcW w:w="1418" w:type="dxa"/>
+              <w:rPr>
+                <w:color w:val="000000"/>
+                <w:szCs w:val="28"/>
+              </w:rPr>
+              <w:t>достаточно высокая</w:t>
+            </w:r>
+          </w:p>
+        </w:tc>
+        <w:tc>
+          <w:tcPr>
+            <w:tcW w:w="1192" w:type="dxa"/>
           </w:tcPr>
           <w:p>
             <w:pPr>
@@ -1654,13 +2203,17 @@
               </w:rPr>
             </w:pPr>
             <w:r>
-              <w:t>Высокая</w:t>
-            </w:r>
-          </w:p>
-        </w:tc>
-        <w:tc>
-          <w:tcPr>
-            <w:tcW w:w="1701" w:type="dxa"/>
+              <w:rPr>
+                <w:color w:val="000000"/>
+                <w:szCs w:val="28"/>
+              </w:rPr>
+              <w:t>средняя</w:t>
+            </w:r>
+          </w:p>
+        </w:tc>
+        <w:tc>
+          <w:tcPr>
+            <w:tcW w:w="1262" w:type="dxa"/>
           </w:tcPr>
           <w:p>
             <w:pPr>
@@ -1671,13 +2224,17 @@
               </w:rPr>
             </w:pPr>
             <w:r>
-              <w:t>Очень высокая</w:t>
-            </w:r>
-          </w:p>
-        </w:tc>
-        <w:tc>
-          <w:tcPr>
-            <w:tcW w:w="1417" w:type="dxa"/>
+              <w:rPr>
+                <w:color w:val="000000"/>
+                <w:szCs w:val="28"/>
+              </w:rPr>
+              <w:t>очень высокая</w:t>
+            </w:r>
+          </w:p>
+        </w:tc>
+        <w:tc>
+          <w:tcPr>
+            <w:tcW w:w="1563" w:type="dxa"/>
           </w:tcPr>
           <w:p>
             <w:pPr>
@@ -1688,21 +2245,38 @@
               </w:rPr>
             </w:pPr>
             <w:r>
-              <w:t>Высокая</w:t>
-            </w:r>
-          </w:p>
-        </w:tc>
-        <w:tc>
-          <w:tcPr>
-            <w:tcW w:w="1383" w:type="dxa"/>
-          </w:tcPr>
-          <w:p>
-            <w:pPr>
-              <w:ind w:firstLine="0"/>
-              <w:jc w:val="center"/>
-            </w:pPr>
-            <w:r>
-              <w:t>Высокая</w:t>
+              <w:rPr>
+                <w:color w:val="000000"/>
+                <w:szCs w:val="28"/>
+              </w:rPr>
+              <w:t xml:space="preserve">достаточно высокая (немного </w:t>
+            </w:r>
+            <w:r>
+              <w:rPr>
+                <w:color w:val="000000"/>
+                <w:szCs w:val="28"/>
+              </w:rPr>
+              <w:lastRenderedPageBreak/>
+              <w:t>ниже, чем у СТ1 и СТ6)</w:t>
+            </w:r>
+          </w:p>
+        </w:tc>
+        <w:tc>
+          <w:tcPr>
+            <w:tcW w:w="1187" w:type="dxa"/>
+          </w:tcPr>
+          <w:p>
+            <w:pPr>
+              <w:ind w:firstLine="0"/>
+              <w:jc w:val="center"/>
+            </w:pPr>
+            <w:r>
+              <w:rPr>
+                <w:color w:val="000000"/>
+                <w:szCs w:val="28"/>
+              </w:rPr>
+              <w:lastRenderedPageBreak/>
+              <w:t>достаточно высокая</w:t>
             </w:r>
           </w:p>
         </w:tc>
@@ -1727,6 +2301,7 @@
         </w:rPr>
         <w:t>X</w:t>
       </w:r>
+      <w:proofErr w:type="spellStart"/>
       <w:r>
         <w:rPr>
           <w:i/>
@@ -1736,9 +2311,11 @@
         </w:rPr>
         <w:t>ij</w:t>
       </w:r>
+      <w:proofErr w:type="spellEnd"/>
       <w:r>
         <w:t xml:space="preserve">, </w:t>
       </w:r>
+      <w:proofErr w:type="spellStart"/>
       <w:r>
         <w:rPr>
           <w:i/>
@@ -1747,6 +2324,7 @@
         </w:rPr>
         <w:t>i</w:t>
       </w:r>
+      <w:proofErr w:type="spellEnd"/>
       <w:r>
         <w:t xml:space="preserve"> </w:t>
       </w:r>
@@ -1880,7 +2458,6 @@
         </w:rPr>
       </w:pPr>
       <w:r>
-        <w:lastRenderedPageBreak/>
         <w:t xml:space="preserve">Оценки альтернатив по критериям приводятся к безразмерному виду. Безразмерные оценки альтернатив </w:t>
       </w:r>
       <w:r>
@@ -1890,6 +2467,7 @@
         </w:rPr>
         <w:t>P</w:t>
       </w:r>
+      <w:proofErr w:type="spellStart"/>
       <w:r>
         <w:rPr>
           <w:i/>
@@ -1899,6 +2477,7 @@
         </w:rPr>
         <w:t>ij</w:t>
       </w:r>
+      <w:proofErr w:type="spellEnd"/>
       <w:r>
         <w:t xml:space="preserve">, </w:t>
       </w:r>
@@ -2438,110 +3017,40 @@
       </w:r>
     </w:p>
     <w:p>
+      <w:r>
+        <w:t>Рассмотрим получение безразмерных оценок для данной задачи.</w:t>
+      </w:r>
+    </w:p>
+    <w:p>
+      <w:r>
+        <w:t>Безразмерные оценки по критерию «надежность» назначаются экспертом по шкале Харрингтона.</w:t>
+      </w:r>
+    </w:p>
+    <w:p>
+      <w:r>
+        <w:t xml:space="preserve">Критерий «производительность» подлежит максимизации, а «стоимость станка» — минимизации. Поэтому для первого критерия находится максимальная оценка (в данном примере она равна 35) и на неё делятся все оценки по данному критерию. Например, для СТ1 безразмерная оценка по критерию «производительность» находится следующим образом: 25 / 35 = </w:t>
+      </w:r>
+      <w:r>
+        <w:t>0</w:t>
+      </w:r>
+      <w:r>
+        <w:t>,71. Аналогично находится минимальная оценка второго критерия (в данном примере она равна 100) и делится на все оценки по данному критерию. Например, для СТ1 по критерию «стоимость станка»: 100 / 140 = 0,71.</w:t>
+      </w:r>
+    </w:p>
+    <w:p>
       <w:pPr>
         <w:rPr>
           <w:lang w:eastAsia="ru-RU"/>
         </w:rPr>
       </w:pPr>
       <w:r>
-        <w:t>Рассмотрим получение безразмерных оценок для данной задачи.</w:t>
-      </w:r>
-    </w:p>
-    <w:p>
-      <w:r>
-        <w:t>Безразмерные оценки по критерию «</w:t>
-      </w:r>
-      <w:r>
-        <w:t>надежность поставок</w:t>
-      </w:r>
-      <w:r>
-        <w:t xml:space="preserve">» назначаются </w:t>
-      </w:r>
-      <w:r>
-        <w:t>экспертом по шкале Харрингтона.</w:t>
-      </w:r>
-    </w:p>
-    <w:p>
-      <w:r>
-        <w:t>Критерий «</w:t>
-      </w:r>
-      <w:r>
-        <w:t>с</w:t>
-      </w:r>
-      <w:r>
-        <w:t>одержание металла в pуде</w:t>
-      </w:r>
-      <w:r>
-        <w:t xml:space="preserve">» </w:t>
-      </w:r>
-      <w:r>
-        <w:t xml:space="preserve">подлежит </w:t>
-      </w:r>
-      <w:r>
-        <w:t>максимизации, а «с</w:t>
-      </w:r>
-      <w:r>
-        <w:t>тоимость руды</w:t>
-      </w:r>
-      <w:r>
-        <w:t xml:space="preserve">» подлежит минимизации. </w:t>
-      </w:r>
-      <w:r>
-        <w:t xml:space="preserve">Поэтому для </w:t>
-      </w:r>
-      <w:r>
-        <w:t>первого критерия</w:t>
-      </w:r>
-      <w:r>
-        <w:t xml:space="preserve"> находится </w:t>
-      </w:r>
-      <w:r>
-        <w:t>максимальная</w:t>
-      </w:r>
-      <w:r>
-        <w:t xml:space="preserve"> оценка (в данном примере она равна </w:t>
-      </w:r>
-      <w:r>
-        <w:t xml:space="preserve">15) и на неё делятся </w:t>
-      </w:r>
-      <w:r>
-        <w:t xml:space="preserve">все оценки по данному критерию. Например, для </w:t>
-      </w:r>
-      <w:r>
-        <w:t xml:space="preserve">П1 </w:t>
-      </w:r>
-      <w:r>
-        <w:t>безразмерная оценка по критерию «</w:t>
-      </w:r>
-      <w:r>
-        <w:t>с</w:t>
-      </w:r>
-      <w:r>
-        <w:t>одержание металла в pуде</w:t>
-      </w:r>
-      <w:r>
-        <w:t xml:space="preserve">» находится следующим образом: </w:t>
-      </w:r>
-      <w:r>
-        <w:t>12</w:t>
-      </w:r>
-      <w:r>
-        <w:t xml:space="preserve"> / </w:t>
-      </w:r>
-      <w:r>
-        <w:t xml:space="preserve">15 </w:t>
-      </w:r>
-      <w:r>
-        <w:t>= 0,</w:t>
-      </w:r>
-      <w:r>
-        <w:t>60</w:t>
-      </w:r>
-      <w:r>
-        <w:t>.</w:t>
-      </w:r>
-      <w:r>
-        <w:t xml:space="preserve"> Аналогично находится минимальная оценка второго критерия (в данном примере она равна 100) и делится на все оценки по данному критерию.</w:t>
+        <w:t xml:space="preserve"> Для данной задачи безразмерные оценки приведены в таблице </w:t>
+      </w:r>
+      <w:r>
+        <w:t>3</w:t>
+      </w:r>
+      <w:r>
+        <w:t>.2.</w:t>
       </w:r>
     </w:p>
     <w:p>
@@ -2550,72 +3059,75 @@
           <w:lang w:eastAsia="ru-RU"/>
         </w:rPr>
       </w:pPr>
-      <w:r>
-        <w:t xml:space="preserve"> Для данной задачи безразмерные оценки приведены в таблице </w:t>
-      </w:r>
-      <w:r>
-        <w:t>3</w:t>
-      </w:r>
-      <w:r>
-        <w:t>.2.</w:t>
-      </w:r>
-    </w:p>
-    <w:p>
-      <w:pPr>
+    </w:p>
+    <w:p>
+      <w:pPr>
+        <w:pStyle w:val="a2"/>
         <w:rPr>
           <w:lang w:eastAsia="ru-RU"/>
         </w:rPr>
       </w:pPr>
-    </w:p>
-    <w:p>
-      <w:pPr>
-        <w:pStyle w:val="a2"/>
+      <w:r>
         <w:rPr>
           <w:lang w:eastAsia="ru-RU"/>
         </w:rPr>
-      </w:pPr>
-      <w:r>
-        <w:rPr>
-          <w:lang w:eastAsia="ru-RU"/>
-        </w:rPr>
+        <w:lastRenderedPageBreak/>
         <w:t>Безмерные оценки альтернатив</w:t>
       </w:r>
     </w:p>
     <w:tbl>
       <w:tblPr>
         <w:tblStyle w:val="afb"/>
-        <w:tblW w:w="0" w:type="auto"/>
+        <w:tblW w:w="9571" w:type="dxa"/>
         <w:tblLook w:val="04A0" w:firstRow="1" w:lastRow="0" w:firstColumn="1" w:lastColumn="0" w:noHBand="0" w:noVBand="1"/>
       </w:tblPr>
       <w:tblGrid>
-        <w:gridCol w:w="1996"/>
-        <w:gridCol w:w="1445"/>
-        <w:gridCol w:w="1553"/>
-        <w:gridCol w:w="1403"/>
-        <w:gridCol w:w="1404"/>
-        <w:gridCol w:w="1544"/>
+        <w:gridCol w:w="2772"/>
+        <w:gridCol w:w="1339"/>
+        <w:gridCol w:w="1431"/>
+        <w:gridCol w:w="1302"/>
+        <w:gridCol w:w="1303"/>
+        <w:gridCol w:w="1424"/>
       </w:tblGrid>
       <w:tr>
         <w:tc>
           <w:tcPr>
-            <w:tcW w:w="1996" w:type="dxa"/>
-          </w:tcPr>
-          <w:p>
-            <w:pPr>
-              <w:ind w:firstLine="0"/>
+            <w:tcW w:w="2772" w:type="dxa"/>
+          </w:tcPr>
+          <w:p>
+            <w:pPr>
+              <w:ind w:firstLine="0"/>
+            </w:pPr>
+            <w:r>
+              <w:rPr>
+                <w:szCs w:val="28"/>
+              </w:rPr>
+              <w:t>Станок</w:t>
+            </w:r>
+          </w:p>
+        </w:tc>
+        <w:tc>
+          <w:tcPr>
+            <w:tcW w:w="1339" w:type="dxa"/>
+            <w:vAlign w:val="center"/>
+          </w:tcPr>
+          <w:p>
+            <w:pPr>
+              <w:ind w:firstLine="0"/>
+              <w:jc w:val="center"/>
               <w:rPr>
                 <w:lang w:eastAsia="ru-RU"/>
               </w:rPr>
             </w:pPr>
             <w:r>
-              <w:t>Поставщик</w:t>
-            </w:r>
-          </w:p>
-        </w:tc>
-        <w:tc>
-          <w:tcPr>
-            <w:tcW w:w="1445" w:type="dxa"/>
-            <w:vAlign w:val="bottom"/>
+              <w:t>СТ1</w:t>
+            </w:r>
+          </w:p>
+        </w:tc>
+        <w:tc>
+          <w:tcPr>
+            <w:tcW w:w="1431" w:type="dxa"/>
+            <w:vAlign w:val="center"/>
           </w:tcPr>
           <w:p>
             <w:pPr>
@@ -2626,18 +3138,14 @@
               </w:rPr>
             </w:pPr>
             <w:r>
-              <w:rPr>
-                <w:color w:val="000000"/>
-                <w:szCs w:val="28"/>
-              </w:rPr>
-              <w:t>П1</w:t>
-            </w:r>
-          </w:p>
-        </w:tc>
-        <w:tc>
-          <w:tcPr>
-            <w:tcW w:w="1553" w:type="dxa"/>
-            <w:vAlign w:val="bottom"/>
+              <w:t>СТ2</w:t>
+            </w:r>
+          </w:p>
+        </w:tc>
+        <w:tc>
+          <w:tcPr>
+            <w:tcW w:w="1302" w:type="dxa"/>
+            <w:vAlign w:val="center"/>
           </w:tcPr>
           <w:p>
             <w:pPr>
@@ -2648,18 +3156,14 @@
               </w:rPr>
             </w:pPr>
             <w:r>
-              <w:rPr>
-                <w:color w:val="000000"/>
-                <w:szCs w:val="28"/>
-              </w:rPr>
-              <w:t>П2</w:t>
-            </w:r>
-          </w:p>
-        </w:tc>
-        <w:tc>
-          <w:tcPr>
-            <w:tcW w:w="1403" w:type="dxa"/>
-            <w:vAlign w:val="bottom"/>
+              <w:t>СТ3</w:t>
+            </w:r>
+          </w:p>
+        </w:tc>
+        <w:tc>
+          <w:tcPr>
+            <w:tcW w:w="1303" w:type="dxa"/>
+            <w:vAlign w:val="center"/>
           </w:tcPr>
           <w:p>
             <w:pPr>
@@ -2670,18 +3174,14 @@
               </w:rPr>
             </w:pPr>
             <w:r>
-              <w:rPr>
-                <w:color w:val="000000"/>
-                <w:szCs w:val="28"/>
-              </w:rPr>
-              <w:t>П3</w:t>
-            </w:r>
-          </w:p>
-        </w:tc>
-        <w:tc>
-          <w:tcPr>
-            <w:tcW w:w="1404" w:type="dxa"/>
-            <w:vAlign w:val="bottom"/>
+              <w:t>СТ4</w:t>
+            </w:r>
+          </w:p>
+        </w:tc>
+        <w:tc>
+          <w:tcPr>
+            <w:tcW w:w="1424" w:type="dxa"/>
+            <w:vAlign w:val="center"/>
           </w:tcPr>
           <w:p>
             <w:pPr>
@@ -2692,33 +3192,7 @@
               </w:rPr>
             </w:pPr>
             <w:r>
-              <w:rPr>
-                <w:color w:val="000000"/>
-                <w:szCs w:val="28"/>
-              </w:rPr>
-              <w:t>П5</w:t>
-            </w:r>
-          </w:p>
-        </w:tc>
-        <w:tc>
-          <w:tcPr>
-            <w:tcW w:w="1544" w:type="dxa"/>
-            <w:vAlign w:val="bottom"/>
-          </w:tcPr>
-          <w:p>
-            <w:pPr>
-              <w:ind w:firstLine="0"/>
-              <w:jc w:val="center"/>
-              <w:rPr>
-                <w:lang w:eastAsia="ru-RU"/>
-              </w:rPr>
-            </w:pPr>
-            <w:r>
-              <w:rPr>
-                <w:color w:val="000000"/>
-                <w:szCs w:val="28"/>
-              </w:rPr>
-              <w:t>П6</w:t>
+              <w:t>СТ6</w:t>
             </w:r>
           </w:p>
         </w:tc>
@@ -2726,23 +3200,43 @@
       <w:tr>
         <w:tc>
           <w:tcPr>
-            <w:tcW w:w="1996" w:type="dxa"/>
-          </w:tcPr>
-          <w:p>
-            <w:pPr>
-              <w:ind w:firstLine="0"/>
+            <w:tcW w:w="2772" w:type="dxa"/>
+          </w:tcPr>
+          <w:p>
+            <w:pPr>
+              <w:ind w:firstLine="0"/>
+            </w:pPr>
+            <w:r>
+              <w:rPr>
+                <w:color w:val="000000"/>
+                <w:szCs w:val="28"/>
+              </w:rPr>
+              <w:t>Производительность, изделий/ч</w:t>
+            </w:r>
+          </w:p>
+        </w:tc>
+        <w:tc>
+          <w:tcPr>
+            <w:tcW w:w="1339" w:type="dxa"/>
+            <w:vAlign w:val="center"/>
+          </w:tcPr>
+          <w:p>
+            <w:pPr>
+              <w:ind w:firstLine="0"/>
+              <w:jc w:val="center"/>
               <w:rPr>
                 <w:lang w:eastAsia="ru-RU"/>
               </w:rPr>
             </w:pPr>
             <w:r>
-              <w:t>Содержание металла в pуде, %</w:t>
-            </w:r>
-          </w:p>
-        </w:tc>
-        <w:tc>
-          <w:tcPr>
-            <w:tcW w:w="1445" w:type="dxa"/>
+              <w:t>0,71</w:t>
+            </w:r>
+          </w:p>
+        </w:tc>
+        <w:tc>
+          <w:tcPr>
+            <w:tcW w:w="1431" w:type="dxa"/>
+            <w:vAlign w:val="center"/>
           </w:tcPr>
           <w:p>
             <w:pPr>
@@ -2753,17 +3247,14 @@
               </w:rPr>
             </w:pPr>
             <w:r>
-              <w:rPr>
-                <w:color w:val="000000"/>
-                <w:szCs w:val="28"/>
-              </w:rPr>
-              <w:t>0,60</w:t>
-            </w:r>
-          </w:p>
-        </w:tc>
-        <w:tc>
-          <w:tcPr>
-            <w:tcW w:w="1553" w:type="dxa"/>
+              <w:t>0,71</w:t>
+            </w:r>
+          </w:p>
+        </w:tc>
+        <w:tc>
+          <w:tcPr>
+            <w:tcW w:w="1302" w:type="dxa"/>
+            <w:vAlign w:val="center"/>
           </w:tcPr>
           <w:p>
             <w:pPr>
@@ -2774,17 +3265,14 @@
               </w:rPr>
             </w:pPr>
             <w:r>
-              <w:rPr>
-                <w:color w:val="000000"/>
-                <w:szCs w:val="28"/>
-              </w:rPr>
-              <w:t>0,60</w:t>
-            </w:r>
-          </w:p>
-        </w:tc>
-        <w:tc>
-          <w:tcPr>
-            <w:tcW w:w="1403" w:type="dxa"/>
+              <w:t>0,86</w:t>
+            </w:r>
+          </w:p>
+        </w:tc>
+        <w:tc>
+          <w:tcPr>
+            <w:tcW w:w="1303" w:type="dxa"/>
+            <w:vAlign w:val="center"/>
           </w:tcPr>
           <w:p>
             <w:pPr>
@@ -2795,53 +3283,25 @@
               </w:rPr>
             </w:pPr>
             <w:r>
-              <w:rPr>
-                <w:color w:val="000000"/>
-                <w:szCs w:val="28"/>
-              </w:rPr>
+              <w:t>0,43</w:t>
+            </w:r>
+          </w:p>
+        </w:tc>
+        <w:tc>
+          <w:tcPr>
+            <w:tcW w:w="1424" w:type="dxa"/>
+            <w:vAlign w:val="center"/>
+          </w:tcPr>
+          <w:p>
+            <w:pPr>
+              <w:ind w:firstLine="0"/>
+              <w:jc w:val="center"/>
+              <w:rPr>
+                <w:lang w:eastAsia="ru-RU"/>
+              </w:rPr>
+            </w:pPr>
+            <w:r>
               <w:t>1,00</w:t>
-            </w:r>
-          </w:p>
-        </w:tc>
-        <w:tc>
-          <w:tcPr>
-            <w:tcW w:w="1404" w:type="dxa"/>
-          </w:tcPr>
-          <w:p>
-            <w:pPr>
-              <w:ind w:firstLine="0"/>
-              <w:jc w:val="center"/>
-              <w:rPr>
-                <w:lang w:eastAsia="ru-RU"/>
-              </w:rPr>
-            </w:pPr>
-            <w:r>
-              <w:rPr>
-                <w:color w:val="000000"/>
-                <w:szCs w:val="28"/>
-              </w:rPr>
-              <w:t>0,47</w:t>
-            </w:r>
-          </w:p>
-        </w:tc>
-        <w:tc>
-          <w:tcPr>
-            <w:tcW w:w="1544" w:type="dxa"/>
-          </w:tcPr>
-          <w:p>
-            <w:pPr>
-              <w:ind w:firstLine="0"/>
-              <w:jc w:val="center"/>
-              <w:rPr>
-                <w:lang w:eastAsia="ru-RU"/>
-              </w:rPr>
-            </w:pPr>
-            <w:r>
-              <w:rPr>
-                <w:color w:val="000000"/>
-                <w:szCs w:val="28"/>
-              </w:rPr>
-              <w:t>0,67</w:t>
             </w:r>
           </w:p>
         </w:tc>
@@ -2849,23 +3309,59 @@
       <w:tr>
         <w:tc>
           <w:tcPr>
-            <w:tcW w:w="1996" w:type="dxa"/>
-          </w:tcPr>
-          <w:p>
-            <w:pPr>
-              <w:ind w:firstLine="0"/>
+            <w:tcW w:w="2772" w:type="dxa"/>
+          </w:tcPr>
+          <w:p>
+            <w:pPr>
+              <w:ind w:firstLine="0"/>
+            </w:pPr>
+            <w:r>
+              <w:rPr>
+                <w:color w:val="000000"/>
+                <w:szCs w:val="28"/>
+              </w:rPr>
+              <w:t xml:space="preserve">Стоимость станка, тыс. </w:t>
+            </w:r>
+            <w:proofErr w:type="spellStart"/>
+            <w:r>
+              <w:rPr>
+                <w:color w:val="000000"/>
+                <w:szCs w:val="28"/>
+              </w:rPr>
+              <w:t>ден.ед</w:t>
+            </w:r>
+            <w:proofErr w:type="spellEnd"/>
+            <w:r>
+              <w:rPr>
+                <w:color w:val="000000"/>
+                <w:szCs w:val="28"/>
+              </w:rPr>
+              <w:t>.</w:t>
+            </w:r>
+          </w:p>
+        </w:tc>
+        <w:tc>
+          <w:tcPr>
+            <w:tcW w:w="1339" w:type="dxa"/>
+            <w:vAlign w:val="center"/>
+          </w:tcPr>
+          <w:p>
+            <w:pPr>
+              <w:ind w:firstLine="0"/>
+              <w:jc w:val="center"/>
               <w:rPr>
                 <w:lang w:eastAsia="ru-RU"/>
               </w:rPr>
             </w:pPr>
             <w:r>
-              <w:t>Стоимость руды, ден.ед./т</w:t>
-            </w:r>
-          </w:p>
-        </w:tc>
-        <w:tc>
-          <w:tcPr>
-            <w:tcW w:w="1445" w:type="dxa"/>
+              <w:t>0,71</w:t>
+            </w:r>
+          </w:p>
+        </w:tc>
+        <w:tc>
+          <w:tcPr>
+            <w:tcW w:w="1431" w:type="dxa"/>
+            <w:vAlign w:val="center"/>
           </w:tcPr>
           <w:p>
             <w:pPr>
@@ -2876,17 +3372,32 @@
               </w:rPr>
             </w:pPr>
             <w:r>
-              <w:rPr>
-                <w:color w:val="000000"/>
-                <w:szCs w:val="28"/>
-              </w:rPr>
+              <w:t>1,00</w:t>
+            </w:r>
+          </w:p>
+        </w:tc>
+        <w:tc>
+          <w:tcPr>
+            <w:tcW w:w="1302" w:type="dxa"/>
+            <w:vAlign w:val="center"/>
+          </w:tcPr>
+          <w:p>
+            <w:pPr>
+              <w:ind w:firstLine="0"/>
+              <w:jc w:val="center"/>
+              <w:rPr>
+                <w:lang w:eastAsia="ru-RU"/>
+              </w:rPr>
+            </w:pPr>
+            <w:r>
               <w:t>0,50</w:t>
             </w:r>
           </w:p>
         </w:tc>
         <w:tc>
           <w:tcPr>
-            <w:tcW w:w="1553" w:type="dxa"/>
+            <w:tcW w:w="1303" w:type="dxa"/>
+            <w:vAlign w:val="center"/>
           </w:tcPr>
           <w:p>
             <w:pPr>
@@ -2897,17 +3408,14 @@
               </w:rPr>
             </w:pPr>
             <w:r>
-              <w:rPr>
-                <w:color w:val="000000"/>
-                <w:szCs w:val="28"/>
-              </w:rPr>
-              <w:t>0,83</w:t>
-            </w:r>
-          </w:p>
-        </w:tc>
-        <w:tc>
-          <w:tcPr>
-            <w:tcW w:w="1403" w:type="dxa"/>
+              <w:t>1,00</w:t>
+            </w:r>
+          </w:p>
+        </w:tc>
+        <w:tc>
+          <w:tcPr>
+            <w:tcW w:w="1424" w:type="dxa"/>
+            <w:vAlign w:val="center"/>
           </w:tcPr>
           <w:p>
             <w:pPr>
@@ -2918,53 +3426,7 @@
               </w:rPr>
             </w:pPr>
             <w:r>
-              <w:rPr>
-                <w:color w:val="000000"/>
-                <w:szCs w:val="28"/>
-              </w:rPr>
-              <w:t>0,45</w:t>
-            </w:r>
-          </w:p>
-        </w:tc>
-        <w:tc>
-          <w:tcPr>
-            <w:tcW w:w="1404" w:type="dxa"/>
-          </w:tcPr>
-          <w:p>
-            <w:pPr>
-              <w:ind w:firstLine="0"/>
-              <w:jc w:val="center"/>
-              <w:rPr>
-                <w:lang w:eastAsia="ru-RU"/>
-              </w:rPr>
-            </w:pPr>
-            <w:r>
-              <w:rPr>
-                <w:color w:val="000000"/>
-                <w:szCs w:val="28"/>
-              </w:rPr>
-              <w:t>1,00</w:t>
-            </w:r>
-          </w:p>
-        </w:tc>
-        <w:tc>
-          <w:tcPr>
-            <w:tcW w:w="1544" w:type="dxa"/>
-          </w:tcPr>
-          <w:p>
-            <w:pPr>
-              <w:ind w:firstLine="0"/>
-              <w:jc w:val="center"/>
-              <w:rPr>
-                <w:lang w:eastAsia="ru-RU"/>
-              </w:rPr>
-            </w:pPr>
-            <w:r>
-              <w:rPr>
-                <w:color w:val="000000"/>
-                <w:szCs w:val="28"/>
-              </w:rPr>
-              <w:t>0,71</w:t>
+              <w:t>0,50</w:t>
             </w:r>
           </w:p>
         </w:tc>
@@ -2972,23 +3434,42 @@
       <w:tr>
         <w:tc>
           <w:tcPr>
-            <w:tcW w:w="1996" w:type="dxa"/>
-          </w:tcPr>
-          <w:p>
-            <w:pPr>
-              <w:ind w:firstLine="0"/>
+            <w:tcW w:w="2772" w:type="dxa"/>
+          </w:tcPr>
+          <w:p>
+            <w:pPr>
+              <w:ind w:firstLine="0"/>
+            </w:pPr>
+            <w:r>
+              <w:rPr>
+                <w:szCs w:val="28"/>
+              </w:rPr>
+              <w:t>Надежность</w:t>
+            </w:r>
+          </w:p>
+        </w:tc>
+        <w:tc>
+          <w:tcPr>
+            <w:tcW w:w="1339" w:type="dxa"/>
+            <w:vAlign w:val="center"/>
+          </w:tcPr>
+          <w:p>
+            <w:pPr>
+              <w:ind w:firstLine="0"/>
+              <w:jc w:val="center"/>
               <w:rPr>
                 <w:lang w:eastAsia="ru-RU"/>
               </w:rPr>
             </w:pPr>
             <w:r>
-              <w:t>Надежность поставок</w:t>
-            </w:r>
-          </w:p>
-        </w:tc>
-        <w:tc>
-          <w:tcPr>
-            <w:tcW w:w="1445" w:type="dxa"/>
+              <w:t>0,80</w:t>
+            </w:r>
+          </w:p>
+        </w:tc>
+        <w:tc>
+          <w:tcPr>
+            <w:tcW w:w="1431" w:type="dxa"/>
+            <w:vAlign w:val="center"/>
           </w:tcPr>
           <w:p>
             <w:pPr>
@@ -2999,17 +3480,14 @@
               </w:rPr>
             </w:pPr>
             <w:r>
-              <w:rPr>
-                <w:color w:val="000000"/>
-                <w:szCs w:val="28"/>
-              </w:rPr>
-              <w:t>0,40</w:t>
-            </w:r>
-          </w:p>
-        </w:tc>
-        <w:tc>
-          <w:tcPr>
-            <w:tcW w:w="1553" w:type="dxa"/>
+              <w:t>0,50</w:t>
+            </w:r>
+          </w:p>
+        </w:tc>
+        <w:tc>
+          <w:tcPr>
+            <w:tcW w:w="1302" w:type="dxa"/>
+            <w:vAlign w:val="center"/>
           </w:tcPr>
           <w:p>
             <w:pPr>
@@ -3020,17 +3498,14 @@
               </w:rPr>
             </w:pPr>
             <w:r>
-              <w:rPr>
-                <w:color w:val="000000"/>
-                <w:szCs w:val="28"/>
-              </w:rPr>
-              <w:t>0,80</w:t>
-            </w:r>
-          </w:p>
-        </w:tc>
-        <w:tc>
-          <w:tcPr>
-            <w:tcW w:w="1403" w:type="dxa"/>
+              <w:t>1,00</w:t>
+            </w:r>
+          </w:p>
+        </w:tc>
+        <w:tc>
+          <w:tcPr>
+            <w:tcW w:w="1303" w:type="dxa"/>
+            <w:vAlign w:val="center"/>
           </w:tcPr>
           <w:p>
             <w:pPr>
@@ -3041,17 +3516,14 @@
               </w:rPr>
             </w:pPr>
             <w:r>
-              <w:rPr>
-                <w:color w:val="000000"/>
-                <w:szCs w:val="28"/>
-              </w:rPr>
-              <w:t>1,00</w:t>
-            </w:r>
-          </w:p>
-        </w:tc>
-        <w:tc>
-          <w:tcPr>
-            <w:tcW w:w="1404" w:type="dxa"/>
+              <w:t>0,75</w:t>
+            </w:r>
+          </w:p>
+        </w:tc>
+        <w:tc>
+          <w:tcPr>
+            <w:tcW w:w="1424" w:type="dxa"/>
+            <w:vAlign w:val="center"/>
           </w:tcPr>
           <w:p>
             <w:pPr>
@@ -3062,31 +3534,6 @@
               </w:rPr>
             </w:pPr>
             <w:r>
-              <w:rPr>
-                <w:color w:val="000000"/>
-                <w:szCs w:val="28"/>
-              </w:rPr>
-              <w:t>0,80</w:t>
-            </w:r>
-          </w:p>
-        </w:tc>
-        <w:tc>
-          <w:tcPr>
-            <w:tcW w:w="1544" w:type="dxa"/>
-          </w:tcPr>
-          <w:p>
-            <w:pPr>
-              <w:ind w:firstLine="0"/>
-              <w:jc w:val="center"/>
-              <w:rPr>
-                <w:lang w:eastAsia="ru-RU"/>
-              </w:rPr>
-            </w:pPr>
-            <w:r>
-              <w:rPr>
-                <w:color w:val="000000"/>
-                <w:szCs w:val="28"/>
-              </w:rPr>
               <w:t>0,80</w:t>
             </w:r>
           </w:p>
@@ -3107,7 +3554,6 @@
         </w:rPr>
       </w:pPr>
       <w:r>
-        <w:lastRenderedPageBreak/>
         <w:t>В результате перехода к безразмерным оценкам устранены различия исходных оценок, затруднявшие сравнение альтернатив. Безразмерные величины не измеряются в каких-либо единицах, поэтому их можно сравнивать друг с другом, складывать и т.д. Безразмерные оценки не различаются по диапазону значений: все они имеют значения в пределах от 0 до 1. Они не различаются также по направленности: чем больше безразмерная оценка, тем лучше (по любому критерию), и лучшее значение равно 1.</w:t>
       </w:r>
     </w:p>
@@ -3300,11 +3746,14 @@
     <w:p>
       <w:pPr>
         <w:rPr>
-          <w:lang w:eastAsia="ru-RU"/>
-        </w:rPr>
-      </w:pPr>
-      <w:r>
-        <w:t>Например, для М1 эта оценка равна 0,37; она находится как минимальная из 1, 0,37 и 0,8.</w:t>
+          <w:lang w:val="ru-BY"/>
+        </w:rPr>
+      </w:pPr>
+      <w:r>
+        <w:rPr>
+          <w:lang w:val="ru-BY"/>
+        </w:rPr>
+        <w:t>Например, для СТ1 эта оценка равна 0,71; она находится как минимальная из 0,71, 0,71 и 0,80.</w:t>
       </w:r>
     </w:p>
     <w:p>
@@ -3396,7 +3845,14 @@
                 <w:color w:val="000000"/>
                 <w:szCs w:val="28"/>
               </w:rPr>
-              <w:t>П1</w:t>
+              <w:t>СТ</w:t>
+            </w:r>
+            <w:r>
+              <w:rPr>
+                <w:color w:val="000000"/>
+                <w:szCs w:val="28"/>
+              </w:rPr>
+              <w:t>1</w:t>
             </w:r>
           </w:p>
         </w:tc>
@@ -3418,7 +3874,14 @@
                 <w:color w:val="000000"/>
                 <w:szCs w:val="28"/>
               </w:rPr>
-              <w:t>П2</w:t>
+              <w:t>СТ</w:t>
+            </w:r>
+            <w:r>
+              <w:rPr>
+                <w:color w:val="000000"/>
+                <w:szCs w:val="28"/>
+              </w:rPr>
+              <w:t>2</w:t>
             </w:r>
           </w:p>
         </w:tc>
@@ -3440,7 +3903,14 @@
                 <w:color w:val="000000"/>
                 <w:szCs w:val="28"/>
               </w:rPr>
-              <w:t>П3</w:t>
+              <w:t>СТ</w:t>
+            </w:r>
+            <w:r>
+              <w:rPr>
+                <w:color w:val="000000"/>
+                <w:szCs w:val="28"/>
+              </w:rPr>
+              <w:t>3</w:t>
             </w:r>
           </w:p>
         </w:tc>
@@ -3459,10 +3929,9 @@
             </w:pPr>
             <w:r>
               <w:rPr>
-                <w:color w:val="000000"/>
-                <w:szCs w:val="28"/>
-              </w:rPr>
-              <w:t>П5</w:t>
+                <w:lang w:eastAsia="ru-RU"/>
+              </w:rPr>
+              <w:t>СТ4</w:t>
             </w:r>
           </w:p>
         </w:tc>
@@ -3484,7 +3953,14 @@
                 <w:color w:val="000000"/>
                 <w:szCs w:val="28"/>
               </w:rPr>
-              <w:t>П6</w:t>
+              <w:t>СТ</w:t>
+            </w:r>
+            <w:r>
+              <w:rPr>
+                <w:color w:val="000000"/>
+                <w:szCs w:val="28"/>
+              </w:rPr>
+              <w:t>6</w:t>
             </w:r>
           </w:p>
         </w:tc>
@@ -3551,7 +4027,14 @@
                 <w:color w:val="000000"/>
                 <w:szCs w:val="28"/>
               </w:rPr>
-              <w:t>0,40</w:t>
+              <w:t>0,</w:t>
+            </w:r>
+            <w:r>
+              <w:rPr>
+                <w:color w:val="000000"/>
+                <w:szCs w:val="28"/>
+              </w:rPr>
+              <w:t>71</w:t>
             </w:r>
           </w:p>
         </w:tc>
@@ -3572,7 +4055,14 @@
                 <w:color w:val="000000"/>
                 <w:szCs w:val="28"/>
               </w:rPr>
-              <w:t>0,60</w:t>
+              <w:t>0,</w:t>
+            </w:r>
+            <w:r>
+              <w:rPr>
+                <w:color w:val="000000"/>
+                <w:szCs w:val="28"/>
+              </w:rPr>
+              <w:t>50</w:t>
             </w:r>
           </w:p>
         </w:tc>
@@ -3593,7 +4083,14 @@
                 <w:color w:val="000000"/>
                 <w:szCs w:val="28"/>
               </w:rPr>
-              <w:t>0,45</w:t>
+              <w:t>0,</w:t>
+            </w:r>
+            <w:r>
+              <w:rPr>
+                <w:color w:val="000000"/>
+                <w:szCs w:val="28"/>
+              </w:rPr>
+              <w:t>50</w:t>
             </w:r>
           </w:p>
         </w:tc>
@@ -3614,7 +4111,14 @@
                 <w:color w:val="000000"/>
                 <w:szCs w:val="28"/>
               </w:rPr>
-              <w:t>0,47</w:t>
+              <w:t>0,4</w:t>
+            </w:r>
+            <w:r>
+              <w:rPr>
+                <w:color w:val="000000"/>
+                <w:szCs w:val="28"/>
+              </w:rPr>
+              <w:t>3</w:t>
             </w:r>
           </w:p>
         </w:tc>
@@ -3635,7 +4139,14 @@
                 <w:color w:val="000000"/>
                 <w:szCs w:val="28"/>
               </w:rPr>
-              <w:t>0,67</w:t>
+              <w:t>0,</w:t>
+            </w:r>
+            <w:r>
+              <w:rPr>
+                <w:color w:val="000000"/>
+                <w:szCs w:val="28"/>
+              </w:rPr>
+              <w:t>50</w:t>
             </w:r>
           </w:p>
         </w:tc>
@@ -3716,13 +4227,11 @@
     <w:p>
       <w:pPr>
         <w:pStyle w:val="a0"/>
-        <w:rPr>
-          <w:lang w:eastAsia="ru-RU"/>
-        </w:rPr>
       </w:pPr>
       <w:r>
         <w:t xml:space="preserve">Выбирается множество альтернатив, для которых </w:t>
       </w:r>
+      <w:proofErr w:type="gramStart"/>
       <w:r>
         <w:rPr>
           <w:i/>
@@ -3740,7 +4249,11 @@
         <w:t>j</w:t>
       </w:r>
       <w:r>
-        <w:t xml:space="preserve"> &gt; </w:t>
+        <w:t xml:space="preserve"> &gt;</w:t>
+      </w:r>
+      <w:proofErr w:type="gramEnd"/>
+      <w:r>
+        <w:t xml:space="preserve"> </w:t>
       </w:r>
       <w:r>
         <w:rPr>
@@ -3762,97 +4275,535 @@
       </w:r>
     </w:p>
     <w:p>
+      <w:r>
+        <w:t>В данной задаче отбираются альтернативы СТ1, СТ2, СТ3, СТ6. Окончательный выбор производится на основе одного из методов, рассматриваемых ниже.</w:t>
+      </w:r>
+    </w:p>
+    <w:p>
       <w:pPr>
         <w:rPr>
           <w:lang w:eastAsia="ru-RU"/>
         </w:rPr>
       </w:pPr>
-      <w:r>
-        <w:t xml:space="preserve">В данной задаче отбираются альтернативы </w:t>
-      </w:r>
-      <w:r>
-        <w:t>П2, П5</w:t>
-      </w:r>
-      <w:r>
-        <w:t xml:space="preserve">, </w:t>
-      </w:r>
-      <w:r>
-        <w:t>П6</w:t>
-      </w:r>
-      <w:r>
-        <w:t>. Окончательный выбор производится на основе одного из методов, рассматриваемых ниже.</w:t>
-      </w:r>
-    </w:p>
-    <w:p>
-      <w:pPr>
+    </w:p>
+    <w:p>
+      <w:pPr>
+        <w:pStyle w:val="a"/>
         <w:rPr>
           <w:lang w:eastAsia="ru-RU"/>
         </w:rPr>
       </w:pPr>
-    </w:p>
-    <w:p>
-      <w:pPr>
-        <w:pStyle w:val="a"/>
+      <w:r>
         <w:rPr>
           <w:lang w:eastAsia="ru-RU"/>
         </w:rPr>
-      </w:pPr>
+        <w:t>Метод</w:t>
+      </w:r>
       <w:r>
         <w:rPr>
           <w:lang w:eastAsia="ru-RU"/>
         </w:rPr>
-        <w:t>Метод</w:t>
-      </w:r>
-      <w:r>
+        <w:t>ика скаляризации векторных оценок</w:t>
+      </w:r>
+    </w:p>
+    <w:p>
+      <w:pPr>
         <w:rPr>
           <w:lang w:eastAsia="ru-RU"/>
         </w:rPr>
-        <w:t>ика скаляризации векторных оценок</w:t>
-      </w:r>
-    </w:p>
-    <w:p>
-      <w:pPr>
+      </w:pPr>
+    </w:p>
+    <w:p>
+      <w:r>
+        <w:t>Методика предназначена для выбора рациональной альтернативы из множества альтернатив, оцениваемых по нескольким критериям.</w:t>
+      </w:r>
+    </w:p>
+    <w:p>
+      <w:r>
+        <w:t>Как и методика экспресс-анализа альтернатив, данная методика рассчитана на решение задач, в которых решение принимается на основе числовых критериев (или может быть выполнен переход к таким критериям).</w:t>
+      </w:r>
+    </w:p>
+    <w:p>
+      <w:r>
+        <w:t>Основное преимущество этой методики – минимальный объем информации, которую требуется получить от ЛПР или эксперта для выбора решения, что позволяет практически полностью автоматизировать решение задачи. В то же время недостаточный учет субъективных суждений ЛПР является недостатком этой методики.</w:t>
+      </w:r>
+    </w:p>
+    <w:p>
+      <w:r>
+        <w:t>Методика основана на вычислении обобщенной оценки каждой альтернативы (с учетом оценок по всем критериям) и сопоставлении этих оценок.</w:t>
+      </w:r>
+    </w:p>
+    <w:p>
+      <w:r>
+        <w:t>В таблице 4.1 приведены оценки альтернатив, отобранных на основе выбора множества Парето и методики экспресс-анализа альтернатив.</w:t>
+      </w:r>
+    </w:p>
+    <w:p/>
+    <w:p>
+      <w:pPr>
+        <w:pStyle w:val="a2"/>
+      </w:pPr>
+      <w:r>
+        <w:t>Исходные данные</w:t>
+      </w:r>
+    </w:p>
+    <w:tbl>
+      <w:tblPr>
+        <w:tblStyle w:val="afb"/>
+        <w:tblW w:w="9039" w:type="dxa"/>
+        <w:tblLayout w:type="fixed"/>
+        <w:tblLook w:val="04A0" w:firstRow="1" w:lastRow="0" w:firstColumn="1" w:lastColumn="0" w:noHBand="0" w:noVBand="1"/>
+      </w:tblPr>
+      <w:tblGrid>
+        <w:gridCol w:w="2772"/>
+        <w:gridCol w:w="1589"/>
+        <w:gridCol w:w="1159"/>
+        <w:gridCol w:w="1374"/>
+        <w:gridCol w:w="2145"/>
+      </w:tblGrid>
+      <w:tr>
+        <w:tc>
+          <w:tcPr>
+            <w:tcW w:w="2772" w:type="dxa"/>
+          </w:tcPr>
+          <w:p>
+            <w:pPr>
+              <w:ind w:firstLine="0"/>
+            </w:pPr>
+            <w:r>
+              <w:rPr>
+                <w:szCs w:val="28"/>
+              </w:rPr>
+              <w:t>Станок</w:t>
+            </w:r>
+          </w:p>
+        </w:tc>
+        <w:tc>
+          <w:tcPr>
+            <w:tcW w:w="1589" w:type="dxa"/>
+            <w:vAlign w:val="center"/>
+          </w:tcPr>
+          <w:p>
+            <w:pPr>
+              <w:ind w:firstLine="0"/>
+              <w:jc w:val="center"/>
+              <w:rPr>
+                <w:lang w:eastAsia="ru-RU"/>
+              </w:rPr>
+            </w:pPr>
+            <w:r>
+              <w:t>СТ1</w:t>
+            </w:r>
+          </w:p>
+        </w:tc>
+        <w:tc>
+          <w:tcPr>
+            <w:tcW w:w="1159" w:type="dxa"/>
+            <w:vAlign w:val="center"/>
+          </w:tcPr>
+          <w:p>
+            <w:pPr>
+              <w:ind w:firstLine="0"/>
+              <w:jc w:val="center"/>
+              <w:rPr>
+                <w:lang w:eastAsia="ru-RU"/>
+              </w:rPr>
+            </w:pPr>
+            <w:r>
+              <w:t>СТ2</w:t>
+            </w:r>
+          </w:p>
+        </w:tc>
+        <w:tc>
+          <w:tcPr>
+            <w:tcW w:w="1374" w:type="dxa"/>
+            <w:vAlign w:val="center"/>
+          </w:tcPr>
+          <w:p>
+            <w:pPr>
+              <w:ind w:firstLine="0"/>
+              <w:jc w:val="center"/>
+              <w:rPr>
+                <w:lang w:eastAsia="ru-RU"/>
+              </w:rPr>
+            </w:pPr>
+            <w:r>
+              <w:t>СТ3</w:t>
+            </w:r>
+          </w:p>
+        </w:tc>
+        <w:tc>
+          <w:tcPr>
+            <w:tcW w:w="2145" w:type="dxa"/>
+            <w:vAlign w:val="center"/>
+          </w:tcPr>
+          <w:p>
+            <w:pPr>
+              <w:ind w:firstLine="0"/>
+              <w:jc w:val="center"/>
+              <w:rPr>
+                <w:lang w:eastAsia="ru-RU"/>
+              </w:rPr>
+            </w:pPr>
+            <w:r>
+              <w:t>СТ6</w:t>
+            </w:r>
+          </w:p>
+        </w:tc>
+      </w:tr>
+      <w:tr>
+        <w:tc>
+          <w:tcPr>
+            <w:tcW w:w="2772" w:type="dxa"/>
+          </w:tcPr>
+          <w:p>
+            <w:pPr>
+              <w:ind w:firstLine="0"/>
+            </w:pPr>
+            <w:r>
+              <w:rPr>
+                <w:color w:val="000000"/>
+                <w:szCs w:val="28"/>
+              </w:rPr>
+              <w:t>Производительность, изделий/ч</w:t>
+            </w:r>
+          </w:p>
+        </w:tc>
+        <w:tc>
+          <w:tcPr>
+            <w:tcW w:w="1589" w:type="dxa"/>
+            <w:vAlign w:val="center"/>
+          </w:tcPr>
+          <w:p>
+            <w:pPr>
+              <w:ind w:firstLine="0"/>
+              <w:jc w:val="center"/>
+              <w:rPr>
+                <w:lang w:eastAsia="ru-RU"/>
+              </w:rPr>
+            </w:pPr>
+            <w:r>
+              <w:rPr>
+                <w:lang w:eastAsia="ru-RU"/>
+              </w:rPr>
+              <w:t>25</w:t>
+            </w:r>
+          </w:p>
+        </w:tc>
+        <w:tc>
+          <w:tcPr>
+            <w:tcW w:w="1159" w:type="dxa"/>
+            <w:vAlign w:val="center"/>
+          </w:tcPr>
+          <w:p>
+            <w:pPr>
+              <w:ind w:firstLine="0"/>
+              <w:jc w:val="center"/>
+              <w:rPr>
+                <w:lang w:eastAsia="ru-RU"/>
+              </w:rPr>
+            </w:pPr>
+            <w:r>
+              <w:rPr>
+                <w:lang w:eastAsia="ru-RU"/>
+              </w:rPr>
+              <w:t>25</w:t>
+            </w:r>
+          </w:p>
+        </w:tc>
+        <w:tc>
+          <w:tcPr>
+            <w:tcW w:w="1374" w:type="dxa"/>
+            <w:vAlign w:val="center"/>
+          </w:tcPr>
+          <w:p>
+            <w:pPr>
+              <w:ind w:firstLine="0"/>
+              <w:jc w:val="center"/>
+              <w:rPr>
+                <w:lang w:eastAsia="ru-RU"/>
+              </w:rPr>
+            </w:pPr>
+            <w:r>
+              <w:rPr>
+                <w:lang w:eastAsia="ru-RU"/>
+              </w:rPr>
+              <w:t>30</w:t>
+            </w:r>
+          </w:p>
+        </w:tc>
+        <w:tc>
+          <w:tcPr>
+            <w:tcW w:w="2145" w:type="dxa"/>
+            <w:vAlign w:val="center"/>
+          </w:tcPr>
+          <w:p>
+            <w:pPr>
+              <w:ind w:firstLine="0"/>
+              <w:jc w:val="center"/>
+              <w:rPr>
+                <w:lang w:eastAsia="ru-RU"/>
+              </w:rPr>
+            </w:pPr>
+            <w:r>
+              <w:rPr>
+                <w:lang w:eastAsia="ru-RU"/>
+              </w:rPr>
+              <w:t>35</w:t>
+            </w:r>
+          </w:p>
+        </w:tc>
+      </w:tr>
+      <w:tr>
+        <w:tc>
+          <w:tcPr>
+            <w:tcW w:w="2772" w:type="dxa"/>
+          </w:tcPr>
+          <w:p>
+            <w:pPr>
+              <w:ind w:firstLine="0"/>
+            </w:pPr>
+            <w:r>
+              <w:rPr>
+                <w:color w:val="000000"/>
+                <w:szCs w:val="28"/>
+              </w:rPr>
+              <w:t xml:space="preserve">Стоимость станка, тыс. </w:t>
+            </w:r>
+            <w:proofErr w:type="spellStart"/>
+            <w:r>
+              <w:rPr>
+                <w:color w:val="000000"/>
+                <w:szCs w:val="28"/>
+              </w:rPr>
+              <w:t>ден.ед</w:t>
+            </w:r>
+            <w:proofErr w:type="spellEnd"/>
+            <w:r>
+              <w:rPr>
+                <w:color w:val="000000"/>
+                <w:szCs w:val="28"/>
+              </w:rPr>
+              <w:t>.</w:t>
+            </w:r>
+          </w:p>
+        </w:tc>
+        <w:tc>
+          <w:tcPr>
+            <w:tcW w:w="1589" w:type="dxa"/>
+            <w:vAlign w:val="center"/>
+          </w:tcPr>
+          <w:p>
+            <w:pPr>
+              <w:ind w:firstLine="0"/>
+              <w:jc w:val="center"/>
+              <w:rPr>
+                <w:lang w:eastAsia="ru-RU"/>
+              </w:rPr>
+            </w:pPr>
+            <w:r>
+              <w:rPr>
+                <w:lang w:eastAsia="ru-RU"/>
+              </w:rPr>
+              <w:t>140</w:t>
+            </w:r>
+          </w:p>
+        </w:tc>
+        <w:tc>
+          <w:tcPr>
+            <w:tcW w:w="1159" w:type="dxa"/>
+            <w:vAlign w:val="center"/>
+          </w:tcPr>
+          <w:p>
+            <w:pPr>
+              <w:ind w:firstLine="0"/>
+              <w:jc w:val="center"/>
+              <w:rPr>
+                <w:lang w:eastAsia="ru-RU"/>
+              </w:rPr>
+            </w:pPr>
+            <w:r>
+              <w:rPr>
+                <w:lang w:eastAsia="ru-RU"/>
+              </w:rPr>
+              <w:t>100</w:t>
+            </w:r>
+          </w:p>
+        </w:tc>
+        <w:tc>
+          <w:tcPr>
+            <w:tcW w:w="1374" w:type="dxa"/>
+            <w:vAlign w:val="center"/>
+          </w:tcPr>
+          <w:p>
+            <w:pPr>
+              <w:ind w:firstLine="0"/>
+              <w:jc w:val="center"/>
+              <w:rPr>
+                <w:lang w:eastAsia="ru-RU"/>
+              </w:rPr>
+            </w:pPr>
+            <w:r>
+              <w:rPr>
+                <w:lang w:eastAsia="ru-RU"/>
+              </w:rPr>
+              <w:t>200</w:t>
+            </w:r>
+          </w:p>
+        </w:tc>
+        <w:tc>
+          <w:tcPr>
+            <w:tcW w:w="2145" w:type="dxa"/>
+            <w:vAlign w:val="center"/>
+          </w:tcPr>
+          <w:p>
+            <w:pPr>
+              <w:ind w:firstLine="0"/>
+              <w:jc w:val="center"/>
+              <w:rPr>
+                <w:lang w:eastAsia="ru-RU"/>
+              </w:rPr>
+            </w:pPr>
+            <w:r>
+              <w:rPr>
+                <w:lang w:eastAsia="ru-RU"/>
+              </w:rPr>
+              <w:t>200</w:t>
+            </w:r>
+          </w:p>
+        </w:tc>
+      </w:tr>
+      <w:tr>
+        <w:tc>
+          <w:tcPr>
+            <w:tcW w:w="2772" w:type="dxa"/>
+          </w:tcPr>
+          <w:p>
+            <w:pPr>
+              <w:ind w:firstLine="0"/>
+            </w:pPr>
+            <w:r>
+              <w:rPr>
+                <w:szCs w:val="28"/>
+              </w:rPr>
+              <w:t>Надежность</w:t>
+            </w:r>
+          </w:p>
+        </w:tc>
+        <w:tc>
+          <w:tcPr>
+            <w:tcW w:w="1589" w:type="dxa"/>
+            <w:vAlign w:val="center"/>
+          </w:tcPr>
+          <w:p>
+            <w:pPr>
+              <w:ind w:firstLine="0"/>
+              <w:jc w:val="center"/>
+              <w:rPr>
+                <w:lang w:val="ru-BY" w:eastAsia="ru-RU"/>
+              </w:rPr>
+            </w:pPr>
+            <w:r>
+              <w:rPr>
+                <w:lang w:val="ru-BY" w:eastAsia="ru-RU"/>
+              </w:rPr>
+              <w:t xml:space="preserve">достаточно высокая </w:t>
+            </w:r>
+          </w:p>
+        </w:tc>
+        <w:tc>
+          <w:tcPr>
+            <w:tcW w:w="1159" w:type="dxa"/>
+            <w:vAlign w:val="center"/>
+          </w:tcPr>
+          <w:p>
+            <w:pPr>
+              <w:ind w:firstLine="0"/>
+              <w:jc w:val="center"/>
+              <w:rPr>
+                <w:lang w:eastAsia="ru-RU"/>
+              </w:rPr>
+            </w:pPr>
+            <w:r>
+              <w:t>средняя</w:t>
+            </w:r>
+          </w:p>
+        </w:tc>
+        <w:tc>
+          <w:tcPr>
+            <w:tcW w:w="1374" w:type="dxa"/>
+            <w:vAlign w:val="center"/>
+          </w:tcPr>
+          <w:p>
+            <w:pPr>
+              <w:ind w:firstLine="0"/>
+              <w:jc w:val="center"/>
+              <w:rPr>
+                <w:lang w:eastAsia="ru-RU"/>
+              </w:rPr>
+            </w:pPr>
+            <w:r>
+              <w:rPr>
+                <w:lang w:eastAsia="ru-RU"/>
+              </w:rPr>
+              <w:t>очень высокая</w:t>
+            </w:r>
+          </w:p>
+        </w:tc>
+        <w:tc>
+          <w:tcPr>
+            <w:tcW w:w="2145" w:type="dxa"/>
+            <w:vAlign w:val="center"/>
+          </w:tcPr>
+          <w:p>
+            <w:pPr>
+              <w:ind w:firstLine="0"/>
+              <w:jc w:val="center"/>
+              <w:rPr>
+                <w:lang w:eastAsia="ru-RU"/>
+              </w:rPr>
+            </w:pPr>
+            <w:r>
+              <w:rPr>
+                <w:lang w:val="ru-BY" w:eastAsia="ru-RU"/>
+              </w:rPr>
+              <w:t xml:space="preserve">достаточно высокая </w:t>
+            </w:r>
+          </w:p>
+        </w:tc>
+      </w:tr>
+    </w:tbl>
+    <w:p/>
+    <w:p>
+      <w:r>
+        <w:t>Методика реализуется в следующем порядке.</w:t>
+      </w:r>
+    </w:p>
+    <w:p>
+      <w:pPr>
+        <w:pStyle w:val="a0"/>
+        <w:numPr>
+          <w:ilvl w:val="1"/>
+          <w:numId w:val="18"/>
+        </w:numPr>
+      </w:pPr>
+      <w:r>
+        <w:t>Оценки альтернатив приводятся к безразмерному виду, как и в методике экспресс-анализа альтернатив. Безразмерные оценки альтернатив для данной задачи приведены в таблице 4.2.</w:t>
+      </w:r>
+    </w:p>
+    <w:p/>
+    <w:p>
+      <w:pPr>
+        <w:pStyle w:val="a2"/>
         <w:rPr>
           <w:lang w:eastAsia="ru-RU"/>
         </w:rPr>
       </w:pPr>
-    </w:p>
-    <w:p>
-      <w:r>
-        <w:t>Методика предназначена для выбора рациональной альтернативы из множества альтернатив, оцениваемых по нескольким критериям.</w:t>
-      </w:r>
-    </w:p>
-    <w:p>
-      <w:r>
-        <w:t>Как и методика экспресс-анализа альтернатив, данная методика рассчитана на решение задач, в которых решение принимается на основе числовых критериев (или может быть выполнен переход к таким критериям).</w:t>
-      </w:r>
-    </w:p>
-    <w:p>
-      <w:r>
-        <w:t xml:space="preserve">Основное преимущество этой методики – минимальный объем информации, которую требуется получить от ЛПР или эксперта для выбора решения, что позволяет практически полностью автоматизировать решение </w:t>
-      </w:r>
-      <w:r>
-        <w:lastRenderedPageBreak/>
-        <w:t>задачи. В то же время недостаточный учет субъективных суждений ЛПР является недостатком этой методики.</w:t>
-      </w:r>
-    </w:p>
-    <w:p>
-      <w:r>
-        <w:t>Методика основана на вычислении обобщенной оценки каждой альтернативы (с учетом оценок по всем критериям) и сопоставлении этих оценок.</w:t>
-      </w:r>
-    </w:p>
-    <w:p>
-      <w:r>
-        <w:t>В таблице 4.1 приведены оценки альтернатив, отобранных на основе выбора множества Парето и методики экспресс-анализа альтернатив.</w:t>
-      </w:r>
-    </w:p>
-    <w:p/>
-    <w:p>
-      <w:pPr>
-        <w:pStyle w:val="a2"/>
-      </w:pPr>
-      <w:r>
-        <w:t>Исходные данные</w:t>
+      <w:r>
+        <w:rPr>
+          <w:lang w:eastAsia="ru-RU"/>
+        </w:rPr>
+        <w:t>Безмерные оценки альтернатив</w:t>
       </w:r>
     </w:p>
     <w:tbl>
@@ -3862,79 +4813,86 @@
         <w:tblLook w:val="04A0" w:firstRow="1" w:lastRow="0" w:firstColumn="1" w:lastColumn="0" w:noHBand="0" w:noVBand="1"/>
       </w:tblPr>
       <w:tblGrid>
-        <w:gridCol w:w="3539"/>
-        <w:gridCol w:w="1935"/>
-        <w:gridCol w:w="1935"/>
-        <w:gridCol w:w="1936"/>
+        <w:gridCol w:w="3095"/>
+        <w:gridCol w:w="1643"/>
+        <w:gridCol w:w="1634"/>
+        <w:gridCol w:w="1636"/>
+        <w:gridCol w:w="1563"/>
       </w:tblGrid>
       <w:tr>
         <w:tc>
           <w:tcPr>
-            <w:tcW w:w="3539" w:type="dxa"/>
-          </w:tcPr>
-          <w:p>
-            <w:pPr>
-              <w:ind w:firstLine="0"/>
-            </w:pPr>
-            <w:r>
-              <w:t>Поставщик</w:t>
-            </w:r>
-          </w:p>
-        </w:tc>
-        <w:tc>
-          <w:tcPr>
-            <w:tcW w:w="1935" w:type="dxa"/>
-            <w:vAlign w:val="bottom"/>
-          </w:tcPr>
-          <w:p>
-            <w:pPr>
-              <w:ind w:firstLine="0"/>
-              <w:jc w:val="center"/>
-            </w:pPr>
-            <w:r>
-              <w:rPr>
-                <w:color w:val="000000"/>
-                <w:szCs w:val="28"/>
-              </w:rPr>
-              <w:t>П2</w:t>
-            </w:r>
-          </w:p>
-        </w:tc>
-        <w:tc>
-          <w:tcPr>
-            <w:tcW w:w="1935" w:type="dxa"/>
-            <w:vAlign w:val="bottom"/>
-          </w:tcPr>
-          <w:p>
-            <w:pPr>
-              <w:ind w:firstLine="0"/>
-              <w:jc w:val="center"/>
-            </w:pPr>
-            <w:r>
-              <w:rPr>
-                <w:color w:val="000000"/>
-                <w:szCs w:val="28"/>
-              </w:rPr>
-              <w:t>П5</w:t>
-            </w:r>
-          </w:p>
-        </w:tc>
-        <w:tc>
-          <w:tcPr>
-            <w:tcW w:w="1936" w:type="dxa"/>
-            <w:vAlign w:val="bottom"/>
-          </w:tcPr>
-          <w:p>
-            <w:pPr>
-              <w:ind w:firstLine="0"/>
-              <w:jc w:val="center"/>
-            </w:pPr>
-            <w:r>
-              <w:rPr>
-                <w:color w:val="000000"/>
-                <w:szCs w:val="28"/>
-              </w:rPr>
-              <w:t>П6</w:t>
+            <w:tcW w:w="3095" w:type="dxa"/>
+          </w:tcPr>
+          <w:p>
+            <w:pPr>
+              <w:ind w:firstLine="0"/>
+            </w:pPr>
+            <w:r>
+              <w:rPr>
+                <w:szCs w:val="28"/>
+              </w:rPr>
+              <w:t>Станок</w:t>
+            </w:r>
+          </w:p>
+        </w:tc>
+        <w:tc>
+          <w:tcPr>
+            <w:tcW w:w="1643" w:type="dxa"/>
+            <w:vAlign w:val="center"/>
+          </w:tcPr>
+          <w:p>
+            <w:pPr>
+              <w:ind w:firstLine="0"/>
+              <w:jc w:val="center"/>
+            </w:pPr>
+            <w:r>
+              <w:t>СТ1</w:t>
+            </w:r>
+          </w:p>
+        </w:tc>
+        <w:tc>
+          <w:tcPr>
+            <w:tcW w:w="1634" w:type="dxa"/>
+            <w:vAlign w:val="center"/>
+          </w:tcPr>
+          <w:p>
+            <w:pPr>
+              <w:ind w:firstLine="0"/>
+              <w:jc w:val="center"/>
+            </w:pPr>
+            <w:r>
+              <w:t>СТ2</w:t>
+            </w:r>
+          </w:p>
+        </w:tc>
+        <w:tc>
+          <w:tcPr>
+            <w:tcW w:w="1636" w:type="dxa"/>
+            <w:vAlign w:val="center"/>
+          </w:tcPr>
+          <w:p>
+            <w:pPr>
+              <w:ind w:firstLine="0"/>
+              <w:jc w:val="center"/>
+            </w:pPr>
+            <w:r>
+              <w:t>СТ3</w:t>
+            </w:r>
+          </w:p>
+        </w:tc>
+        <w:tc>
+          <w:tcPr>
+            <w:tcW w:w="1563" w:type="dxa"/>
+            <w:vAlign w:val="center"/>
+          </w:tcPr>
+          <w:p>
+            <w:pPr>
+              <w:ind w:firstLine="0"/>
+              <w:jc w:val="center"/>
+            </w:pPr>
+            <w:r>
+              <w:t>СТ6</w:t>
             </w:r>
           </w:p>
         </w:tc>
@@ -3942,56 +4900,108 @@
       <w:tr>
         <w:tc>
           <w:tcPr>
-            <w:tcW w:w="3539" w:type="dxa"/>
-          </w:tcPr>
-          <w:p>
-            <w:pPr>
-              <w:ind w:firstLine="0"/>
-            </w:pPr>
-            <w:r>
-              <w:t>Содержание металла в pуде, %</w:t>
-            </w:r>
-          </w:p>
-        </w:tc>
-        <w:tc>
-          <w:tcPr>
-            <w:tcW w:w="1935" w:type="dxa"/>
-          </w:tcPr>
-          <w:p>
-            <w:pPr>
-              <w:ind w:firstLine="0"/>
-              <w:jc w:val="center"/>
-            </w:pPr>
-            <w:r>
-              <w:t>9</w:t>
-            </w:r>
-          </w:p>
-        </w:tc>
-        <w:tc>
-          <w:tcPr>
-            <w:tcW w:w="1935" w:type="dxa"/>
-          </w:tcPr>
-          <w:p>
-            <w:pPr>
-              <w:ind w:firstLine="0"/>
-              <w:jc w:val="center"/>
-            </w:pPr>
-            <w:r>
-              <w:t>7</w:t>
-            </w:r>
-          </w:p>
-        </w:tc>
-        <w:tc>
-          <w:tcPr>
-            <w:tcW w:w="1936" w:type="dxa"/>
-          </w:tcPr>
-          <w:p>
-            <w:pPr>
-              <w:ind w:firstLine="0"/>
-              <w:jc w:val="center"/>
-            </w:pPr>
-            <w:r>
-              <w:t>10</w:t>
+            <w:tcW w:w="3095" w:type="dxa"/>
+          </w:tcPr>
+          <w:p>
+            <w:pPr>
+              <w:ind w:firstLine="0"/>
+            </w:pPr>
+            <w:r>
+              <w:rPr>
+                <w:color w:val="000000"/>
+                <w:szCs w:val="28"/>
+              </w:rPr>
+              <w:t>Производительность, изделий/ч</w:t>
+            </w:r>
+          </w:p>
+        </w:tc>
+        <w:tc>
+          <w:tcPr>
+            <w:tcW w:w="1643" w:type="dxa"/>
+            <w:vAlign w:val="center"/>
+          </w:tcPr>
+          <w:p>
+            <w:pPr>
+              <w:ind w:firstLine="0"/>
+              <w:jc w:val="center"/>
+              <w:rPr>
+                <w:lang w:val="en-US"/>
+              </w:rPr>
+            </w:pPr>
+            <w:r>
+              <w:t>0</w:t>
+            </w:r>
+            <w:r>
+              <w:rPr>
+                <w:lang w:val="en-US"/>
+              </w:rPr>
+              <w:t>,71</w:t>
+            </w:r>
+          </w:p>
+        </w:tc>
+        <w:tc>
+          <w:tcPr>
+            <w:tcW w:w="1634" w:type="dxa"/>
+            <w:vAlign w:val="center"/>
+          </w:tcPr>
+          <w:p>
+            <w:pPr>
+              <w:ind w:firstLine="0"/>
+              <w:jc w:val="center"/>
+              <w:rPr>
+                <w:lang w:val="en-US"/>
+              </w:rPr>
+            </w:pPr>
+            <w:r>
+              <w:t>0</w:t>
+            </w:r>
+            <w:r>
+              <w:rPr>
+                <w:lang w:val="en-US"/>
+              </w:rPr>
+              <w:t>,71</w:t>
+            </w:r>
+          </w:p>
+        </w:tc>
+        <w:tc>
+          <w:tcPr>
+            <w:tcW w:w="1636" w:type="dxa"/>
+            <w:vAlign w:val="center"/>
+          </w:tcPr>
+          <w:p>
+            <w:pPr>
+              <w:ind w:firstLine="0"/>
+              <w:jc w:val="center"/>
+              <w:rPr>
+                <w:lang w:val="en-US"/>
+              </w:rPr>
+            </w:pPr>
+            <w:r>
+              <w:rPr>
+                <w:lang w:val="en-US"/>
+              </w:rPr>
+              <w:t>0,86</w:t>
+            </w:r>
+          </w:p>
+        </w:tc>
+        <w:tc>
+          <w:tcPr>
+            <w:tcW w:w="1563" w:type="dxa"/>
+            <w:vAlign w:val="center"/>
+          </w:tcPr>
+          <w:p>
+            <w:pPr>
+              <w:ind w:firstLine="0"/>
+              <w:jc w:val="center"/>
+              <w:rPr>
+                <w:lang w:val="en-US"/>
+              </w:rPr>
+            </w:pPr>
+            <w:r>
+              <w:rPr>
+                <w:lang w:val="en-US"/>
+              </w:rPr>
+              <w:t>1,00</w:t>
             </w:r>
           </w:p>
         </w:tc>
@@ -3999,56 +5009,130 @@
       <w:tr>
         <w:tc>
           <w:tcPr>
-            <w:tcW w:w="3539" w:type="dxa"/>
-          </w:tcPr>
-          <w:p>
-            <w:pPr>
-              <w:ind w:firstLine="0"/>
-            </w:pPr>
-            <w:r>
-              <w:t>Стоимость руды, ден.ед./т</w:t>
-            </w:r>
-          </w:p>
-        </w:tc>
-        <w:tc>
-          <w:tcPr>
-            <w:tcW w:w="1935" w:type="dxa"/>
-          </w:tcPr>
-          <w:p>
-            <w:pPr>
-              <w:ind w:firstLine="0"/>
-              <w:jc w:val="center"/>
-            </w:pPr>
-            <w:r>
-              <w:t>120</w:t>
-            </w:r>
-          </w:p>
-        </w:tc>
-        <w:tc>
-          <w:tcPr>
-            <w:tcW w:w="1935" w:type="dxa"/>
-          </w:tcPr>
-          <w:p>
-            <w:pPr>
-              <w:ind w:firstLine="0"/>
-              <w:jc w:val="center"/>
-            </w:pPr>
-            <w:r>
-              <w:t>100</w:t>
-            </w:r>
-          </w:p>
-        </w:tc>
-        <w:tc>
-          <w:tcPr>
-            <w:tcW w:w="1936" w:type="dxa"/>
-          </w:tcPr>
-          <w:p>
-            <w:pPr>
-              <w:ind w:firstLine="0"/>
-              <w:jc w:val="center"/>
-            </w:pPr>
-            <w:r>
-              <w:t>140</w:t>
+            <w:tcW w:w="3095" w:type="dxa"/>
+          </w:tcPr>
+          <w:p>
+            <w:pPr>
+              <w:ind w:firstLine="0"/>
+            </w:pPr>
+            <w:r>
+              <w:rPr>
+                <w:color w:val="000000"/>
+                <w:szCs w:val="28"/>
+              </w:rPr>
+              <w:t xml:space="preserve">Стоимость станка, тыс. </w:t>
+            </w:r>
+            <w:proofErr w:type="spellStart"/>
+            <w:r>
+              <w:rPr>
+                <w:color w:val="000000"/>
+                <w:szCs w:val="28"/>
+              </w:rPr>
+              <w:t>ден.ед</w:t>
+            </w:r>
+            <w:proofErr w:type="spellEnd"/>
+            <w:r>
+              <w:rPr>
+                <w:color w:val="000000"/>
+                <w:szCs w:val="28"/>
+              </w:rPr>
+              <w:t>.</w:t>
+            </w:r>
+          </w:p>
+        </w:tc>
+        <w:tc>
+          <w:tcPr>
+            <w:tcW w:w="1643" w:type="dxa"/>
+            <w:vAlign w:val="center"/>
+          </w:tcPr>
+          <w:p>
+            <w:pPr>
+              <w:ind w:firstLine="0"/>
+              <w:jc w:val="center"/>
+              <w:rPr>
+                <w:lang w:val="en-US"/>
+              </w:rPr>
+            </w:pPr>
+            <w:r>
+              <w:t>0</w:t>
+            </w:r>
+            <w:r>
+              <w:rPr>
+                <w:lang w:val="en-US"/>
+              </w:rPr>
+              <w:t>,71</w:t>
+            </w:r>
+          </w:p>
+        </w:tc>
+        <w:tc>
+          <w:tcPr>
+            <w:tcW w:w="1634" w:type="dxa"/>
+            <w:vAlign w:val="center"/>
+          </w:tcPr>
+          <w:p>
+            <w:pPr>
+              <w:ind w:firstLine="0"/>
+              <w:jc w:val="center"/>
+            </w:pPr>
+            <w:r>
+              <w:rPr>
+                <w:lang w:eastAsia="ru-RU"/>
+              </w:rPr>
+              <w:t>1</w:t>
+            </w:r>
+            <w:r>
+              <w:rPr>
+                <w:lang w:val="en-US" w:eastAsia="ru-RU"/>
+              </w:rPr>
+              <w:t>,</w:t>
+            </w:r>
+            <w:r>
+              <w:rPr>
+                <w:lang w:eastAsia="ru-RU"/>
+              </w:rPr>
+              <w:t>00</w:t>
+            </w:r>
+          </w:p>
+        </w:tc>
+        <w:tc>
+          <w:tcPr>
+            <w:tcW w:w="1636" w:type="dxa"/>
+            <w:vAlign w:val="center"/>
+          </w:tcPr>
+          <w:p>
+            <w:pPr>
+              <w:ind w:firstLine="0"/>
+              <w:jc w:val="center"/>
+              <w:rPr>
+                <w:lang w:val="en-US"/>
+              </w:rPr>
+            </w:pPr>
+            <w:r>
+              <w:rPr>
+                <w:lang w:val="en-US"/>
+              </w:rPr>
+              <w:t>0,50</w:t>
+            </w:r>
+          </w:p>
+        </w:tc>
+        <w:tc>
+          <w:tcPr>
+            <w:tcW w:w="1563" w:type="dxa"/>
+            <w:vAlign w:val="center"/>
+          </w:tcPr>
+          <w:p>
+            <w:pPr>
+              <w:ind w:firstLine="0"/>
+              <w:jc w:val="center"/>
+              <w:rPr>
+                <w:lang w:val="en-US"/>
+              </w:rPr>
+            </w:pPr>
+            <w:r>
+              <w:rPr>
+                <w:lang w:val="en-US"/>
+              </w:rPr>
+              <w:t>0,50</w:t>
             </w:r>
           </w:p>
         </w:tc>
@@ -4056,208 +5140,60 @@
       <w:tr>
         <w:tc>
           <w:tcPr>
-            <w:tcW w:w="3539" w:type="dxa"/>
-          </w:tcPr>
-          <w:p>
-            <w:pPr>
-              <w:ind w:firstLine="0"/>
-            </w:pPr>
-            <w:r>
-              <w:t>Надежность поставок</w:t>
-            </w:r>
-          </w:p>
-        </w:tc>
-        <w:tc>
-          <w:tcPr>
-            <w:tcW w:w="1935" w:type="dxa"/>
-          </w:tcPr>
-          <w:p>
-            <w:pPr>
-              <w:ind w:firstLine="0"/>
-              <w:jc w:val="center"/>
-            </w:pPr>
-            <w:r>
-              <w:t>Высокая</w:t>
-            </w:r>
-          </w:p>
-        </w:tc>
-        <w:tc>
-          <w:tcPr>
-            <w:tcW w:w="1935" w:type="dxa"/>
-          </w:tcPr>
-          <w:p>
-            <w:pPr>
-              <w:ind w:firstLine="0"/>
-              <w:jc w:val="center"/>
-            </w:pPr>
-            <w:r>
-              <w:t>Высокая</w:t>
-            </w:r>
-          </w:p>
-        </w:tc>
-        <w:tc>
-          <w:tcPr>
-            <w:tcW w:w="1936" w:type="dxa"/>
-          </w:tcPr>
-          <w:p>
-            <w:pPr>
-              <w:ind w:firstLine="0"/>
-              <w:jc w:val="center"/>
-            </w:pPr>
-            <w:r>
-              <w:t>Высокая</w:t>
-            </w:r>
-          </w:p>
-        </w:tc>
-      </w:tr>
-    </w:tbl>
-    <w:p/>
-    <w:p>
-      <w:r>
-        <w:t>Методика реализуется в следующем порядке.</w:t>
-      </w:r>
-    </w:p>
-    <w:p>
-      <w:pPr>
-        <w:pStyle w:val="a0"/>
-        <w:numPr>
-          <w:ilvl w:val="1"/>
-          <w:numId w:val="18"/>
-        </w:numPr>
-      </w:pPr>
-      <w:r>
-        <w:t>Оценки альтернатив приводятся к безразмерному виду, как и в методике экспресс-анализа альтернатив. Безразмерные оценки альтернатив для данной задачи приведены в таблице 4.2.</w:t>
-      </w:r>
-    </w:p>
-    <w:p/>
-    <w:p>
-      <w:pPr>
-        <w:pStyle w:val="a2"/>
-        <w:rPr>
-          <w:lang w:eastAsia="ru-RU"/>
-        </w:rPr>
-      </w:pPr>
-      <w:r>
-        <w:rPr>
-          <w:lang w:eastAsia="ru-RU"/>
-        </w:rPr>
-        <w:t>Безмерные оценки альтернатив</w:t>
-      </w:r>
-    </w:p>
-    <w:tbl>
-      <w:tblPr>
-        <w:tblStyle w:val="afb"/>
-        <w:tblW w:w="0" w:type="auto"/>
-        <w:tblLook w:val="04A0" w:firstRow="1" w:lastRow="0" w:firstColumn="1" w:lastColumn="0" w:noHBand="0" w:noVBand="1"/>
-      </w:tblPr>
-      <w:tblGrid>
-        <w:gridCol w:w="3539"/>
-        <w:gridCol w:w="1935"/>
-        <w:gridCol w:w="1935"/>
-        <w:gridCol w:w="1936"/>
-      </w:tblGrid>
-      <w:tr>
-        <w:tc>
-          <w:tcPr>
-            <w:tcW w:w="3539" w:type="dxa"/>
-          </w:tcPr>
-          <w:p>
-            <w:pPr>
-              <w:ind w:firstLine="0"/>
-            </w:pPr>
-            <w:r>
-              <w:t>Поставщик</w:t>
-            </w:r>
-          </w:p>
-        </w:tc>
-        <w:tc>
-          <w:tcPr>
-            <w:tcW w:w="1935" w:type="dxa"/>
-          </w:tcPr>
-          <w:p>
-            <w:pPr>
-              <w:ind w:firstLine="0"/>
-              <w:jc w:val="center"/>
-            </w:pPr>
-            <w:r>
-              <w:t>П2</w:t>
-            </w:r>
-          </w:p>
-        </w:tc>
-        <w:tc>
-          <w:tcPr>
-            <w:tcW w:w="1935" w:type="dxa"/>
-          </w:tcPr>
-          <w:p>
-            <w:pPr>
-              <w:ind w:firstLine="0"/>
-              <w:jc w:val="center"/>
-            </w:pPr>
-            <w:r>
-              <w:t>П5</w:t>
-            </w:r>
-          </w:p>
-        </w:tc>
-        <w:tc>
-          <w:tcPr>
-            <w:tcW w:w="1936" w:type="dxa"/>
-          </w:tcPr>
-          <w:p>
-            <w:pPr>
-              <w:ind w:firstLine="0"/>
-              <w:jc w:val="center"/>
-            </w:pPr>
-            <w:r>
-              <w:t>П6</w:t>
-            </w:r>
-          </w:p>
-        </w:tc>
-      </w:tr>
-      <w:tr>
-        <w:tc>
-          <w:tcPr>
-            <w:tcW w:w="3539" w:type="dxa"/>
-          </w:tcPr>
-          <w:p>
-            <w:pPr>
-              <w:ind w:firstLine="0"/>
-            </w:pPr>
-            <w:r>
-              <w:t>Содержание металла в pуде, %</w:t>
-            </w:r>
-          </w:p>
-        </w:tc>
-        <w:tc>
-          <w:tcPr>
-            <w:tcW w:w="1935" w:type="dxa"/>
-          </w:tcPr>
-          <w:p>
-            <w:pPr>
-              <w:ind w:firstLine="0"/>
-              <w:jc w:val="center"/>
-            </w:pPr>
-            <w:r>
-              <w:t>0,90</w:t>
-            </w:r>
-          </w:p>
-        </w:tc>
-        <w:tc>
-          <w:tcPr>
-            <w:tcW w:w="1935" w:type="dxa"/>
-          </w:tcPr>
-          <w:p>
-            <w:pPr>
-              <w:ind w:firstLine="0"/>
-              <w:jc w:val="center"/>
-            </w:pPr>
-            <w:r>
-              <w:t>0,70</w:t>
-            </w:r>
-          </w:p>
-        </w:tc>
-        <w:tc>
-          <w:tcPr>
-            <w:tcW w:w="1936" w:type="dxa"/>
+            <w:tcW w:w="3095" w:type="dxa"/>
+          </w:tcPr>
+          <w:p>
+            <w:pPr>
+              <w:ind w:firstLine="0"/>
+            </w:pPr>
+            <w:r>
+              <w:rPr>
+                <w:szCs w:val="28"/>
+              </w:rPr>
+              <w:t>Надежность</w:t>
+            </w:r>
+          </w:p>
+        </w:tc>
+        <w:tc>
+          <w:tcPr>
+            <w:tcW w:w="1643" w:type="dxa"/>
+          </w:tcPr>
+          <w:p>
+            <w:pPr>
+              <w:ind w:firstLine="0"/>
+              <w:jc w:val="center"/>
+            </w:pPr>
+            <w:r>
+              <w:t>0,80</w:t>
+            </w:r>
+            <w:r>
+              <w:rPr>
+                <w:rStyle w:val="apple-tab-span"/>
+              </w:rPr>
+              <w:t xml:space="preserve"> </w:t>
+            </w:r>
+            <w:r>
+              <w:t xml:space="preserve"> </w:t>
+            </w:r>
+          </w:p>
+        </w:tc>
+        <w:tc>
+          <w:tcPr>
+            <w:tcW w:w="1634" w:type="dxa"/>
+          </w:tcPr>
+          <w:p>
+            <w:pPr>
+              <w:ind w:firstLine="0"/>
+              <w:jc w:val="center"/>
+            </w:pPr>
+            <w:r>
+              <w:t>0,50</w:t>
+            </w:r>
+          </w:p>
+        </w:tc>
+        <w:tc>
+          <w:tcPr>
+            <w:tcW w:w="1636" w:type="dxa"/>
           </w:tcPr>
           <w:p>
             <w:pPr>
@@ -4269,117 +5205,17 @@
             </w:r>
           </w:p>
         </w:tc>
-      </w:tr>
-      <w:tr>
-        <w:tc>
-          <w:tcPr>
-            <w:tcW w:w="3539" w:type="dxa"/>
-          </w:tcPr>
-          <w:p>
-            <w:pPr>
-              <w:ind w:firstLine="0"/>
-            </w:pPr>
-            <w:r>
-              <w:t>Стоимость руды, ден.ед./т</w:t>
-            </w:r>
-          </w:p>
-        </w:tc>
-        <w:tc>
-          <w:tcPr>
-            <w:tcW w:w="1935" w:type="dxa"/>
-          </w:tcPr>
-          <w:p>
-            <w:pPr>
-              <w:ind w:firstLine="0"/>
-              <w:jc w:val="center"/>
-            </w:pPr>
-            <w:r>
-              <w:t>0,83</w:t>
-            </w:r>
-          </w:p>
-        </w:tc>
-        <w:tc>
-          <w:tcPr>
-            <w:tcW w:w="1935" w:type="dxa"/>
-          </w:tcPr>
-          <w:p>
-            <w:pPr>
-              <w:ind w:firstLine="0"/>
-              <w:jc w:val="center"/>
-            </w:pPr>
-            <w:r>
-              <w:t>1,00</w:t>
-            </w:r>
-          </w:p>
-        </w:tc>
-        <w:tc>
-          <w:tcPr>
-            <w:tcW w:w="1936" w:type="dxa"/>
-          </w:tcPr>
-          <w:p>
-            <w:pPr>
-              <w:ind w:firstLine="0"/>
-              <w:jc w:val="center"/>
-            </w:pPr>
-            <w:r>
-              <w:t>0,71</w:t>
-            </w:r>
-          </w:p>
-        </w:tc>
-      </w:tr>
-      <w:tr>
-        <w:tc>
-          <w:tcPr>
-            <w:tcW w:w="3539" w:type="dxa"/>
-          </w:tcPr>
-          <w:p>
-            <w:pPr>
-              <w:ind w:firstLine="0"/>
-            </w:pPr>
-            <w:r>
-              <w:t>Надежность поставок</w:t>
-            </w:r>
-          </w:p>
-        </w:tc>
-        <w:tc>
-          <w:tcPr>
-            <w:tcW w:w="1935" w:type="dxa"/>
-          </w:tcPr>
-          <w:p>
-            <w:pPr>
-              <w:ind w:firstLine="0"/>
-              <w:jc w:val="center"/>
-            </w:pPr>
-            <w:r>
-              <w:t>1,00</w:t>
-            </w:r>
-          </w:p>
-        </w:tc>
-        <w:tc>
-          <w:tcPr>
-            <w:tcW w:w="1935" w:type="dxa"/>
-          </w:tcPr>
-          <w:p>
-            <w:pPr>
-              <w:ind w:firstLine="0"/>
-              <w:jc w:val="center"/>
-            </w:pPr>
-            <w:r>
-              <w:t>1,00</w:t>
-            </w:r>
-          </w:p>
-        </w:tc>
-        <w:tc>
-          <w:tcPr>
-            <w:tcW w:w="1936" w:type="dxa"/>
-          </w:tcPr>
-          <w:p>
-            <w:pPr>
-              <w:ind w:firstLine="0"/>
-              <w:jc w:val="center"/>
-            </w:pPr>
-            <w:r>
-              <w:t>1,00</w:t>
+        <w:tc>
+          <w:tcPr>
+            <w:tcW w:w="1563" w:type="dxa"/>
+          </w:tcPr>
+          <w:p>
+            <w:pPr>
+              <w:ind w:firstLine="0"/>
+              <w:jc w:val="center"/>
+            </w:pPr>
+            <w:r>
+              <w:t>0,80</w:t>
             </w:r>
           </w:p>
         </w:tc>
@@ -4671,6 +5507,7 @@
         </w:rPr>
         <w:t xml:space="preserve">; </w:t>
       </w:r>
+      <w:proofErr w:type="spellStart"/>
       <w:r>
         <w:rPr>
           <w:i/>
@@ -4688,6 +5525,7 @@
         </w:rPr>
         <w:t>ij</w:t>
       </w:r>
+      <w:proofErr w:type="spellEnd"/>
       <w:r>
         <w:rPr>
           <w:lang w:eastAsia="ru-RU"/>
@@ -4806,7 +5644,23 @@
                   <w:rPr>
                     <w:rFonts w:ascii="Cambria Math" w:hAnsi="Cambria Math"/>
                   </w:rPr>
-                  <m:t>0,90</m:t>
+                  <m:t>0,</m:t>
+                </m:r>
+                <m:r>
+                  <m:rPr>
+                    <m:sty m:val="p"/>
+                  </m:rPr>
+                  <w:rPr>
+                    <w:rFonts w:ascii="Cambria Math" w:hAnsi="Cambria Math"/>
+                  </w:rPr>
+                  <m:t>7</m:t>
+                </m:r>
+                <m:r>
+                  <w:rPr>
+                    <w:rFonts w:ascii="Cambria Math" w:hAnsi="Cambria Math"/>
+                    <w:lang w:val="en-US"/>
+                  </w:rPr>
+                  <m:t>1</m:t>
                 </m:r>
                 <m:r>
                   <w:rPr>
@@ -4822,14 +5676,65 @@
                   <w:rPr>
                     <w:rFonts w:ascii="Cambria Math" w:hAnsi="Cambria Math"/>
                   </w:rPr>
-                  <m:t>0,70</m:t>
+                  <m:t>0,7</m:t>
+                </m:r>
+                <m:r>
+                  <m:rPr>
+                    <m:sty m:val="p"/>
+                  </m:rPr>
+                  <w:rPr>
+                    <w:rFonts w:ascii="Cambria Math" w:hAnsi="Cambria Math"/>
+                  </w:rPr>
+                  <m:t>1</m:t>
                 </m:r>
                 <m:r>
                   <w:rPr>
                     <w:rFonts w:ascii="Cambria Math" w:hAnsi="Cambria Math"/>
                     <w:lang w:val="en-US"/>
                   </w:rPr>
-                  <m:t xml:space="preserve">+1)/3=0,867; </m:t>
+                  <m:t>+</m:t>
+                </m:r>
+                <m:r>
+                  <w:rPr>
+                    <w:rFonts w:ascii="Cambria Math" w:hAnsi="Cambria Math"/>
+                    <w:lang w:val="en-US"/>
+                  </w:rPr>
+                  <m:t>0,86+1,00</m:t>
+                </m:r>
+                <m:r>
+                  <w:rPr>
+                    <w:rFonts w:ascii="Cambria Math" w:hAnsi="Cambria Math"/>
+                    <w:lang w:val="en-US"/>
+                  </w:rPr>
+                  <m:t>)/</m:t>
+                </m:r>
+                <m:r>
+                  <w:rPr>
+                    <w:rFonts w:ascii="Cambria Math" w:hAnsi="Cambria Math"/>
+                    <w:lang w:val="en-US"/>
+                  </w:rPr>
+                  <m:t>4</m:t>
+                </m:r>
+                <m:r>
+                  <w:rPr>
+                    <w:rFonts w:ascii="Cambria Math" w:hAnsi="Cambria Math"/>
+                    <w:lang w:val="en-US"/>
+                  </w:rPr>
+                  <m:t>=0,8</m:t>
+                </m:r>
+                <m:r>
+                  <w:rPr>
+                    <w:rFonts w:ascii="Cambria Math" w:hAnsi="Cambria Math"/>
+                    <w:lang w:val="en-US"/>
+                  </w:rPr>
+                  <m:t>21</m:t>
+                </m:r>
+                <m:r>
+                  <w:rPr>
+                    <w:rFonts w:ascii="Cambria Math" w:hAnsi="Cambria Math"/>
+                    <w:lang w:val="en-US"/>
+                  </w:rPr>
+                  <m:t xml:space="preserve">; </m:t>
                 </m:r>
                 <m:sSub>
                   <m:sSubPr>
@@ -4875,7 +5780,21 @@
                     <w:rFonts w:ascii="Cambria Math" w:hAnsi="Cambria Math"/>
                     <w:lang w:val="en-US"/>
                   </w:rPr>
-                  <m:t>=0,849;</m:t>
+                  <m:t>=0,</m:t>
+                </m:r>
+                <m:r>
+                  <w:rPr>
+                    <w:rFonts w:ascii="Cambria Math" w:hAnsi="Cambria Math"/>
+                    <w:lang w:val="en-US"/>
+                  </w:rPr>
+                  <m:t>679</m:t>
+                </m:r>
+                <m:r>
+                  <w:rPr>
+                    <w:rFonts w:ascii="Cambria Math" w:hAnsi="Cambria Math"/>
+                    <w:lang w:val="en-US"/>
+                  </w:rPr>
+                  <m:t>;</m:t>
                 </m:r>
                 <m:sSub>
                   <m:sSubPr>
@@ -4921,7 +5840,21 @@
                     <w:rFonts w:ascii="Cambria Math" w:hAnsi="Cambria Math"/>
                     <w:lang w:val="en-US"/>
                   </w:rPr>
-                  <m:t>=1.</m:t>
+                  <m:t>=</m:t>
+                </m:r>
+                <m:r>
+                  <w:rPr>
+                    <w:rFonts w:ascii="Cambria Math" w:hAnsi="Cambria Math"/>
+                    <w:lang w:val="en-US"/>
+                  </w:rPr>
+                  <m:t>0,775</m:t>
+                </m:r>
+                <m:r>
+                  <w:rPr>
+                    <w:rFonts w:ascii="Cambria Math" w:hAnsi="Cambria Math"/>
+                    <w:lang w:val="en-US"/>
+                  </w:rPr>
+                  <m:t>.</m:t>
                 </m:r>
               </m:oMath>
             </m:oMathPara>
@@ -5295,7 +6228,21 @@
                     <w:rFonts w:ascii="Cambria Math" w:hAnsi="Cambria Math"/>
                     <w:lang w:val="en-US"/>
                   </w:rPr>
-                  <m:t xml:space="preserve">=0,128; </m:t>
+                  <m:t>=0,1</m:t>
+                </m:r>
+                <m:r>
+                  <w:rPr>
+                    <w:rFonts w:ascii="Cambria Math" w:hAnsi="Cambria Math"/>
+                    <w:lang w:val="en-US"/>
+                  </w:rPr>
+                  <m:t>34</m:t>
+                </m:r>
+                <m:r>
+                  <w:rPr>
+                    <w:rFonts w:ascii="Cambria Math" w:hAnsi="Cambria Math"/>
+                    <w:lang w:val="en-US"/>
+                  </w:rPr>
+                  <m:t xml:space="preserve">; </m:t>
                 </m:r>
                 <m:sSub>
                   <m:sSubPr>
@@ -5328,7 +6275,28 @@
                     <w:rFonts w:ascii="Cambria Math" w:hAnsi="Cambria Math"/>
                     <w:lang w:val="en-US"/>
                   </w:rPr>
-                  <m:t>=0,118;</m:t>
+                  <m:t>=0,</m:t>
+                </m:r>
+                <m:r>
+                  <w:rPr>
+                    <w:rFonts w:ascii="Cambria Math" w:hAnsi="Cambria Math"/>
+                    <w:lang w:val="en-US"/>
+                  </w:rPr>
+                  <m:t>26</m:t>
+                </m:r>
+                <m:r>
+                  <w:rPr>
+                    <w:rFonts w:ascii="Cambria Math" w:hAnsi="Cambria Math"/>
+                    <w:lang w:val="en-US"/>
+                  </w:rPr>
+                  <m:t>2</m:t>
+                </m:r>
+                <m:r>
+                  <w:rPr>
+                    <w:rFonts w:ascii="Cambria Math" w:hAnsi="Cambria Math"/>
+                    <w:lang w:val="en-US"/>
+                  </w:rPr>
+                  <m:t>;</m:t>
                 </m:r>
                 <m:sSub>
                   <m:sSubPr>
@@ -5361,7 +6329,21 @@
                     <w:rFonts w:ascii="Cambria Math" w:hAnsi="Cambria Math"/>
                     <w:lang w:val="en-US"/>
                   </w:rPr>
-                  <m:t>=0.</m:t>
+                  <m:t>=0</m:t>
+                </m:r>
+                <m:r>
+                  <w:rPr>
+                    <w:rFonts w:ascii="Cambria Math" w:hAnsi="Cambria Math"/>
+                    <w:lang w:val="en-US"/>
+                  </w:rPr>
+                  <m:t>,177</m:t>
+                </m:r>
+                <m:r>
+                  <w:rPr>
+                    <w:rFonts w:ascii="Cambria Math" w:hAnsi="Cambria Math"/>
+                    <w:lang w:val="en-US"/>
+                  </w:rPr>
+                  <m:t>.</m:t>
                 </m:r>
               </m:oMath>
             </m:oMathPara>
@@ -5563,7 +6545,75 @@
                     <w:rFonts w:ascii="Cambria Math" w:hAnsi="Cambria Math"/>
                     <w:lang w:val="en-US"/>
                   </w:rPr>
-                  <m:t>=0,128+0,118+0=0,247.</m:t>
+                  <m:t>=0,1</m:t>
+                </m:r>
+                <m:r>
+                  <w:rPr>
+                    <w:rFonts w:ascii="Cambria Math" w:hAnsi="Cambria Math"/>
+                    <w:lang w:val="en-US"/>
+                  </w:rPr>
+                  <m:t>3</m:t>
+                </m:r>
+                <m:r>
+                  <w:rPr>
+                    <w:rFonts w:ascii="Cambria Math" w:hAnsi="Cambria Math"/>
+                  </w:rPr>
+                  <m:t>4</m:t>
+                </m:r>
+                <m:r>
+                  <w:rPr>
+                    <w:rFonts w:ascii="Cambria Math" w:hAnsi="Cambria Math"/>
+                    <w:lang w:val="en-US"/>
+                  </w:rPr>
+                  <m:t>+0,</m:t>
+                </m:r>
+                <m:r>
+                  <w:rPr>
+                    <w:rFonts w:ascii="Cambria Math" w:hAnsi="Cambria Math"/>
+                    <w:lang w:val="en-US"/>
+                  </w:rPr>
+                  <m:t>2</m:t>
+                </m:r>
+                <m:r>
+                  <w:rPr>
+                    <w:rFonts w:ascii="Cambria Math" w:hAnsi="Cambria Math"/>
+                  </w:rPr>
+                  <m:t>62</m:t>
+                </m:r>
+                <m:r>
+                  <w:rPr>
+                    <w:rFonts w:ascii="Cambria Math" w:hAnsi="Cambria Math"/>
+                    <w:lang w:val="en-US"/>
+                  </w:rPr>
+                  <m:t>+0</m:t>
+                </m:r>
+                <m:r>
+                  <w:rPr>
+                    <w:rFonts w:ascii="Cambria Math" w:hAnsi="Cambria Math"/>
+                    <w:lang w:val="en-US"/>
+                  </w:rPr>
+                  <m:t>,177</m:t>
+                </m:r>
+                <m:r>
+                  <w:rPr>
+                    <w:rFonts w:ascii="Cambria Math" w:hAnsi="Cambria Math"/>
+                    <w:lang w:val="en-US"/>
+                  </w:rPr>
+                  <m:t>=0,</m:t>
+                </m:r>
+                <m:r>
+                  <w:rPr>
+                    <w:rFonts w:ascii="Cambria Math" w:hAnsi="Cambria Math"/>
+                    <w:lang w:val="en-US"/>
+                  </w:rPr>
+                  <m:t>574</m:t>
+                </m:r>
+                <m:r>
+                  <w:rPr>
+                    <w:rFonts w:ascii="Cambria Math" w:hAnsi="Cambria Math"/>
+                    <w:lang w:val="en-US"/>
+                  </w:rPr>
+                  <m:t>.</m:t>
                 </m:r>
               </m:oMath>
             </m:oMathPara>
@@ -5799,7 +6849,49 @@
                     <w:rFonts w:ascii="Cambria Math" w:hAnsi="Cambria Math"/>
                     <w:lang w:val="en-US"/>
                   </w:rPr>
-                  <m:t xml:space="preserve">=0,128/0,247=0,52; </m:t>
+                  <m:t>=0,1</m:t>
+                </m:r>
+                <m:r>
+                  <w:rPr>
+                    <w:rFonts w:ascii="Cambria Math" w:hAnsi="Cambria Math"/>
+                    <w:lang w:val="en-US"/>
+                  </w:rPr>
+                  <m:t>34</m:t>
+                </m:r>
+                <m:r>
+                  <w:rPr>
+                    <w:rFonts w:ascii="Cambria Math" w:hAnsi="Cambria Math"/>
+                    <w:lang w:val="en-US"/>
+                  </w:rPr>
+                  <m:t>/0,</m:t>
+                </m:r>
+                <m:r>
+                  <w:rPr>
+                    <w:rFonts w:ascii="Cambria Math" w:hAnsi="Cambria Math"/>
+                    <w:lang w:val="en-US"/>
+                  </w:rPr>
+                  <m:t>574</m:t>
+                </m:r>
+                <m:r>
+                  <w:rPr>
+                    <w:rFonts w:ascii="Cambria Math" w:hAnsi="Cambria Math"/>
+                    <w:lang w:val="en-US"/>
+                  </w:rPr>
+                  <m:t>=0,</m:t>
+                </m:r>
+                <m:r>
+                  <w:rPr>
+                    <w:rFonts w:ascii="Cambria Math" w:hAnsi="Cambria Math"/>
+                    <w:lang w:val="en-US"/>
+                  </w:rPr>
+                  <m:t>234</m:t>
+                </m:r>
+                <m:r>
+                  <w:rPr>
+                    <w:rFonts w:ascii="Cambria Math" w:hAnsi="Cambria Math"/>
+                    <w:lang w:val="en-US"/>
+                  </w:rPr>
+                  <m:t xml:space="preserve">; </m:t>
                 </m:r>
                 <m:sSub>
                   <m:sSubPr>
@@ -5832,7 +6924,21 @@
                     <w:rFonts w:ascii="Cambria Math" w:hAnsi="Cambria Math"/>
                     <w:lang w:val="en-US"/>
                   </w:rPr>
-                  <m:t xml:space="preserve">=0,48; </m:t>
+                  <m:t>=0,4</m:t>
+                </m:r>
+                <m:r>
+                  <w:rPr>
+                    <w:rFonts w:ascii="Cambria Math" w:hAnsi="Cambria Math"/>
+                    <w:lang w:val="en-US"/>
+                  </w:rPr>
+                  <m:t>57</m:t>
+                </m:r>
+                <m:r>
+                  <w:rPr>
+                    <w:rFonts w:ascii="Cambria Math" w:hAnsi="Cambria Math"/>
+                    <w:lang w:val="en-US"/>
+                  </w:rPr>
+                  <m:t xml:space="preserve">; </m:t>
                 </m:r>
                 <m:sSub>
                   <m:sSubPr>
@@ -5865,7 +6971,21 @@
                     <w:rFonts w:ascii="Cambria Math" w:hAnsi="Cambria Math"/>
                     <w:lang w:val="en-US"/>
                   </w:rPr>
-                  <m:t>=0.</m:t>
+                  <m:t>=0</m:t>
+                </m:r>
+                <m:r>
+                  <w:rPr>
+                    <w:rFonts w:ascii="Cambria Math" w:hAnsi="Cambria Math"/>
+                    <w:lang w:val="en-US"/>
+                  </w:rPr>
+                  <m:t>,309</m:t>
+                </m:r>
+                <m:r>
+                  <w:rPr>
+                    <w:rFonts w:ascii="Cambria Math" w:hAnsi="Cambria Math"/>
+                    <w:lang w:val="en-US"/>
+                  </w:rPr>
+                  <m:t>.</m:t>
                 </m:r>
               </m:oMath>
             </m:oMathPara>
@@ -5895,6 +7015,7 @@
         </w:rPr>
       </w:pPr>
       <w:r>
+        <w:lastRenderedPageBreak/>
         <w:t>Чем больше разброс (различие) в оценках альтернатив по критерию, тем больше вес этого критерия. Таким образом, критерии, по которым оценки альтернатив существенно различаются, считаются более важными. Если оценки альтернатив по какому-либо критерию очень близки, то его вес будет небольшим, так как сравнение альтернатив при близких оценках не имеет смысла.</w:t>
       </w:r>
     </w:p>
@@ -6140,7 +7261,6 @@
         <w:rPr>
           <w:lang w:eastAsia="ru-RU"/>
         </w:rPr>
-        <w:lastRenderedPageBreak/>
         <w:t>Взвешенные безмерные оценки альтернатив</w:t>
       </w:r>
     </w:p>
@@ -6151,64 +7271,86 @@
         <w:tblLook w:val="04A0" w:firstRow="1" w:lastRow="0" w:firstColumn="1" w:lastColumn="0" w:noHBand="0" w:noVBand="1"/>
       </w:tblPr>
       <w:tblGrid>
-        <w:gridCol w:w="3539"/>
-        <w:gridCol w:w="1935"/>
-        <w:gridCol w:w="1935"/>
-        <w:gridCol w:w="1936"/>
+        <w:gridCol w:w="3077"/>
+        <w:gridCol w:w="1662"/>
+        <w:gridCol w:w="1662"/>
+        <w:gridCol w:w="1663"/>
+        <w:gridCol w:w="1507"/>
       </w:tblGrid>
       <w:tr>
         <w:tc>
           <w:tcPr>
-            <w:tcW w:w="3539" w:type="dxa"/>
-          </w:tcPr>
-          <w:p>
-            <w:pPr>
-              <w:ind w:firstLine="0"/>
-            </w:pPr>
-            <w:r>
-              <w:t>Поставщик</w:t>
-            </w:r>
-          </w:p>
-        </w:tc>
-        <w:tc>
-          <w:tcPr>
-            <w:tcW w:w="1935" w:type="dxa"/>
-          </w:tcPr>
-          <w:p>
-            <w:pPr>
-              <w:ind w:firstLine="0"/>
-              <w:jc w:val="center"/>
-            </w:pPr>
-            <w:r>
-              <w:t>П2</w:t>
-            </w:r>
-          </w:p>
-        </w:tc>
-        <w:tc>
-          <w:tcPr>
-            <w:tcW w:w="1935" w:type="dxa"/>
-          </w:tcPr>
-          <w:p>
-            <w:pPr>
-              <w:ind w:firstLine="0"/>
-              <w:jc w:val="center"/>
-            </w:pPr>
-            <w:r>
-              <w:t>П5</w:t>
-            </w:r>
-          </w:p>
-        </w:tc>
-        <w:tc>
-          <w:tcPr>
-            <w:tcW w:w="1936" w:type="dxa"/>
-          </w:tcPr>
-          <w:p>
-            <w:pPr>
-              <w:ind w:firstLine="0"/>
-              <w:jc w:val="center"/>
-            </w:pPr>
-            <w:r>
-              <w:t>П6</w:t>
+            <w:tcW w:w="3077" w:type="dxa"/>
+          </w:tcPr>
+          <w:p>
+            <w:pPr>
+              <w:ind w:firstLine="0"/>
+            </w:pPr>
+            <w:r>
+              <w:rPr>
+                <w:szCs w:val="28"/>
+              </w:rPr>
+              <w:t>Станок</w:t>
+            </w:r>
+          </w:p>
+        </w:tc>
+        <w:tc>
+          <w:tcPr>
+            <w:tcW w:w="1662" w:type="dxa"/>
+            <w:vAlign w:val="center"/>
+          </w:tcPr>
+          <w:p>
+            <w:pPr>
+              <w:ind w:firstLine="0"/>
+              <w:jc w:val="center"/>
+            </w:pPr>
+            <w:r>
+              <w:t>СТ1</w:t>
+            </w:r>
+          </w:p>
+        </w:tc>
+        <w:tc>
+          <w:tcPr>
+            <w:tcW w:w="1662" w:type="dxa"/>
+            <w:vAlign w:val="center"/>
+          </w:tcPr>
+          <w:p>
+            <w:pPr>
+              <w:ind w:firstLine="0"/>
+              <w:jc w:val="center"/>
+            </w:pPr>
+            <w:r>
+              <w:t>СТ2</w:t>
+            </w:r>
+          </w:p>
+        </w:tc>
+        <w:tc>
+          <w:tcPr>
+            <w:tcW w:w="1663" w:type="dxa"/>
+            <w:vAlign w:val="center"/>
+          </w:tcPr>
+          <w:p>
+            <w:pPr>
+              <w:ind w:firstLine="0"/>
+              <w:jc w:val="center"/>
+            </w:pPr>
+            <w:r>
+              <w:t>СТ3</w:t>
+            </w:r>
+          </w:p>
+        </w:tc>
+        <w:tc>
+          <w:tcPr>
+            <w:tcW w:w="1507" w:type="dxa"/>
+            <w:vAlign w:val="center"/>
+          </w:tcPr>
+          <w:p>
+            <w:pPr>
+              <w:ind w:firstLine="0"/>
+              <w:jc w:val="center"/>
+            </w:pPr>
+            <w:r>
+              <w:t>СТ6</w:t>
             </w:r>
           </w:p>
         </w:tc>
@@ -6216,56 +7358,111 @@
       <w:tr>
         <w:tc>
           <w:tcPr>
-            <w:tcW w:w="3539" w:type="dxa"/>
-          </w:tcPr>
-          <w:p>
-            <w:pPr>
-              <w:ind w:firstLine="0"/>
-            </w:pPr>
-            <w:r>
-              <w:t>Содержание металла в pуде, %</w:t>
-            </w:r>
-          </w:p>
-        </w:tc>
-        <w:tc>
-          <w:tcPr>
-            <w:tcW w:w="1935" w:type="dxa"/>
-          </w:tcPr>
-          <w:p>
-            <w:pPr>
-              <w:ind w:firstLine="0"/>
-              <w:jc w:val="center"/>
-            </w:pPr>
-            <w:r>
-              <w:t>0,578</w:t>
-            </w:r>
-          </w:p>
-        </w:tc>
-        <w:tc>
-          <w:tcPr>
-            <w:tcW w:w="1935" w:type="dxa"/>
-          </w:tcPr>
-          <w:p>
-            <w:pPr>
-              <w:ind w:firstLine="0"/>
-              <w:jc w:val="center"/>
-            </w:pPr>
-            <w:r>
-              <w:t>0,743</w:t>
-            </w:r>
-          </w:p>
-        </w:tc>
-        <w:tc>
-          <w:tcPr>
-            <w:tcW w:w="1936" w:type="dxa"/>
-          </w:tcPr>
-          <w:p>
-            <w:pPr>
-              <w:ind w:firstLine="0"/>
-              <w:jc w:val="center"/>
-            </w:pPr>
-            <w:r>
-              <w:t>0,52</w:t>
+            <w:tcW w:w="3077" w:type="dxa"/>
+          </w:tcPr>
+          <w:p>
+            <w:pPr>
+              <w:ind w:firstLine="0"/>
+            </w:pPr>
+            <w:r>
+              <w:rPr>
+                <w:color w:val="000000"/>
+                <w:szCs w:val="28"/>
+              </w:rPr>
+              <w:t>Производительность, изделий/ч</w:t>
+            </w:r>
+          </w:p>
+        </w:tc>
+        <w:tc>
+          <w:tcPr>
+            <w:tcW w:w="1662" w:type="dxa"/>
+            <w:vAlign w:val="center"/>
+          </w:tcPr>
+          <w:p>
+            <w:pPr>
+              <w:ind w:firstLine="0"/>
+              <w:jc w:val="center"/>
+            </w:pPr>
+            <w:r>
+              <w:t>0</w:t>
+            </w:r>
+            <w:r>
+              <w:rPr>
+                <w:lang w:val="en-US"/>
+              </w:rPr>
+              <w:t>,</w:t>
+            </w:r>
+            <w:r>
+              <w:rPr>
+                <w:lang w:val="en-US"/>
+              </w:rPr>
+              <w:t>329</w:t>
+            </w:r>
+          </w:p>
+        </w:tc>
+        <w:tc>
+          <w:tcPr>
+            <w:tcW w:w="1662" w:type="dxa"/>
+            <w:vAlign w:val="center"/>
+          </w:tcPr>
+          <w:p>
+            <w:pPr>
+              <w:ind w:firstLine="0"/>
+              <w:jc w:val="center"/>
+            </w:pPr>
+            <w:r>
+              <w:t>0</w:t>
+            </w:r>
+            <w:r>
+              <w:rPr>
+                <w:lang w:val="en-US"/>
+              </w:rPr>
+              <w:t>,</w:t>
+            </w:r>
+            <w:r>
+              <w:rPr>
+                <w:lang w:val="en-US"/>
+              </w:rPr>
+              <w:t>329</w:t>
+            </w:r>
+          </w:p>
+        </w:tc>
+        <w:tc>
+          <w:tcPr>
+            <w:tcW w:w="1663" w:type="dxa"/>
+            <w:vAlign w:val="center"/>
+          </w:tcPr>
+          <w:p>
+            <w:pPr>
+              <w:ind w:firstLine="0"/>
+              <w:jc w:val="center"/>
+            </w:pPr>
+            <w:r>
+              <w:rPr>
+                <w:lang w:val="en-US"/>
+              </w:rPr>
+              <w:t>0,</w:t>
+            </w:r>
+            <w:r>
+              <w:rPr>
+                <w:lang w:val="en-US"/>
+              </w:rPr>
+              <w:t>272</w:t>
+            </w:r>
+          </w:p>
+        </w:tc>
+        <w:tc>
+          <w:tcPr>
+            <w:tcW w:w="1507" w:type="dxa"/>
+            <w:vAlign w:val="center"/>
+          </w:tcPr>
+          <w:p>
+            <w:pPr>
+              <w:ind w:firstLine="0"/>
+              <w:jc w:val="center"/>
+            </w:pPr>
+            <w:r>
+              <w:t>0,234</w:t>
             </w:r>
           </w:p>
         </w:tc>
@@ -6273,56 +7470,142 @@
       <w:tr>
         <w:tc>
           <w:tcPr>
-            <w:tcW w:w="3539" w:type="dxa"/>
-          </w:tcPr>
-          <w:p>
-            <w:pPr>
-              <w:ind w:firstLine="0"/>
-            </w:pPr>
-            <w:r>
-              <w:t>Стоимость руды, ден.ед./т</w:t>
-            </w:r>
-          </w:p>
-        </w:tc>
-        <w:tc>
-          <w:tcPr>
-            <w:tcW w:w="1935" w:type="dxa"/>
-          </w:tcPr>
-          <w:p>
-            <w:pPr>
-              <w:ind w:firstLine="0"/>
-              <w:jc w:val="center"/>
-            </w:pPr>
-            <w:r>
-              <w:t>0,576</w:t>
-            </w:r>
-          </w:p>
-        </w:tc>
-        <w:tc>
-          <w:tcPr>
-            <w:tcW w:w="1935" w:type="dxa"/>
-          </w:tcPr>
-          <w:p>
-            <w:pPr>
-              <w:ind w:firstLine="0"/>
-              <w:jc w:val="center"/>
-            </w:pPr>
-            <w:r>
-              <w:t>0,48</w:t>
-            </w:r>
-          </w:p>
-        </w:tc>
-        <w:tc>
-          <w:tcPr>
-            <w:tcW w:w="1936" w:type="dxa"/>
-          </w:tcPr>
-          <w:p>
-            <w:pPr>
-              <w:ind w:firstLine="0"/>
-              <w:jc w:val="center"/>
-            </w:pPr>
-            <w:r>
-              <w:t>0,672</w:t>
+            <w:tcW w:w="3077" w:type="dxa"/>
+          </w:tcPr>
+          <w:p>
+            <w:pPr>
+              <w:ind w:firstLine="0"/>
+            </w:pPr>
+            <w:r>
+              <w:rPr>
+                <w:color w:val="000000"/>
+                <w:szCs w:val="28"/>
+              </w:rPr>
+              <w:t xml:space="preserve">Стоимость станка, тыс. </w:t>
+            </w:r>
+            <w:proofErr w:type="spellStart"/>
+            <w:r>
+              <w:rPr>
+                <w:color w:val="000000"/>
+                <w:szCs w:val="28"/>
+              </w:rPr>
+              <w:t>ден.ед</w:t>
+            </w:r>
+            <w:proofErr w:type="spellEnd"/>
+            <w:r>
+              <w:rPr>
+                <w:color w:val="000000"/>
+                <w:szCs w:val="28"/>
+              </w:rPr>
+              <w:t>.</w:t>
+            </w:r>
+          </w:p>
+        </w:tc>
+        <w:tc>
+          <w:tcPr>
+            <w:tcW w:w="1662" w:type="dxa"/>
+            <w:vAlign w:val="center"/>
+          </w:tcPr>
+          <w:p>
+            <w:pPr>
+              <w:ind w:firstLine="0"/>
+              <w:jc w:val="center"/>
+            </w:pPr>
+            <w:r>
+              <w:t>0</w:t>
+            </w:r>
+            <w:r>
+              <w:rPr>
+                <w:lang w:val="en-US"/>
+              </w:rPr>
+              <w:t>,</w:t>
+            </w:r>
+            <w:r>
+              <w:rPr>
+                <w:lang w:val="en-US"/>
+              </w:rPr>
+              <w:t>644</w:t>
+            </w:r>
+          </w:p>
+        </w:tc>
+        <w:tc>
+          <w:tcPr>
+            <w:tcW w:w="1662" w:type="dxa"/>
+            <w:vAlign w:val="center"/>
+          </w:tcPr>
+          <w:p>
+            <w:pPr>
+              <w:ind w:firstLine="0"/>
+              <w:jc w:val="center"/>
+              <w:rPr>
+                <w:lang w:val="en-US"/>
+              </w:rPr>
+            </w:pPr>
+            <w:r>
+              <w:rPr>
+                <w:lang w:val="en-US"/>
+              </w:rPr>
+              <w:t>0,457</w:t>
+            </w:r>
+          </w:p>
+        </w:tc>
+        <w:tc>
+          <w:tcPr>
+            <w:tcW w:w="1663" w:type="dxa"/>
+            <w:vAlign w:val="center"/>
+          </w:tcPr>
+          <w:p>
+            <w:pPr>
+              <w:ind w:firstLine="0"/>
+              <w:jc w:val="center"/>
+            </w:pPr>
+            <w:r>
+              <w:rPr>
+                <w:lang w:val="en-US"/>
+              </w:rPr>
+              <w:t>0,</w:t>
+            </w:r>
+            <w:r>
+              <w:rPr>
+                <w:lang w:val="en-US"/>
+              </w:rPr>
+              <w:t>914</w:t>
+            </w:r>
+          </w:p>
+        </w:tc>
+        <w:tc>
+          <w:tcPr>
+            <w:tcW w:w="1507" w:type="dxa"/>
+            <w:vAlign w:val="center"/>
+          </w:tcPr>
+          <w:p>
+            <w:pPr>
+              <w:ind w:firstLine="0"/>
+              <w:jc w:val="center"/>
+            </w:pPr>
+            <w:r>
+              <w:rPr>
+                <w:lang w:val="en-US"/>
+              </w:rPr>
+              <w:t>0,</w:t>
+            </w:r>
+            <w:r>
+              <w:rPr>
+                <w:lang w:val="en-US"/>
+              </w:rPr>
+              <w:t>9</w:t>
+            </w:r>
+            <w:r>
+              <w:rPr>
+                <w:lang w:val="en-US"/>
+              </w:rPr>
+              <w:t>1</w:t>
+            </w:r>
+            <w:r>
+              <w:rPr>
+                <w:lang w:val="en-US"/>
+              </w:rPr>
+              <w:t>4</w:t>
             </w:r>
           </w:p>
         </w:tc>
@@ -6330,56 +7613,106 @@
       <w:tr>
         <w:tc>
           <w:tcPr>
-            <w:tcW w:w="3539" w:type="dxa"/>
-          </w:tcPr>
-          <w:p>
-            <w:pPr>
-              <w:ind w:firstLine="0"/>
-            </w:pPr>
-            <w:r>
-              <w:t>Надежность поставок</w:t>
-            </w:r>
-          </w:p>
-        </w:tc>
-        <w:tc>
-          <w:tcPr>
-            <w:tcW w:w="1935" w:type="dxa"/>
-          </w:tcPr>
-          <w:p>
-            <w:pPr>
-              <w:ind w:firstLine="0"/>
-              <w:jc w:val="center"/>
-            </w:pPr>
-            <w:r>
-              <w:t>0</w:t>
-            </w:r>
-          </w:p>
-        </w:tc>
-        <w:tc>
-          <w:tcPr>
-            <w:tcW w:w="1935" w:type="dxa"/>
-          </w:tcPr>
-          <w:p>
-            <w:pPr>
-              <w:ind w:firstLine="0"/>
-              <w:jc w:val="center"/>
-            </w:pPr>
-            <w:r>
-              <w:t>0</w:t>
-            </w:r>
-          </w:p>
-        </w:tc>
-        <w:tc>
-          <w:tcPr>
-            <w:tcW w:w="1936" w:type="dxa"/>
-          </w:tcPr>
-          <w:p>
-            <w:pPr>
-              <w:ind w:firstLine="0"/>
-              <w:jc w:val="center"/>
-            </w:pPr>
-            <w:r>
-              <w:t>0</w:t>
+            <w:tcW w:w="3077" w:type="dxa"/>
+          </w:tcPr>
+          <w:p>
+            <w:pPr>
+              <w:ind w:firstLine="0"/>
+            </w:pPr>
+            <w:r>
+              <w:rPr>
+                <w:szCs w:val="28"/>
+              </w:rPr>
+              <w:t>Надежность</w:t>
+            </w:r>
+          </w:p>
+        </w:tc>
+        <w:tc>
+          <w:tcPr>
+            <w:tcW w:w="1662" w:type="dxa"/>
+          </w:tcPr>
+          <w:p>
+            <w:pPr>
+              <w:ind w:firstLine="0"/>
+              <w:jc w:val="center"/>
+            </w:pPr>
+            <w:r>
+              <w:t>0,</w:t>
+            </w:r>
+            <w:r>
+              <w:rPr>
+                <w:lang w:val="en-US"/>
+              </w:rPr>
+              <w:t>386</w:t>
+            </w:r>
+            <w:r>
+              <w:t xml:space="preserve"> </w:t>
+            </w:r>
+          </w:p>
+        </w:tc>
+        <w:tc>
+          <w:tcPr>
+            <w:tcW w:w="1662" w:type="dxa"/>
+          </w:tcPr>
+          <w:p>
+            <w:pPr>
+              <w:ind w:firstLine="0"/>
+              <w:jc w:val="center"/>
+              <w:rPr>
+                <w:lang w:val="en-US"/>
+              </w:rPr>
+            </w:pPr>
+            <w:r>
+              <w:t>0,</w:t>
+            </w:r>
+            <w:r>
+              <w:rPr>
+                <w:lang w:val="en-US"/>
+              </w:rPr>
+              <w:t>618</w:t>
+            </w:r>
+          </w:p>
+        </w:tc>
+        <w:tc>
+          <w:tcPr>
+            <w:tcW w:w="1663" w:type="dxa"/>
+          </w:tcPr>
+          <w:p>
+            <w:pPr>
+              <w:ind w:firstLine="0"/>
+              <w:jc w:val="center"/>
+              <w:rPr>
+                <w:lang w:val="en-US"/>
+              </w:rPr>
+            </w:pPr>
+            <w:r>
+              <w:rPr>
+                <w:lang w:val="en-US"/>
+              </w:rPr>
+              <w:t>0,309</w:t>
+            </w:r>
+          </w:p>
+        </w:tc>
+        <w:tc>
+          <w:tcPr>
+            <w:tcW w:w="1507" w:type="dxa"/>
+          </w:tcPr>
+          <w:p>
+            <w:pPr>
+              <w:ind w:firstLine="0"/>
+              <w:jc w:val="center"/>
+              <w:rPr>
+                <w:lang w:val="en-US"/>
+              </w:rPr>
+            </w:pPr>
+            <w:r>
+              <w:t>0,</w:t>
+            </w:r>
+            <w:r>
+              <w:rPr>
+                <w:lang w:val="en-US"/>
+              </w:rPr>
+              <w:t>386</w:t>
             </w:r>
           </w:p>
         </w:tc>
@@ -6408,6 +7741,7 @@
         </w:rPr>
         <w:t>P</w:t>
       </w:r>
+      <w:proofErr w:type="spellStart"/>
       <w:r>
         <w:rPr>
           <w:i/>
@@ -6417,6 +7751,7 @@
         </w:rPr>
         <w:t>ij</w:t>
       </w:r>
+      <w:proofErr w:type="spellEnd"/>
       <w:r>
         <w:t>, тем меньше значения взвешенных оценок. Таким образом, чем меньше взвешенные оценки, тем лучше альтернатива.</w:t>
       </w:r>
@@ -6643,7 +7978,63 @@
                     <w:rFonts w:ascii="Cambria Math" w:hAnsi="Cambria Math"/>
                     <w:lang w:val="en-US"/>
                   </w:rPr>
-                  <m:t xml:space="preserve">=0,578+0,576+0=1,154; </m:t>
+                  <m:t>=0,</m:t>
+                </m:r>
+                <m:r>
+                  <w:rPr>
+                    <w:rFonts w:ascii="Cambria Math" w:hAnsi="Cambria Math"/>
+                    <w:lang w:val="en-US"/>
+                  </w:rPr>
+                  <m:t>329</m:t>
+                </m:r>
+                <m:r>
+                  <w:rPr>
+                    <w:rFonts w:ascii="Cambria Math" w:hAnsi="Cambria Math"/>
+                    <w:lang w:val="en-US"/>
+                  </w:rPr>
+                  <m:t>+0,</m:t>
+                </m:r>
+                <m:r>
+                  <w:rPr>
+                    <w:rFonts w:ascii="Cambria Math" w:hAnsi="Cambria Math"/>
+                    <w:lang w:val="en-US"/>
+                  </w:rPr>
+                  <m:t>644</m:t>
+                </m:r>
+                <m:r>
+                  <w:rPr>
+                    <w:rFonts w:ascii="Cambria Math" w:hAnsi="Cambria Math"/>
+                    <w:lang w:val="en-US"/>
+                  </w:rPr>
+                  <m:t>+0</m:t>
+                </m:r>
+                <m:r>
+                  <w:rPr>
+                    <w:rFonts w:ascii="Cambria Math" w:hAnsi="Cambria Math"/>
+                    <w:lang w:val="en-US"/>
+                  </w:rPr>
+                  <m:t>,386</m:t>
+                </m:r>
+                <m:r>
+                  <w:rPr>
+                    <w:rFonts w:ascii="Cambria Math" w:hAnsi="Cambria Math"/>
+                    <w:lang w:val="en-US"/>
+                  </w:rPr>
+                  <m:t>=1,</m:t>
+                </m:r>
+                <m:r>
+                  <w:rPr>
+                    <w:rFonts w:ascii="Cambria Math" w:hAnsi="Cambria Math"/>
+                    <w:lang w:val="en-US"/>
+                  </w:rPr>
+                  <m:t>359</m:t>
+                </m:r>
+                <m:r>
+                  <w:rPr>
+                    <w:rFonts w:ascii="Cambria Math" w:hAnsi="Cambria Math"/>
+                    <w:lang w:val="en-US"/>
+                  </w:rPr>
+                  <m:t xml:space="preserve">; </m:t>
                 </m:r>
                 <m:sSub>
                   <m:sSubPr>
@@ -6683,7 +8074,21 @@
                     <w:rFonts w:ascii="Cambria Math" w:eastAsiaTheme="minorEastAsia" w:hAnsi="Cambria Math"/>
                     <w:lang w:val="en-US"/>
                   </w:rPr>
-                  <m:t xml:space="preserve">1,223; </m:t>
+                  <m:t>1,</m:t>
+                </m:r>
+                <m:r>
+                  <w:rPr>
+                    <w:rFonts w:ascii="Cambria Math" w:eastAsiaTheme="minorEastAsia" w:hAnsi="Cambria Math"/>
+                    <w:lang w:val="en-US"/>
+                  </w:rPr>
+                  <m:t>405</m:t>
+                </m:r>
+                <m:r>
+                  <w:rPr>
+                    <w:rFonts w:ascii="Cambria Math" w:eastAsiaTheme="minorEastAsia" w:hAnsi="Cambria Math"/>
+                    <w:lang w:val="en-US"/>
+                  </w:rPr>
+                  <m:t xml:space="preserve">; </m:t>
                 </m:r>
                 <m:sSub>
                   <m:sSubPr>
@@ -6695,6 +8100,39 @@
                     </m:ctrlPr>
                   </m:sSubPr>
                   <m:e>
+                    <m:sSub>
+                      <m:sSubPr>
+                        <m:ctrlPr>
+                          <w:rPr>
+                            <w:rFonts w:ascii="Cambria Math" w:hAnsi="Cambria Math"/>
+                            <w:i/>
+                          </w:rPr>
+                        </m:ctrlPr>
+                      </m:sSubPr>
+                      <m:e>
+                        <m:r>
+                          <w:rPr>
+                            <w:rFonts w:ascii="Cambria Math" w:hAnsi="Cambria Math"/>
+                          </w:rPr>
+                          <m:t>E</m:t>
+                        </m:r>
+                      </m:e>
+                      <m:sub>
+                        <m:r>
+                          <w:rPr>
+                            <w:rFonts w:ascii="Cambria Math" w:hAnsi="Cambria Math"/>
+                          </w:rPr>
+                          <m:t>3</m:t>
+                        </m:r>
+                      </m:sub>
+                    </m:sSub>
+                    <m:r>
+                      <w:rPr>
+                        <w:rFonts w:ascii="Cambria Math" w:hAnsi="Cambria Math"/>
+                        <w:lang w:val="en-US"/>
+                      </w:rPr>
+                      <m:t xml:space="preserve">=1,495; </m:t>
+                    </m:r>
                     <m:r>
                       <w:rPr>
                         <w:rFonts w:ascii="Cambria Math" w:hAnsi="Cambria Math"/>
@@ -6716,7 +8154,21 @@
                     <w:rFonts w:ascii="Cambria Math" w:hAnsi="Cambria Math"/>
                     <w:lang w:val="en-US"/>
                   </w:rPr>
-                  <m:t>=1,192.</m:t>
+                  <m:t>=1,</m:t>
+                </m:r>
+                <m:r>
+                  <w:rPr>
+                    <w:rFonts w:ascii="Cambria Math" w:hAnsi="Cambria Math"/>
+                    <w:lang w:val="en-US"/>
+                  </w:rPr>
+                  <m:t>534</m:t>
+                </m:r>
+                <m:r>
+                  <w:rPr>
+                    <w:rFonts w:ascii="Cambria Math" w:hAnsi="Cambria Math"/>
+                    <w:lang w:val="en-US"/>
+                  </w:rPr>
+                  <m:t>.</m:t>
                 </m:r>
               </m:oMath>
             </m:oMathPara>
@@ -6742,35 +8194,14 @@
     <w:p>
       <w:pPr>
         <w:rPr>
-          <w:lang w:eastAsia="ru-RU"/>
-        </w:rPr>
-      </w:pPr>
-      <w:r>
-        <w:t xml:space="preserve">Чем меньше комплексная оценка, тем лучше альтернатива. Таким образом, в данном примере лучшим </w:t>
-      </w:r>
-      <w:r>
-        <w:t>поставщиком является</w:t>
-      </w:r>
-      <w:r>
-        <w:t xml:space="preserve"> </w:t>
-      </w:r>
-      <w:r>
-        <w:t>П2; несколько худший поставщик</w:t>
-      </w:r>
-      <w:r>
-        <w:t xml:space="preserve"> – </w:t>
-      </w:r>
-      <w:r>
-        <w:t>П6</w:t>
-      </w:r>
-      <w:r>
-        <w:t xml:space="preserve">, самый худший – </w:t>
-      </w:r>
-      <w:r>
-        <w:t>П5</w:t>
-      </w:r>
-      <w:r>
-        <w:t>.</w:t>
+          <w:lang w:val="ru-BY"/>
+        </w:rPr>
+      </w:pPr>
+      <w:r>
+        <w:rPr>
+          <w:lang w:val="ru-BY"/>
+        </w:rPr>
+        <w:t>Чем меньше E_j, тем лучше альтернатива: СТ1 — лучшая; далее СТ2; затем СТ3; наименее предпочтительна СТ6.</w:t>
       </w:r>
     </w:p>
     <w:p>
@@ -6807,7 +8238,11 @@
         </w:rPr>
       </w:pPr>
       <w:r>
-        <w:t>Методика предназначена для решения задач, в которых требуется выбрать лучшую из двух альтернатив. Такие задачи часто возникают, например, при проектировании технических систем, когда требуется выбрать лучший из двух вариантов системы: базовый (имеющийся) или новый (предлагаемый). Однако применение данной методики не ограничивается задачами проектирования.</w:t>
+        <w:t xml:space="preserve">Методика предназначена для решения задач, в которых требуется выбрать лучшую из двух альтернатив. Такие задачи часто возникают, </w:t>
+      </w:r>
+      <w:r>
+        <w:lastRenderedPageBreak/>
+        <w:t>например, при проектировании технических систем, когда требуется выбрать лучший из двух вариантов системы: базовый (имеющийся) или новый (предлагаемый). Однако применение данной методики не ограничивается задачами проектирования.</w:t>
       </w:r>
     </w:p>
     <w:p>
@@ -6827,8 +8262,15 @@
         </w:rPr>
       </w:pPr>
       <w:r>
-        <w:lastRenderedPageBreak/>
-        <w:t>В таблице 5.1 приведены оценки альтернатив, отобранных на основе выбора множества Парето, методики экспресс-анализа альтернатив и методики скаляризации векторных оценок.</w:t>
+        <w:t xml:space="preserve">В таблице 5.1 приведены оценки альтернатив, отобранных на основе выбора множества Парето, методики экспресс-анализа альтернатив и методики </w:t>
+      </w:r>
+      <w:proofErr w:type="spellStart"/>
+      <w:r>
+        <w:t>скаляризации</w:t>
+      </w:r>
+      <w:proofErr w:type="spellEnd"/>
+      <w:r>
+        <w:t xml:space="preserve"> векторных оценок.</w:t>
       </w:r>
     </w:p>
     <w:p>
@@ -6855,7 +8297,7 @@
     <w:tbl>
       <w:tblPr>
         <w:tblStyle w:val="afb"/>
-        <w:tblW w:w="0" w:type="auto"/>
+        <w:tblW w:w="9345" w:type="dxa"/>
         <w:tblLook w:val="04A0" w:firstRow="1" w:lastRow="0" w:firstColumn="1" w:lastColumn="0" w:noHBand="0" w:noVBand="1"/>
       </w:tblPr>
       <w:tblGrid>
@@ -6871,12 +8313,12 @@
           <w:p>
             <w:pPr>
               <w:ind w:firstLine="0"/>
-              <w:rPr>
-                <w:lang w:eastAsia="ru-RU"/>
-              </w:rPr>
-            </w:pPr>
-            <w:r>
-              <w:t>Поставщик</w:t>
+            </w:pPr>
+            <w:r>
+              <w:rPr>
+                <w:szCs w:val="28"/>
+              </w:rPr>
+              <w:t>Станок</w:t>
             </w:r>
           </w:p>
         </w:tc>
@@ -6895,10 +8337,9 @@
             </w:pPr>
             <w:r>
               <w:rPr>
-                <w:color w:val="000000"/>
-                <w:szCs w:val="28"/>
-              </w:rPr>
-              <w:t>П2</w:t>
+                <w:lang w:eastAsia="ru-RU"/>
+              </w:rPr>
+              <w:t>СТ2</w:t>
             </w:r>
           </w:p>
         </w:tc>
@@ -6915,7 +8356,10 @@
               </w:rPr>
             </w:pPr>
             <w:r>
-              <w:t>П6</w:t>
+              <w:t>СТ</w:t>
+            </w:r>
+            <w:r>
+              <w:t>6</w:t>
             </w:r>
           </w:p>
         </w:tc>
@@ -6929,12 +8373,33 @@
             <w:pPr>
               <w:ind w:firstLine="0"/>
               <w:jc w:val="left"/>
+            </w:pPr>
+            <w:r>
+              <w:rPr>
+                <w:color w:val="000000"/>
+                <w:szCs w:val="28"/>
+              </w:rPr>
+              <w:t>Производительность, изделий/ч</w:t>
+            </w:r>
+          </w:p>
+        </w:tc>
+        <w:tc>
+          <w:tcPr>
+            <w:tcW w:w="3115" w:type="dxa"/>
+          </w:tcPr>
+          <w:p>
+            <w:pPr>
+              <w:ind w:firstLine="0"/>
+              <w:jc w:val="center"/>
               <w:rPr>
                 <w:lang w:eastAsia="ru-RU"/>
               </w:rPr>
             </w:pPr>
             <w:r>
-              <w:t>Содержание металла в pуде, %</w:t>
+              <w:rPr>
+                <w:lang w:eastAsia="ru-RU"/>
+              </w:rPr>
+              <w:t>25</w:t>
             </w:r>
           </w:p>
         </w:tc>
@@ -6951,24 +8416,10 @@
               </w:rPr>
             </w:pPr>
             <w:r>
-              <w:t>9</w:t>
-            </w:r>
-          </w:p>
-        </w:tc>
-        <w:tc>
-          <w:tcPr>
-            <w:tcW w:w="3115" w:type="dxa"/>
-          </w:tcPr>
-          <w:p>
-            <w:pPr>
-              <w:ind w:firstLine="0"/>
-              <w:jc w:val="center"/>
               <w:rPr>
                 <w:lang w:eastAsia="ru-RU"/>
               </w:rPr>
-            </w:pPr>
-            <w:r>
-              <w:t>10</w:t>
+              <w:t>35</w:t>
             </w:r>
           </w:p>
         </w:tc>
@@ -6982,15 +8433,46 @@
             <w:pPr>
               <w:ind w:firstLine="0"/>
               <w:jc w:val="left"/>
+            </w:pPr>
+            <w:r>
+              <w:rPr>
+                <w:color w:val="000000"/>
+                <w:szCs w:val="28"/>
+              </w:rPr>
+              <w:t xml:space="preserve">Стоимость станка, тыс. </w:t>
+            </w:r>
+            <w:proofErr w:type="spellStart"/>
+            <w:r>
+              <w:rPr>
+                <w:color w:val="000000"/>
+                <w:szCs w:val="28"/>
+              </w:rPr>
+              <w:t>ден.ед</w:t>
+            </w:r>
+            <w:proofErr w:type="spellEnd"/>
+            <w:r>
+              <w:rPr>
+                <w:color w:val="000000"/>
+                <w:szCs w:val="28"/>
+              </w:rPr>
+              <w:t>.</w:t>
+            </w:r>
+          </w:p>
+        </w:tc>
+        <w:tc>
+          <w:tcPr>
+            <w:tcW w:w="3115" w:type="dxa"/>
+          </w:tcPr>
+          <w:p>
+            <w:pPr>
+              <w:ind w:firstLine="0"/>
+              <w:jc w:val="center"/>
               <w:rPr>
                 <w:lang w:eastAsia="ru-RU"/>
               </w:rPr>
             </w:pPr>
             <w:r>
-              <w:t xml:space="preserve">Стоимость </w:t>
-            </w:r>
-            <w:r>
-              <w:t>руды, ден.ед./т</w:t>
+              <w:t>100</w:t>
             </w:r>
           </w:p>
         </w:tc>
@@ -7007,24 +8489,10 @@
               </w:rPr>
             </w:pPr>
             <w:r>
-              <w:t>120</w:t>
-            </w:r>
-          </w:p>
-        </w:tc>
-        <w:tc>
-          <w:tcPr>
-            <w:tcW w:w="3115" w:type="dxa"/>
-          </w:tcPr>
-          <w:p>
-            <w:pPr>
-              <w:ind w:firstLine="0"/>
-              <w:jc w:val="center"/>
               <w:rPr>
                 <w:lang w:eastAsia="ru-RU"/>
               </w:rPr>
-            </w:pPr>
-            <w:r>
-              <w:t>140</w:t>
+              <w:t>200</w:t>
             </w:r>
           </w:p>
         </w:tc>
@@ -7038,12 +8506,29 @@
             <w:pPr>
               <w:ind w:firstLine="0"/>
               <w:jc w:val="left"/>
+            </w:pPr>
+            <w:r>
+              <w:rPr>
+                <w:szCs w:val="28"/>
+              </w:rPr>
+              <w:t>Надежность</w:t>
+            </w:r>
+          </w:p>
+        </w:tc>
+        <w:tc>
+          <w:tcPr>
+            <w:tcW w:w="3115" w:type="dxa"/>
+          </w:tcPr>
+          <w:p>
+            <w:pPr>
+              <w:ind w:firstLine="0"/>
+              <w:jc w:val="center"/>
               <w:rPr>
                 <w:lang w:eastAsia="ru-RU"/>
               </w:rPr>
             </w:pPr>
             <w:r>
-              <w:t>Надежность поставок</w:t>
+              <w:t>средняя</w:t>
             </w:r>
           </w:p>
         </w:tc>
@@ -7060,24 +8545,7 @@
               </w:rPr>
             </w:pPr>
             <w:r>
-              <w:t>Высокая</w:t>
-            </w:r>
-          </w:p>
-        </w:tc>
-        <w:tc>
-          <w:tcPr>
-            <w:tcW w:w="3115" w:type="dxa"/>
-          </w:tcPr>
-          <w:p>
-            <w:pPr>
-              <w:ind w:firstLine="0"/>
-              <w:jc w:val="center"/>
-              <w:rPr>
-                <w:lang w:eastAsia="ru-RU"/>
-              </w:rPr>
-            </w:pPr>
-            <w:r>
-              <w:t>Высокая</w:t>
+              <w:t>достаточно высокая</w:t>
             </w:r>
           </w:p>
         </w:tc>
@@ -7089,14 +8557,16 @@
       </w:pPr>
     </w:p>
     <w:p>
-      <w:r>
-        <w:t>Если при сравнении альтернатив по какому-либо критерию они имеют одинаковые оценки, то такой критерий не учитывается.</w:t>
-      </w:r>
-      <w:r>
-        <w:t xml:space="preserve"> Соответственно критерий 3 не учитывается</w:t>
-      </w:r>
-      <w:r>
-        <w:t>.</w:t>
+      <w:pPr>
+        <w:rPr>
+          <w:lang w:val="ru-BY"/>
+        </w:rPr>
+      </w:pPr>
+      <w:r>
+        <w:rPr>
+          <w:lang w:val="ru-BY"/>
+        </w:rPr>
+        <w:t>Если при сравнении альтернатив по какому-либо критерию они имеют одинаковые оценки, то такой критерий не учитывается. В данном примере все критерии различаются, поэтому учитываются все.</w:t>
       </w:r>
     </w:p>
     <w:p>
@@ -7130,6 +8600,7 @@
         </w:rPr>
         <w:t>R</w:t>
       </w:r>
+      <w:proofErr w:type="spellStart"/>
       <w:r>
         <w:rPr>
           <w:i/>
@@ -7139,9 +8610,11 @@
         </w:rPr>
         <w:t>i</w:t>
       </w:r>
+      <w:proofErr w:type="spellEnd"/>
       <w:r>
         <w:t xml:space="preserve">, </w:t>
       </w:r>
+      <w:proofErr w:type="spellStart"/>
       <w:r>
         <w:rPr>
           <w:i/>
@@ -7150,6 +8623,7 @@
         </w:rPr>
         <w:t>i</w:t>
       </w:r>
+      <w:proofErr w:type="spellEnd"/>
       <w:r>
         <w:t xml:space="preserve"> </w:t>
       </w:r>
@@ -7208,7 +8682,16 @@
         <w:t xml:space="preserve">, R2 = </w:t>
       </w:r>
       <w:r>
-        <w:t>3</w:t>
+        <w:t xml:space="preserve">2, </w:t>
+      </w:r>
+      <w:r>
+        <w:rPr>
+          <w:lang w:val="en-US"/>
+        </w:rPr>
+        <w:t>R</w:t>
+      </w:r>
+      <w:r>
+        <w:t>3 = 3</w:t>
       </w:r>
       <w:r>
         <w:t>.</w:t>
@@ -7474,6 +8957,7 @@
         </w:rPr>
       </w:pPr>
       <w:r>
+        <w:lastRenderedPageBreak/>
         <w:t>Для данной задачи веса критериев следующие:</w:t>
       </w:r>
     </w:p>
@@ -7511,7 +8995,6 @@
               <w:rPr>
                 <w:rFonts w:ascii="Cambria Math" w:hAnsi="Cambria Math"/>
                 <w:i/>
-                <w:lang w:val="en-US"/>
               </w:rPr>
             </w:pPr>
             <m:oMathPara>
@@ -7547,7 +9030,35 @@
                     <w:rFonts w:ascii="Cambria Math" w:hAnsi="Cambria Math"/>
                     <w:lang w:val="en-US"/>
                   </w:rPr>
-                  <m:t xml:space="preserve">=2+1-1=2; </m:t>
+                  <m:t>=</m:t>
+                </m:r>
+                <m:r>
+                  <w:rPr>
+                    <w:rFonts w:ascii="Cambria Math" w:hAnsi="Cambria Math"/>
+                    <w:lang w:val="en-US"/>
+                  </w:rPr>
+                  <m:t>3</m:t>
+                </m:r>
+                <m:r>
+                  <w:rPr>
+                    <w:rFonts w:ascii="Cambria Math" w:hAnsi="Cambria Math"/>
+                    <w:lang w:val="en-US"/>
+                  </w:rPr>
+                  <m:t>+1-1=</m:t>
+                </m:r>
+                <m:r>
+                  <w:rPr>
+                    <w:rFonts w:ascii="Cambria Math" w:hAnsi="Cambria Math"/>
+                    <w:lang w:val="en-US"/>
+                  </w:rPr>
+                  <m:t>3</m:t>
+                </m:r>
+                <m:r>
+                  <w:rPr>
+                    <w:rFonts w:ascii="Cambria Math" w:hAnsi="Cambria Math"/>
+                    <w:lang w:val="en-US"/>
+                  </w:rPr>
+                  <m:t xml:space="preserve">; </m:t>
                 </m:r>
                 <m:sSub>
                   <m:sSubPr>
@@ -7580,7 +9091,67 @@
                     <w:rFonts w:ascii="Cambria Math" w:hAnsi="Cambria Math"/>
                     <w:lang w:val="en-US"/>
                   </w:rPr>
-                  <m:t>=1;</m:t>
+                  <m:t>=</m:t>
+                </m:r>
+                <m:r>
+                  <w:rPr>
+                    <w:rFonts w:ascii="Cambria Math" w:hAnsi="Cambria Math"/>
+                    <w:lang w:val="en-US"/>
+                  </w:rPr>
+                  <m:t>2</m:t>
+                </m:r>
+                <m:r>
+                  <w:rPr>
+                    <w:rFonts w:ascii="Cambria Math" w:hAnsi="Cambria Math"/>
+                    <w:lang w:val="en-US"/>
+                  </w:rPr>
+                  <m:t>;</m:t>
+                </m:r>
+                <m:sSub>
+                  <m:sSubPr>
+                    <m:ctrlPr>
+                      <w:rPr>
+                        <w:rFonts w:ascii="Cambria Math" w:hAnsi="Cambria Math"/>
+                        <w:i/>
+                      </w:rPr>
+                    </m:ctrlPr>
+                  </m:sSubPr>
+                  <m:e>
+                    <m:r>
+                      <w:rPr>
+                        <w:rFonts w:ascii="Cambria Math" w:hAnsi="Cambria Math"/>
+                      </w:rPr>
+                      <m:t xml:space="preserve"> </m:t>
+                    </m:r>
+                    <m:r>
+                      <w:rPr>
+                        <w:rFonts w:ascii="Cambria Math" w:hAnsi="Cambria Math"/>
+                      </w:rPr>
+                      <m:t>V</m:t>
+                    </m:r>
+                  </m:e>
+                  <m:sub>
+                    <m:r>
+                      <w:rPr>
+                        <w:rFonts w:ascii="Cambria Math" w:hAnsi="Cambria Math"/>
+                      </w:rPr>
+                      <m:t>3</m:t>
+                    </m:r>
+                  </m:sub>
+                </m:sSub>
+                <m:r>
+                  <w:rPr>
+                    <w:rFonts w:ascii="Cambria Math" w:hAnsi="Cambria Math"/>
+                    <w:lang w:val="en-US"/>
+                  </w:rPr>
+                  <m:t>=</m:t>
+                </m:r>
+                <m:r>
+                  <w:rPr>
+                    <w:rFonts w:ascii="Cambria Math" w:hAnsi="Cambria Math"/>
+                    <w:lang w:val="en-US"/>
+                  </w:rPr>
+                  <m:t>1.</m:t>
                 </m:r>
               </m:oMath>
             </m:oMathPara>
@@ -8041,6 +9612,7 @@
         </w:rPr>
         <w:t xml:space="preserve"> – оценки двух сравниваемых альтернатив по </w:t>
       </w:r>
+      <w:proofErr w:type="spellStart"/>
       <w:r>
         <w:rPr>
           <w:rFonts w:eastAsiaTheme="minorEastAsia"/>
@@ -8050,6 +9622,7 @@
         </w:rPr>
         <w:t>i</w:t>
       </w:r>
+      <w:proofErr w:type="spellEnd"/>
       <w:r>
         <w:rPr>
           <w:rFonts w:eastAsiaTheme="minorEastAsia"/>
@@ -8075,7 +9648,6 @@
         <w:rPr>
           <w:lang w:eastAsia="ru-RU"/>
         </w:rPr>
-        <w:lastRenderedPageBreak/>
         <w:t>Для данной задачи:</w:t>
       </w:r>
     </w:p>
@@ -8149,7 +9721,43 @@
                     <w:rFonts w:ascii="Cambria Math" w:hAnsi="Cambria Math"/>
                     <w:lang w:val="en-US"/>
                   </w:rPr>
-                  <m:t xml:space="preserve">=9/10=1,11; </m:t>
+                  <m:t>=</m:t>
+                </m:r>
+                <m:f>
+                  <m:fPr>
+                    <m:ctrlPr>
+                      <w:rPr>
+                        <w:rFonts w:ascii="Cambria Math" w:hAnsi="Cambria Math"/>
+                        <w:i/>
+                        <w:lang w:val="en-US"/>
+                      </w:rPr>
+                    </m:ctrlPr>
+                  </m:fPr>
+                  <m:num>
+                    <m:r>
+                      <w:rPr>
+                        <w:rFonts w:ascii="Cambria Math" w:hAnsi="Cambria Math"/>
+                        <w:lang w:val="en-US"/>
+                      </w:rPr>
+                      <m:t>35</m:t>
+                    </m:r>
+                  </m:num>
+                  <m:den>
+                    <m:r>
+                      <w:rPr>
+                        <w:rFonts w:ascii="Cambria Math" w:hAnsi="Cambria Math"/>
+                        <w:lang w:val="en-US"/>
+                      </w:rPr>
+                      <m:t>25</m:t>
+                    </m:r>
+                  </m:den>
+                </m:f>
+                <m:r>
+                  <w:rPr>
+                    <w:rFonts w:ascii="Cambria Math" w:hAnsi="Cambria Math"/>
+                    <w:lang w:val="en-US"/>
+                  </w:rPr>
+                  <m:t xml:space="preserve">=1,40; </m:t>
                 </m:r>
                 <m:sSub>
                   <m:sSubPr>
@@ -8182,7 +9790,54 @@
                     <w:rFonts w:ascii="Cambria Math" w:hAnsi="Cambria Math"/>
                     <w:lang w:val="en-US"/>
                   </w:rPr>
-                  <m:t>=1,17.</m:t>
+                  <m:t xml:space="preserve">=2; </m:t>
+                </m:r>
+                <m:sSub>
+                  <m:sSubPr>
+                    <m:ctrlPr>
+                      <w:rPr>
+                        <w:rFonts w:ascii="Cambria Math" w:hAnsi="Cambria Math"/>
+                        <w:i/>
+                      </w:rPr>
+                    </m:ctrlPr>
+                  </m:sSubPr>
+                  <m:e>
+                    <m:r>
+                      <w:rPr>
+                        <w:rFonts w:ascii="Cambria Math" w:hAnsi="Cambria Math"/>
+                      </w:rPr>
+                      <m:t>S</m:t>
+                    </m:r>
+                  </m:e>
+                  <m:sub>
+                    <m:r>
+                      <w:rPr>
+                        <w:rFonts w:ascii="Cambria Math" w:hAnsi="Cambria Math"/>
+                      </w:rPr>
+                      <m:t>3</m:t>
+                    </m:r>
+                  </m:sub>
+                </m:sSub>
+                <m:r>
+                  <w:rPr>
+                    <w:rFonts w:ascii="Cambria Math" w:hAnsi="Cambria Math"/>
+                    <w:lang w:val="en-US"/>
+                  </w:rPr>
+                  <m:t>=</m:t>
+                </m:r>
+                <m:r>
+                  <w:rPr>
+                    <w:rFonts w:ascii="Cambria Math" w:hAnsi="Cambria Math"/>
+                    <w:lang w:val="en-US"/>
+                  </w:rPr>
+                  <m:t>1,60</m:t>
+                </m:r>
+                <m:r>
+                  <w:rPr>
+                    <w:rFonts w:ascii="Cambria Math" w:hAnsi="Cambria Math"/>
+                    <w:lang w:val="en-US"/>
+                  </w:rPr>
+                  <m:t>.</m:t>
                 </m:r>
               </m:oMath>
             </m:oMathPara>
@@ -8493,7 +10148,14 @@
                         <w:rFonts w:ascii="Cambria Math" w:hAnsi="Cambria Math"/>
                         <w:lang w:val="en-US"/>
                       </w:rPr>
-                      <m:t>1,11</m:t>
+                      <m:t>1,</m:t>
+                    </m:r>
+                    <m:r>
+                      <w:rPr>
+                        <w:rFonts w:ascii="Cambria Math" w:hAnsi="Cambria Math"/>
+                        <w:lang w:val="en-US"/>
+                      </w:rPr>
+                      <m:t>40</m:t>
                     </m:r>
                   </m:e>
                   <m:sup>
@@ -8502,7 +10164,7 @@
                         <w:rFonts w:ascii="Cambria Math" w:hAnsi="Cambria Math"/>
                         <w:lang w:val="en-US"/>
                       </w:rPr>
-                      <m:t>2</m:t>
+                      <m:t>3</m:t>
                     </m:r>
                   </m:sup>
                 </m:sSup>
@@ -8511,7 +10173,21 @@
                     <w:rFonts w:ascii="Cambria Math" w:hAnsi="Cambria Math"/>
                     <w:lang w:val="en-US"/>
                   </w:rPr>
-                  <m:t xml:space="preserve">=1,23; </m:t>
+                  <m:t>=</m:t>
+                </m:r>
+                <m:r>
+                  <w:rPr>
+                    <w:rFonts w:ascii="Cambria Math" w:hAnsi="Cambria Math"/>
+                    <w:lang w:val="en-US"/>
+                  </w:rPr>
+                  <m:t>2,744</m:t>
+                </m:r>
+                <m:r>
+                  <w:rPr>
+                    <w:rFonts w:ascii="Cambria Math" w:hAnsi="Cambria Math"/>
+                    <w:lang w:val="en-US"/>
+                  </w:rPr>
+                  <m:t xml:space="preserve">; </m:t>
                 </m:r>
                 <m:sSub>
                   <m:sSubPr>
@@ -8544,7 +10220,82 @@
                     <w:rFonts w:ascii="Cambria Math" w:hAnsi="Cambria Math"/>
                     <w:lang w:val="en-US"/>
                   </w:rPr>
-                  <m:t>=1,17.</m:t>
+                  <m:t>=</m:t>
+                </m:r>
+                <m:r>
+                  <w:rPr>
+                    <w:rFonts w:ascii="Cambria Math" w:hAnsi="Cambria Math"/>
+                    <w:lang w:val="en-US"/>
+                  </w:rPr>
+                  <m:t xml:space="preserve">4,00; </m:t>
+                </m:r>
+                <m:sSub>
+                  <m:sSubPr>
+                    <m:ctrlPr>
+                      <w:rPr>
+                        <w:rFonts w:ascii="Cambria Math" w:hAnsi="Cambria Math"/>
+                        <w:i/>
+                      </w:rPr>
+                    </m:ctrlPr>
+                  </m:sSubPr>
+                  <m:e>
+                    <m:r>
+                      <w:rPr>
+                        <w:rFonts w:ascii="Cambria Math" w:hAnsi="Cambria Math"/>
+                      </w:rPr>
+                      <m:t>С</m:t>
+                    </m:r>
+                  </m:e>
+                  <m:sub>
+                    <m:r>
+                      <w:rPr>
+                        <w:rFonts w:ascii="Cambria Math" w:hAnsi="Cambria Math"/>
+                      </w:rPr>
+                      <m:t>3</m:t>
+                    </m:r>
+                  </m:sub>
+                </m:sSub>
+                <m:r>
+                  <w:rPr>
+                    <w:rFonts w:ascii="Cambria Math" w:hAnsi="Cambria Math"/>
+                    <w:lang w:val="en-US"/>
+                  </w:rPr>
+                  <m:t>=</m:t>
+                </m:r>
+                <m:r>
+                  <w:rPr>
+                    <w:rFonts w:ascii="Cambria Math" w:hAnsi="Cambria Math"/>
+                    <w:lang w:val="en-US"/>
+                  </w:rPr>
+                  <m:t>1</m:t>
+                </m:r>
+                <m:r>
+                  <w:rPr>
+                    <w:rFonts w:ascii="Cambria Math" w:hAnsi="Cambria Math"/>
+                    <w:lang w:val="en-US"/>
+                  </w:rPr>
+                  <m:t>,</m:t>
+                </m:r>
+                <m:r>
+                  <w:rPr>
+                    <w:rFonts w:ascii="Cambria Math" w:hAnsi="Cambria Math"/>
+                    <w:lang w:val="en-US"/>
+                  </w:rPr>
+                  <m:t>6</m:t>
+                </m:r>
+                <m:r>
+                  <w:rPr>
+                    <w:rFonts w:ascii="Cambria Math" w:hAnsi="Cambria Math"/>
+                    <w:lang w:val="en-US"/>
+                  </w:rPr>
+                  <m:t>0</m:t>
+                </m:r>
+                <m:r>
+                  <w:rPr>
+                    <w:rFonts w:ascii="Cambria Math" w:hAnsi="Cambria Math"/>
+                    <w:lang w:val="en-US"/>
+                  </w:rPr>
+                  <m:t>.</m:t>
                 </m:r>
               </m:oMath>
             </m:oMathPara>
@@ -8571,146 +10322,86 @@
       <w:pPr>
         <w:pStyle w:val="a0"/>
         <w:rPr>
-          <w:lang w:eastAsia="ru-RU"/>
-        </w:rPr>
-      </w:pPr>
-      <w:r>
-        <w:t>Для каждой из сравниваемых альтернатив находится оценка ее доминирования над другой альтернативой. Эта оценка вычисляется как произведение скорректированных степеней доминирования по всем критериям, по которым данная альтернатива лучше другой.</w:t>
-      </w:r>
-    </w:p>
-    <w:p>
-      <w:pPr>
-        <w:rPr>
-          <w:lang w:eastAsia="ru-RU"/>
-        </w:rPr>
-      </w:pPr>
-      <w:r>
-        <w:t xml:space="preserve">В данном примере </w:t>
-      </w:r>
-      <w:r>
-        <w:t>поставщик</w:t>
-      </w:r>
-      <w:r>
+          <w:lang w:val="ru-BY"/>
+        </w:rPr>
+      </w:pPr>
+      <w:r>
+        <w:rPr>
+          <w:lang w:val="ru-BY"/>
+        </w:rPr>
+        <w:t>Для каждой из сравниваемых альтернатив находится оценка её доминирования над другой альтернативой. Эта оценка вычисляется как произведение скорректированных степеней доминирования по всем критериям, по которым данная альтернатива лучше другой.</w:t>
+      </w:r>
+      <w:r>
+        <w:rPr>
+          <w:lang w:val="ru-BY"/>
+        </w:rPr>
         <w:t xml:space="preserve"> </w:t>
       </w:r>
       <w:r>
+        <w:rPr>
+          <w:lang w:val="ru-BY"/>
+        </w:rPr>
+        <w:t>В данном примере СТ6 лучше СТ2 по критериям «производительность» и «надёжность», а СТ2 лучше СТ6 по критерию «стоимость». </w:t>
+      </w:r>
+      <w:r>
+        <w:rPr>
+          <w:lang w:val="ru-BY"/>
+        </w:rPr>
+        <w:t xml:space="preserve"> </w:t>
+      </w:r>
+      <w:r>
+        <w:t>Поставщик</w:t>
+      </w:r>
+      <w:r>
+        <w:t xml:space="preserve"> </w:t>
+      </w:r>
+      <w:r>
+        <w:t>П2</w:t>
+      </w:r>
+      <w:r>
+        <w:t xml:space="preserve"> лучше, чем проект </w:t>
+      </w:r>
+      <w:r>
         <w:t>П6</w:t>
       </w:r>
       <w:r>
-        <w:t xml:space="preserve"> лучше </w:t>
-      </w:r>
-      <w:r>
-        <w:t>поставщика П2</w:t>
-      </w:r>
-      <w:r>
-        <w:t xml:space="preserve"> по критерию </w:t>
-      </w:r>
-      <w:r>
-        <w:t>«</w:t>
-      </w:r>
-      <w:r>
-        <w:t>с</w:t>
-      </w:r>
-      <w:r>
-        <w:t>одержание металла в pуде</w:t>
-      </w:r>
-      <w:r>
-        <w:t>»</w:t>
-      </w:r>
-      <w:r>
-        <w:t xml:space="preserve">. Оценка доминирования проекта </w:t>
-      </w:r>
-      <w:r>
-        <w:t>П6</w:t>
+        <w:t>, по критери</w:t>
+      </w:r>
+      <w:r>
+        <w:t>ю</w:t>
+      </w:r>
+      <w:r>
+        <w:t xml:space="preserve"> </w:t>
+      </w:r>
+      <w:r>
+        <w:t xml:space="preserve">«стоимость </w:t>
+      </w:r>
+      <w:r>
+        <w:t>руды</w:t>
+      </w:r>
+      <w:r>
+        <w:t>.</w:t>
+      </w:r>
+      <w:r>
+        <w:rPr>
+          <w:lang w:val="en-US"/>
+        </w:rPr>
+        <w:t xml:space="preserve"> </w:t>
+      </w:r>
+      <w:r>
+        <w:t xml:space="preserve">Оценка доминирования </w:t>
+      </w:r>
+      <w:r>
+        <w:t>СТ6</w:t>
       </w:r>
       <w:r>
         <w:t xml:space="preserve"> над </w:t>
       </w:r>
       <w:r>
-        <w:t>П2</w:t>
-      </w:r>
-      <w:r>
-        <w:t xml:space="preserve"> </w:t>
-      </w:r>
-      <w:r>
-        <w:t xml:space="preserve">равна </w:t>
-      </w:r>
-      <w:r>
-        <w:rPr>
-          <w:i/>
-          <w:iCs/>
-        </w:rPr>
-        <w:t>D</w:t>
-      </w:r>
-      <w:r>
-        <w:rPr>
-          <w:vertAlign w:val="subscript"/>
-        </w:rPr>
-        <w:t>1</w:t>
-      </w:r>
-      <w:r>
-        <w:t xml:space="preserve"> = </w:t>
-      </w:r>
-      <w:r>
-        <w:t>1,</w:t>
-      </w:r>
-      <w:r>
-        <w:t>17</w:t>
-      </w:r>
-      <w:r>
-        <w:t>.</w:t>
-      </w:r>
-    </w:p>
-    <w:p>
-      <w:pPr>
-        <w:rPr>
-          <w:lang w:eastAsia="ru-RU"/>
-        </w:rPr>
-      </w:pPr>
-      <w:r>
-        <w:t>Поставщик</w:t>
-      </w:r>
-      <w:r>
-        <w:t xml:space="preserve"> </w:t>
-      </w:r>
-      <w:r>
-        <w:t>П2</w:t>
-      </w:r>
-      <w:r>
-        <w:t xml:space="preserve"> лучше, чем проект </w:t>
-      </w:r>
-      <w:r>
-        <w:t>П6</w:t>
-      </w:r>
-      <w:r>
-        <w:t>, по критери</w:t>
-      </w:r>
-      <w:r>
-        <w:t>ю</w:t>
-      </w:r>
-      <w:r>
-        <w:t xml:space="preserve"> </w:t>
-      </w:r>
-      <w:r>
-        <w:t xml:space="preserve">«стоимость </w:t>
-      </w:r>
-      <w:r>
-        <w:t>руды</w:t>
-      </w:r>
-      <w:r>
-        <w:t xml:space="preserve"> </w:t>
-      </w:r>
-      <w:r>
-        <w:t xml:space="preserve">Оценка доминирования </w:t>
-      </w:r>
-      <w:r>
-        <w:t>П2</w:t>
-      </w:r>
-      <w:r>
-        <w:t xml:space="preserve"> над </w:t>
-      </w:r>
-      <w:r>
-        <w:t xml:space="preserve">П6 равна </w:t>
+        <w:t>СТ2</w:t>
+      </w:r>
+      <w:r>
+        <w:t xml:space="preserve"> равна </w:t>
       </w:r>
       <w:r>
         <w:rPr>
@@ -8724,14 +10415,24 @@
           <w:i/>
           <w:iCs/>
           <w:vertAlign w:val="subscript"/>
-        </w:rPr>
-        <w:t>2</w:t>
+          <w:lang w:val="en-US"/>
+        </w:rPr>
+        <w:t>6</w:t>
       </w:r>
       <w:r>
         <w:t xml:space="preserve"> = </w:t>
       </w:r>
       <w:r>
-        <w:t>1,23.</w:t>
+        <w:t>4</w:t>
+      </w:r>
+      <w:r>
+        <w:t>,</w:t>
+      </w:r>
+      <w:r>
+        <w:t>39</w:t>
+      </w:r>
+      <w:r>
+        <w:t>.</w:t>
       </w:r>
     </w:p>
     <w:p>
@@ -8789,6 +10490,7 @@
                     <w:rFonts w:ascii="Cambria Math" w:hAnsi="Cambria Math"/>
                     <w:lang w:val="en-US"/>
                   </w:rPr>
+                  <w:lastRenderedPageBreak/>
                   <m:t>D=</m:t>
                 </m:r>
                 <m:sSub>
@@ -8880,60 +10582,48 @@
     <w:p>
       <w:pPr>
         <w:rPr>
+          <w:lang w:val="ru-BY"/>
+        </w:rPr>
+      </w:pPr>
+      <w:r>
+        <w:t xml:space="preserve">Если </w:t>
+      </w:r>
+      <w:proofErr w:type="gramStart"/>
+      <w:r>
+        <w:t>D &gt;</w:t>
+      </w:r>
+      <w:proofErr w:type="gramEnd"/>
+      <w:r>
+        <w:t xml:space="preserve"> 1, то первая альтернатива (оценка которой указана в числителе) </w:t>
+      </w:r>
+      <w:r>
+        <w:t xml:space="preserve">лучше второй; если D &lt; 1, то вторая альтернатива превосходит первую. </w:t>
+      </w:r>
+      <w:r>
+        <w:rPr>
+          <w:lang w:val="ru-BY"/>
+        </w:rPr>
+        <w:t>В данном примере D = 4,00 / 4,3904</w:t>
+      </w:r>
+      <w:r>
+        <w:rPr>
+          <w:lang w:val="ru-BY"/>
+        </w:rPr>
+        <w:t xml:space="preserve"> = </w:t>
+      </w:r>
+      <w:r>
+        <w:rPr>
+          <w:lang w:val="ru-BY"/>
+        </w:rPr>
+        <w:t>0,91. Таким образом, при заданных рангах критериев лучшей является СТ6 (так как D&lt;1)</w:t>
+      </w:r>
+    </w:p>
+    <w:p>
+      <w:pPr>
+        <w:rPr>
           <w:lang w:eastAsia="ru-RU"/>
         </w:rPr>
       </w:pPr>
-      <w:r>
-        <w:t xml:space="preserve">Если D &gt; 1, то первая альтернатива (оценка которой указана в числителе) лучше второй; если D &lt; 1, то вторая альтернатива превосходит первую. В данном примере D = </w:t>
-      </w:r>
-      <w:r>
-        <w:t>1,</w:t>
-      </w:r>
-      <w:r>
-        <w:t>17</w:t>
-      </w:r>
-      <w:r>
-        <w:t xml:space="preserve"> / </w:t>
-      </w:r>
-      <w:r>
-        <w:t>1,23</w:t>
-      </w:r>
-      <w:r>
-        <w:t xml:space="preserve"> = 0</w:t>
-      </w:r>
-      <w:r>
-        <w:t>,</w:t>
-      </w:r>
-      <w:r>
-        <w:t>95</w:t>
-      </w:r>
-      <w:r>
-        <w:t xml:space="preserve">. Таким образом, </w:t>
-      </w:r>
-      <w:r>
-        <w:t>поставщик</w:t>
-      </w:r>
-      <w:r>
-        <w:t xml:space="preserve"> </w:t>
-      </w:r>
-      <w:r>
-        <w:t xml:space="preserve"> П</w:t>
-      </w:r>
-      <w:r>
-        <w:t>6</w:t>
-      </w:r>
-      <w:r>
-        <w:t xml:space="preserve"> лучше, чем </w:t>
-      </w:r>
-      <w:r>
-        <w:t>П</w:t>
-      </w:r>
-      <w:r>
-        <w:t>2</w:t>
-      </w:r>
-      <w:r>
-        <w:t>.</w:t>
-      </w:r>
     </w:p>
     <w:sectPr>
       <w:footerReference w:type="default" r:id="rId8"/>
@@ -8949,7 +10639,7 @@
 </file>
 
 <file path=word/endnotes.xml><?xml version="1.0" encoding="utf-8"?>
-<w:endnotes xmlns:wpc="http://schemas.microsoft.com/office/word/2010/wordprocessingCanvas" xmlns:cx="http://schemas.microsoft.com/office/drawing/2014/chartex" xmlns:mc="http://schemas.openxmlformats.org/markup-compatibility/2006" xmlns:o="urn:schemas-microsoft-com:office:office" xmlns:r="http://schemas.openxmlformats.org/officeDocument/2006/relationships" xmlns:m="http://schemas.openxmlformats.org/officeDocument/2006/math" xmlns:v="urn:schemas-microsoft-com:vml" xmlns:wp14="http://schemas.microsoft.com/office/word/2010/wordprocessingDrawing" xmlns:wp="http://schemas.openxmlformats.org/drawingml/2006/wordprocessingDrawing" xmlns:w10="urn:schemas-microsoft-com:office:word" xmlns:w="http://schemas.openxmlformats.org/wordprocessingml/2006/main" xmlns:w14="http://schemas.microsoft.com/office/word/2010/wordml" xmlns:w15="http://schemas.microsoft.com/office/word/2012/wordml" xmlns:w16se="http://schemas.microsoft.com/office/word/2015/wordml/symex" xmlns:wpg="http://schemas.microsoft.com/office/word/2010/wordprocessingGroup" xmlns:wpi="http://schemas.microsoft.com/office/word/2010/wordprocessingInk" xmlns:wne="http://schemas.microsoft.com/office/word/2006/wordml" xmlns:wps="http://schemas.microsoft.com/office/word/2010/wordprocessingShape" mc:Ignorable="w14 w15 w16se wp14">
+<w:endnotes xmlns:wpc="http://schemas.microsoft.com/office/word/2010/wordprocessingCanvas" xmlns:cx="http://schemas.microsoft.com/office/drawing/2014/chartex" xmlns:cx1="http://schemas.microsoft.com/office/drawing/2015/9/8/chartex" xmlns:cx2="http://schemas.microsoft.com/office/drawing/2015/10/21/chartex" xmlns:cx3="http://schemas.microsoft.com/office/drawing/2016/5/9/chartex" xmlns:cx4="http://schemas.microsoft.com/office/drawing/2016/5/10/chartex" xmlns:cx5="http://schemas.microsoft.com/office/drawing/2016/5/11/chartex" xmlns:cx6="http://schemas.microsoft.com/office/drawing/2016/5/12/chartex" xmlns:cx7="http://schemas.microsoft.com/office/drawing/2016/5/13/chartex" xmlns:cx8="http://schemas.microsoft.com/office/drawing/2016/5/14/chartex" xmlns:mc="http://schemas.openxmlformats.org/markup-compatibility/2006" xmlns:aink="http://schemas.microsoft.com/office/drawing/2016/ink" xmlns:am3d="http://schemas.microsoft.com/office/drawing/2017/model3d" xmlns:o="urn:schemas-microsoft-com:office:office" xmlns:oel="http://schemas.microsoft.com/office/2019/extlst" xmlns:r="http://schemas.openxmlformats.org/officeDocument/2006/relationships" xmlns:m="http://schemas.openxmlformats.org/officeDocument/2006/math" xmlns:v="urn:schemas-microsoft-com:vml" xmlns:wp14="http://schemas.microsoft.com/office/word/2010/wordprocessingDrawing" xmlns:wp="http://schemas.openxmlformats.org/drawingml/2006/wordprocessingDrawing" xmlns:w10="urn:schemas-microsoft-com:office:word" xmlns:w="http://schemas.openxmlformats.org/wordprocessingml/2006/main" xmlns:w14="http://schemas.microsoft.com/office/word/2010/wordml" xmlns:w15="http://schemas.microsoft.com/office/word/2012/wordml" xmlns:w16cex="http://schemas.microsoft.com/office/word/2018/wordml/cex" xmlns:w16cid="http://schemas.microsoft.com/office/word/2016/wordml/cid" xmlns:w16="http://schemas.microsoft.com/office/word/2018/wordml" xmlns:w16du="http://schemas.microsoft.com/office/word/2023/wordml/word16du" xmlns:w16sdtdh="http://schemas.microsoft.com/office/word/2020/wordml/sdtdatahash" xmlns:w16se="http://schemas.microsoft.com/office/word/2015/wordml/symex" xmlns:wpg="http://schemas.microsoft.com/office/word/2010/wordprocessingGroup" xmlns:wpi="http://schemas.microsoft.com/office/word/2010/wordprocessingInk" xmlns:wne="http://schemas.microsoft.com/office/word/2006/wordml" xmlns:wps="http://schemas.microsoft.com/office/word/2010/wordprocessingShape" mc:Ignorable="w14 w15 w16se w16cid w16 w16cex w16sdtdh w16du wp14">
   <w:endnote w:type="separator" w:id="-1">
     <w:p>
       <w:r>
@@ -8968,7 +10658,7 @@
 </file>
 
 <file path=word/footer1.xml><?xml version="1.0" encoding="utf-8"?>
-<w:ftr xmlns:wpc="http://schemas.microsoft.com/office/word/2010/wordprocessingCanvas" xmlns:cx="http://schemas.microsoft.com/office/drawing/2014/chartex" xmlns:mc="http://schemas.openxmlformats.org/markup-compatibility/2006" xmlns:o="urn:schemas-microsoft-com:office:office" xmlns:r="http://schemas.openxmlformats.org/officeDocument/2006/relationships" xmlns:m="http://schemas.openxmlformats.org/officeDocument/2006/math" xmlns:v="urn:schemas-microsoft-com:vml" xmlns:wp14="http://schemas.microsoft.com/office/word/2010/wordprocessingDrawing" xmlns:wp="http://schemas.openxmlformats.org/drawingml/2006/wordprocessingDrawing" xmlns:w10="urn:schemas-microsoft-com:office:word" xmlns:w="http://schemas.openxmlformats.org/wordprocessingml/2006/main" xmlns:w14="http://schemas.microsoft.com/office/word/2010/wordml" xmlns:w15="http://schemas.microsoft.com/office/word/2012/wordml" xmlns:w16se="http://schemas.microsoft.com/office/word/2015/wordml/symex" xmlns:wpg="http://schemas.microsoft.com/office/word/2010/wordprocessingGroup" xmlns:wpi="http://schemas.microsoft.com/office/word/2010/wordprocessingInk" xmlns:wne="http://schemas.microsoft.com/office/word/2006/wordml" xmlns:wps="http://schemas.microsoft.com/office/word/2010/wordprocessingShape" mc:Ignorable="w14 w15 w16se wp14">
+<w:ftr xmlns:wpc="http://schemas.microsoft.com/office/word/2010/wordprocessingCanvas" xmlns:cx="http://schemas.microsoft.com/office/drawing/2014/chartex" xmlns:cx1="http://schemas.microsoft.com/office/drawing/2015/9/8/chartex" xmlns:cx2="http://schemas.microsoft.com/office/drawing/2015/10/21/chartex" xmlns:cx3="http://schemas.microsoft.com/office/drawing/2016/5/9/chartex" xmlns:cx4="http://schemas.microsoft.com/office/drawing/2016/5/10/chartex" xmlns:cx5="http://schemas.microsoft.com/office/drawing/2016/5/11/chartex" xmlns:cx6="http://schemas.microsoft.com/office/drawing/2016/5/12/chartex" xmlns:cx7="http://schemas.microsoft.com/office/drawing/2016/5/13/chartex" xmlns:cx8="http://schemas.microsoft.com/office/drawing/2016/5/14/chartex" xmlns:mc="http://schemas.openxmlformats.org/markup-compatibility/2006" xmlns:aink="http://schemas.microsoft.com/office/drawing/2016/ink" xmlns:am3d="http://schemas.microsoft.com/office/drawing/2017/model3d" xmlns:o="urn:schemas-microsoft-com:office:office" xmlns:oel="http://schemas.microsoft.com/office/2019/extlst" xmlns:r="http://schemas.openxmlformats.org/officeDocument/2006/relationships" xmlns:m="http://schemas.openxmlformats.org/officeDocument/2006/math" xmlns:v="urn:schemas-microsoft-com:vml" xmlns:wp14="http://schemas.microsoft.com/office/word/2010/wordprocessingDrawing" xmlns:wp="http://schemas.openxmlformats.org/drawingml/2006/wordprocessingDrawing" xmlns:w10="urn:schemas-microsoft-com:office:word" xmlns:w="http://schemas.openxmlformats.org/wordprocessingml/2006/main" xmlns:w14="http://schemas.microsoft.com/office/word/2010/wordml" xmlns:w15="http://schemas.microsoft.com/office/word/2012/wordml" xmlns:w16cex="http://schemas.microsoft.com/office/word/2018/wordml/cex" xmlns:w16cid="http://schemas.microsoft.com/office/word/2016/wordml/cid" xmlns:w16="http://schemas.microsoft.com/office/word/2018/wordml" xmlns:w16du="http://schemas.microsoft.com/office/word/2023/wordml/word16du" xmlns:w16sdtdh="http://schemas.microsoft.com/office/word/2020/wordml/sdtdatahash" xmlns:w16se="http://schemas.microsoft.com/office/word/2015/wordml/symex" xmlns:wpg="http://schemas.microsoft.com/office/word/2010/wordprocessingGroup" xmlns:wpi="http://schemas.microsoft.com/office/word/2010/wordprocessingInk" xmlns:wne="http://schemas.microsoft.com/office/word/2006/wordml" xmlns:wps="http://schemas.microsoft.com/office/word/2010/wordprocessingShape" mc:Ignorable="w14 w15 w16se w16cid w16 w16cex w16sdtdh w16du wp14">
   <w:sdt>
     <w:sdtPr>
       <w:id w:val="1277604281"/>
@@ -8977,7 +10667,6 @@
         <w:docPartUnique/>
       </w:docPartObj>
     </w:sdtPr>
-    <w:sdtEndPr/>
     <w:sdtContent>
       <w:p>
         <w:pPr>
@@ -9009,7 +10698,7 @@
 </file>
 
 <file path=word/footer2.xml><?xml version="1.0" encoding="utf-8"?>
-<w:ftr xmlns:wpc="http://schemas.microsoft.com/office/word/2010/wordprocessingCanvas" xmlns:cx="http://schemas.microsoft.com/office/drawing/2014/chartex" xmlns:mc="http://schemas.openxmlformats.org/markup-compatibility/2006" xmlns:o="urn:schemas-microsoft-com:office:office" xmlns:r="http://schemas.openxmlformats.org/officeDocument/2006/relationships" xmlns:m="http://schemas.openxmlformats.org/officeDocument/2006/math" xmlns:v="urn:schemas-microsoft-com:vml" xmlns:wp14="http://schemas.microsoft.com/office/word/2010/wordprocessingDrawing" xmlns:wp="http://schemas.openxmlformats.org/drawingml/2006/wordprocessingDrawing" xmlns:w10="urn:schemas-microsoft-com:office:word" xmlns:w="http://schemas.openxmlformats.org/wordprocessingml/2006/main" xmlns:w14="http://schemas.microsoft.com/office/word/2010/wordml" xmlns:w15="http://schemas.microsoft.com/office/word/2012/wordml" xmlns:w16se="http://schemas.microsoft.com/office/word/2015/wordml/symex" xmlns:wpg="http://schemas.microsoft.com/office/word/2010/wordprocessingGroup" xmlns:wpi="http://schemas.microsoft.com/office/word/2010/wordprocessingInk" xmlns:wne="http://schemas.microsoft.com/office/word/2006/wordml" xmlns:wps="http://schemas.microsoft.com/office/word/2010/wordprocessingShape" mc:Ignorable="w14 w15 w16se wp14">
+<w:ftr xmlns:wpc="http://schemas.microsoft.com/office/word/2010/wordprocessingCanvas" xmlns:cx="http://schemas.microsoft.com/office/drawing/2014/chartex" xmlns:cx1="http://schemas.microsoft.com/office/drawing/2015/9/8/chartex" xmlns:cx2="http://schemas.microsoft.com/office/drawing/2015/10/21/chartex" xmlns:cx3="http://schemas.microsoft.com/office/drawing/2016/5/9/chartex" xmlns:cx4="http://schemas.microsoft.com/office/drawing/2016/5/10/chartex" xmlns:cx5="http://schemas.microsoft.com/office/drawing/2016/5/11/chartex" xmlns:cx6="http://schemas.microsoft.com/office/drawing/2016/5/12/chartex" xmlns:cx7="http://schemas.microsoft.com/office/drawing/2016/5/13/chartex" xmlns:cx8="http://schemas.microsoft.com/office/drawing/2016/5/14/chartex" xmlns:mc="http://schemas.openxmlformats.org/markup-compatibility/2006" xmlns:aink="http://schemas.microsoft.com/office/drawing/2016/ink" xmlns:am3d="http://schemas.microsoft.com/office/drawing/2017/model3d" xmlns:o="urn:schemas-microsoft-com:office:office" xmlns:oel="http://schemas.microsoft.com/office/2019/extlst" xmlns:r="http://schemas.openxmlformats.org/officeDocument/2006/relationships" xmlns:m="http://schemas.openxmlformats.org/officeDocument/2006/math" xmlns:v="urn:schemas-microsoft-com:vml" xmlns:wp14="http://schemas.microsoft.com/office/word/2010/wordprocessingDrawing" xmlns:wp="http://schemas.openxmlformats.org/drawingml/2006/wordprocessingDrawing" xmlns:w10="urn:schemas-microsoft-com:office:word" xmlns:w="http://schemas.openxmlformats.org/wordprocessingml/2006/main" xmlns:w14="http://schemas.microsoft.com/office/word/2010/wordml" xmlns:w15="http://schemas.microsoft.com/office/word/2012/wordml" xmlns:w16cex="http://schemas.microsoft.com/office/word/2018/wordml/cex" xmlns:w16cid="http://schemas.microsoft.com/office/word/2016/wordml/cid" xmlns:w16="http://schemas.microsoft.com/office/word/2018/wordml" xmlns:w16du="http://schemas.microsoft.com/office/word/2023/wordml/word16du" xmlns:w16sdtdh="http://schemas.microsoft.com/office/word/2020/wordml/sdtdatahash" xmlns:w16se="http://schemas.microsoft.com/office/word/2015/wordml/symex" xmlns:wpg="http://schemas.microsoft.com/office/word/2010/wordprocessingGroup" xmlns:wpi="http://schemas.microsoft.com/office/word/2010/wordprocessingInk" xmlns:wne="http://schemas.microsoft.com/office/word/2006/wordml" xmlns:wps="http://schemas.microsoft.com/office/word/2010/wordprocessingShape" mc:Ignorable="w14 w15 w16se w16cid w16 w16cex w16sdtdh w16du wp14">
   <w:p>
     <w:pPr>
       <w:pStyle w:val="aa"/>
@@ -9024,7 +10713,7 @@
 </file>
 
 <file path=word/footnotes.xml><?xml version="1.0" encoding="utf-8"?>
-<w:footnotes xmlns:wpc="http://schemas.microsoft.com/office/word/2010/wordprocessingCanvas" xmlns:cx="http://schemas.microsoft.com/office/drawing/2014/chartex" xmlns:mc="http://schemas.openxmlformats.org/markup-compatibility/2006" xmlns:o="urn:schemas-microsoft-com:office:office" xmlns:r="http://schemas.openxmlformats.org/officeDocument/2006/relationships" xmlns:m="http://schemas.openxmlformats.org/officeDocument/2006/math" xmlns:v="urn:schemas-microsoft-com:vml" xmlns:wp14="http://schemas.microsoft.com/office/word/2010/wordprocessingDrawing" xmlns:wp="http://schemas.openxmlformats.org/drawingml/2006/wordprocessingDrawing" xmlns:w10="urn:schemas-microsoft-com:office:word" xmlns:w="http://schemas.openxmlformats.org/wordprocessingml/2006/main" xmlns:w14="http://schemas.microsoft.com/office/word/2010/wordml" xmlns:w15="http://schemas.microsoft.com/office/word/2012/wordml" xmlns:w16se="http://schemas.microsoft.com/office/word/2015/wordml/symex" xmlns:wpg="http://schemas.microsoft.com/office/word/2010/wordprocessingGroup" xmlns:wpi="http://schemas.microsoft.com/office/word/2010/wordprocessingInk" xmlns:wne="http://schemas.microsoft.com/office/word/2006/wordml" xmlns:wps="http://schemas.microsoft.com/office/word/2010/wordprocessingShape" mc:Ignorable="w14 w15 w16se wp14">
+<w:footnotes xmlns:wpc="http://schemas.microsoft.com/office/word/2010/wordprocessingCanvas" xmlns:cx="http://schemas.microsoft.com/office/drawing/2014/chartex" xmlns:cx1="http://schemas.microsoft.com/office/drawing/2015/9/8/chartex" xmlns:cx2="http://schemas.microsoft.com/office/drawing/2015/10/21/chartex" xmlns:cx3="http://schemas.microsoft.com/office/drawing/2016/5/9/chartex" xmlns:cx4="http://schemas.microsoft.com/office/drawing/2016/5/10/chartex" xmlns:cx5="http://schemas.microsoft.com/office/drawing/2016/5/11/chartex" xmlns:cx6="http://schemas.microsoft.com/office/drawing/2016/5/12/chartex" xmlns:cx7="http://schemas.microsoft.com/office/drawing/2016/5/13/chartex" xmlns:cx8="http://schemas.microsoft.com/office/drawing/2016/5/14/chartex" xmlns:mc="http://schemas.openxmlformats.org/markup-compatibility/2006" xmlns:aink="http://schemas.microsoft.com/office/drawing/2016/ink" xmlns:am3d="http://schemas.microsoft.com/office/drawing/2017/model3d" xmlns:o="urn:schemas-microsoft-com:office:office" xmlns:oel="http://schemas.microsoft.com/office/2019/extlst" xmlns:r="http://schemas.openxmlformats.org/officeDocument/2006/relationships" xmlns:m="http://schemas.openxmlformats.org/officeDocument/2006/math" xmlns:v="urn:schemas-microsoft-com:vml" xmlns:wp14="http://schemas.microsoft.com/office/word/2010/wordprocessingDrawing" xmlns:wp="http://schemas.openxmlformats.org/drawingml/2006/wordprocessingDrawing" xmlns:w10="urn:schemas-microsoft-com:office:word" xmlns:w="http://schemas.openxmlformats.org/wordprocessingml/2006/main" xmlns:w14="http://schemas.microsoft.com/office/word/2010/wordml" xmlns:w15="http://schemas.microsoft.com/office/word/2012/wordml" xmlns:w16cex="http://schemas.microsoft.com/office/word/2018/wordml/cex" xmlns:w16cid="http://schemas.microsoft.com/office/word/2016/wordml/cid" xmlns:w16="http://schemas.microsoft.com/office/word/2018/wordml" xmlns:w16du="http://schemas.microsoft.com/office/word/2023/wordml/word16du" xmlns:w16sdtdh="http://schemas.microsoft.com/office/word/2020/wordml/sdtdatahash" xmlns:w16se="http://schemas.microsoft.com/office/word/2015/wordml/symex" xmlns:wpg="http://schemas.microsoft.com/office/word/2010/wordprocessingGroup" xmlns:wpi="http://schemas.microsoft.com/office/word/2010/wordprocessingInk" xmlns:wne="http://schemas.microsoft.com/office/word/2006/wordml" xmlns:wps="http://schemas.microsoft.com/office/word/2010/wordprocessingShape" mc:Ignorable="w14 w15 w16se w16cid w16 w16cex w16sdtdh w16du wp14">
   <w:footnote w:type="separator" w:id="-1">
     <w:p>
       <w:r>
@@ -9043,7 +10732,7 @@
 </file>
 
 <file path=word/numbering.xml><?xml version="1.0" encoding="utf-8"?>
-<w:numbering xmlns:wpc="http://schemas.microsoft.com/office/word/2010/wordprocessingCanvas" xmlns:cx="http://schemas.microsoft.com/office/drawing/2014/chartex" xmlns:mc="http://schemas.openxmlformats.org/markup-compatibility/2006" xmlns:o="urn:schemas-microsoft-com:office:office" xmlns:r="http://schemas.openxmlformats.org/officeDocument/2006/relationships" xmlns:m="http://schemas.openxmlformats.org/officeDocument/2006/math" xmlns:v="urn:schemas-microsoft-com:vml" xmlns:wp14="http://schemas.microsoft.com/office/word/2010/wordprocessingDrawing" xmlns:wp="http://schemas.openxmlformats.org/drawingml/2006/wordprocessingDrawing" xmlns:w10="urn:schemas-microsoft-com:office:word" xmlns:w="http://schemas.openxmlformats.org/wordprocessingml/2006/main" xmlns:w14="http://schemas.microsoft.com/office/word/2010/wordml" xmlns:w15="http://schemas.microsoft.com/office/word/2012/wordml" xmlns:w16se="http://schemas.microsoft.com/office/word/2015/wordml/symex" xmlns:wpg="http://schemas.microsoft.com/office/word/2010/wordprocessingGroup" xmlns:wpi="http://schemas.microsoft.com/office/word/2010/wordprocessingInk" xmlns:wne="http://schemas.microsoft.com/office/word/2006/wordml" xmlns:wps="http://schemas.microsoft.com/office/word/2010/wordprocessingShape" mc:Ignorable="w14 w15 w16se wp14">
+<w:numbering xmlns:wpc="http://schemas.microsoft.com/office/word/2010/wordprocessingCanvas" xmlns:cx="http://schemas.microsoft.com/office/drawing/2014/chartex" xmlns:cx1="http://schemas.microsoft.com/office/drawing/2015/9/8/chartex" xmlns:cx2="http://schemas.microsoft.com/office/drawing/2015/10/21/chartex" xmlns:cx3="http://schemas.microsoft.com/office/drawing/2016/5/9/chartex" xmlns:cx4="http://schemas.microsoft.com/office/drawing/2016/5/10/chartex" xmlns:cx5="http://schemas.microsoft.com/office/drawing/2016/5/11/chartex" xmlns:cx6="http://schemas.microsoft.com/office/drawing/2016/5/12/chartex" xmlns:cx7="http://schemas.microsoft.com/office/drawing/2016/5/13/chartex" xmlns:cx8="http://schemas.microsoft.com/office/drawing/2016/5/14/chartex" xmlns:mc="http://schemas.openxmlformats.org/markup-compatibility/2006" xmlns:aink="http://schemas.microsoft.com/office/drawing/2016/ink" xmlns:am3d="http://schemas.microsoft.com/office/drawing/2017/model3d" xmlns:o="urn:schemas-microsoft-com:office:office" xmlns:oel="http://schemas.microsoft.com/office/2019/extlst" xmlns:r="http://schemas.openxmlformats.org/officeDocument/2006/relationships" xmlns:m="http://schemas.openxmlformats.org/officeDocument/2006/math" xmlns:v="urn:schemas-microsoft-com:vml" xmlns:wp14="http://schemas.microsoft.com/office/word/2010/wordprocessingDrawing" xmlns:wp="http://schemas.openxmlformats.org/drawingml/2006/wordprocessingDrawing" xmlns:w10="urn:schemas-microsoft-com:office:word" xmlns:w="http://schemas.openxmlformats.org/wordprocessingml/2006/main" xmlns:w14="http://schemas.microsoft.com/office/word/2010/wordml" xmlns:w15="http://schemas.microsoft.com/office/word/2012/wordml" xmlns:w16cex="http://schemas.microsoft.com/office/word/2018/wordml/cex" xmlns:w16cid="http://schemas.microsoft.com/office/word/2016/wordml/cid" xmlns:w16="http://schemas.microsoft.com/office/word/2018/wordml" xmlns:w16du="http://schemas.microsoft.com/office/word/2023/wordml/word16du" xmlns:w16sdtdh="http://schemas.microsoft.com/office/word/2020/wordml/sdtdatahash" xmlns:w16se="http://schemas.microsoft.com/office/word/2015/wordml/symex" xmlns:wpg="http://schemas.microsoft.com/office/word/2010/wordprocessingGroup" xmlns:wpi="http://schemas.microsoft.com/office/word/2010/wordprocessingInk" xmlns:wne="http://schemas.microsoft.com/office/word/2006/wordml" xmlns:wps="http://schemas.microsoft.com/office/word/2010/wordprocessingShape" mc:Ignorable="w14 w15 w16se w16cid w16 w16cex w16sdtdh w16du wp14">
   <w:abstractNum w:abstractNumId="0" w15:restartNumberingAfterBreak="0">
     <w:nsid w:val="07951E26"/>
     <w:multiLevelType w:val="hybridMultilevel"/>
@@ -10159,22 +11848,22 @@
       </w:pPr>
     </w:lvl>
   </w:abstractNum>
-  <w:num w:numId="1">
+  <w:num w:numId="1" w16cid:durableId="2094889161">
     <w:abstractNumId w:val="5"/>
   </w:num>
-  <w:num w:numId="2">
+  <w:num w:numId="2" w16cid:durableId="1579706703">
     <w:abstractNumId w:val="8"/>
   </w:num>
-  <w:num w:numId="3">
+  <w:num w:numId="3" w16cid:durableId="1184170952">
     <w:abstractNumId w:val="0"/>
   </w:num>
-  <w:num w:numId="4">
+  <w:num w:numId="4" w16cid:durableId="2111116975">
     <w:abstractNumId w:val="10"/>
   </w:num>
-  <w:num w:numId="5">
+  <w:num w:numId="5" w16cid:durableId="653948028">
     <w:abstractNumId w:val="9"/>
   </w:num>
-  <w:num w:numId="6">
+  <w:num w:numId="6" w16cid:durableId="337391256">
     <w:abstractNumId w:val="9"/>
     <w:lvlOverride w:ilvl="0">
       <w:startOverride w:val="1"/>
@@ -10204,10 +11893,10 @@
       <w:startOverride w:val="1"/>
     </w:lvlOverride>
   </w:num>
-  <w:num w:numId="7">
+  <w:num w:numId="7" w16cid:durableId="1593203619">
     <w:abstractNumId w:val="4"/>
   </w:num>
-  <w:num w:numId="8">
+  <w:num w:numId="8" w16cid:durableId="811286689">
     <w:abstractNumId w:val="4"/>
     <w:lvlOverride w:ilvl="0">
       <w:lvl w:ilvl="0">
@@ -10347,13 +12036,13 @@
       </w:lvl>
     </w:lvlOverride>
   </w:num>
-  <w:num w:numId="9">
+  <w:num w:numId="9" w16cid:durableId="1398935910">
     <w:abstractNumId w:val="7"/>
   </w:num>
-  <w:num w:numId="10">
+  <w:num w:numId="10" w16cid:durableId="220601565">
     <w:abstractNumId w:val="4"/>
   </w:num>
-  <w:num w:numId="11">
+  <w:num w:numId="11" w16cid:durableId="741027923">
     <w:abstractNumId w:val="4"/>
     <w:lvlOverride w:ilvl="0">
       <w:startOverride w:val="1"/>
@@ -10383,7 +12072,7 @@
       <w:startOverride w:val="1"/>
     </w:lvlOverride>
   </w:num>
-  <w:num w:numId="12">
+  <w:num w:numId="12" w16cid:durableId="170996501">
     <w:abstractNumId w:val="4"/>
     <w:lvlOverride w:ilvl="0">
       <w:startOverride w:val="1"/>
@@ -10413,19 +12102,19 @@
       <w:startOverride w:val="1"/>
     </w:lvlOverride>
   </w:num>
-  <w:num w:numId="13">
+  <w:num w:numId="13" w16cid:durableId="664088743">
     <w:abstractNumId w:val="2"/>
   </w:num>
-  <w:num w:numId="14">
+  <w:num w:numId="14" w16cid:durableId="1911190691">
     <w:abstractNumId w:val="1"/>
   </w:num>
-  <w:num w:numId="15">
+  <w:num w:numId="15" w16cid:durableId="375546744">
     <w:abstractNumId w:val="3"/>
   </w:num>
-  <w:num w:numId="16">
+  <w:num w:numId="16" w16cid:durableId="2031714033">
     <w:abstractNumId w:val="6"/>
   </w:num>
-  <w:num w:numId="17">
+  <w:num w:numId="17" w16cid:durableId="1541744602">
     <w:abstractNumId w:val="4"/>
     <w:lvlOverride w:ilvl="0">
       <w:startOverride w:val="3"/>
@@ -10455,7 +12144,7 @@
       <w:startOverride w:val="1"/>
     </w:lvlOverride>
   </w:num>
-  <w:num w:numId="18">
+  <w:num w:numId="18" w16cid:durableId="1038435745">
     <w:abstractNumId w:val="4"/>
     <w:lvlOverride w:ilvl="0">
       <w:startOverride w:val="1"/>
@@ -10485,7 +12174,7 @@
       <w:startOverride w:val="1"/>
     </w:lvlOverride>
   </w:num>
-  <w:num w:numId="19">
+  <w:num w:numId="19" w16cid:durableId="579945494">
     <w:abstractNumId w:val="4"/>
     <w:lvlOverride w:ilvl="0">
       <w:startOverride w:val="1"/>
@@ -10519,7 +12208,7 @@
 </file>
 
 <file path=word/styles.xml><?xml version="1.0" encoding="utf-8"?>
-<w:styles xmlns:mc="http://schemas.openxmlformats.org/markup-compatibility/2006" xmlns:r="http://schemas.openxmlformats.org/officeDocument/2006/relationships" xmlns:w="http://schemas.openxmlformats.org/wordprocessingml/2006/main" xmlns:w14="http://schemas.microsoft.com/office/word/2010/wordml" xmlns:w15="http://schemas.microsoft.com/office/word/2012/wordml" xmlns:w16se="http://schemas.microsoft.com/office/word/2015/wordml/symex" mc:Ignorable="w14 w15 w16se">
+<w:styles xmlns:mc="http://schemas.openxmlformats.org/markup-compatibility/2006" xmlns:r="http://schemas.openxmlformats.org/officeDocument/2006/relationships" xmlns:w="http://schemas.openxmlformats.org/wordprocessingml/2006/main" xmlns:w14="http://schemas.microsoft.com/office/word/2010/wordml" xmlns:w15="http://schemas.microsoft.com/office/word/2012/wordml" xmlns:w16cex="http://schemas.microsoft.com/office/word/2018/wordml/cex" xmlns:w16cid="http://schemas.microsoft.com/office/word/2016/wordml/cid" xmlns:w16="http://schemas.microsoft.com/office/word/2018/wordml" xmlns:w16du="http://schemas.microsoft.com/office/word/2023/wordml/word16du" xmlns:w16sdtdh="http://schemas.microsoft.com/office/word/2020/wordml/sdtdatahash" xmlns:w16se="http://schemas.microsoft.com/office/word/2015/wordml/symex" mc:Ignorable="w14 w15 w16se w16cid w16 w16cex w16sdtdh w16du">
   <w:docDefaults>
     <w:rPrDefault>
       <w:rPr>
@@ -10535,7 +12224,7 @@
       </w:pPr>
     </w:pPrDefault>
   </w:docDefaults>
-  <w:latentStyles w:defLockedState="0" w:defUIPriority="99" w:defSemiHidden="0" w:defUnhideWhenUsed="0" w:defQFormat="0" w:count="371">
+  <w:latentStyles w:defLockedState="0" w:defUIPriority="99" w:defSemiHidden="0" w:defUnhideWhenUsed="0" w:defQFormat="0" w:count="376">
     <w:lsdException w:name="Normal" w:uiPriority="0" w:qFormat="1"/>
     <w:lsdException w:name="heading 1" w:uiPriority="9" w:qFormat="1"/>
     <w:lsdException w:name="heading 2" w:semiHidden="1" w:uiPriority="9" w:unhideWhenUsed="1" w:qFormat="1"/>
@@ -10907,6 +12596,11 @@
     <w:lsdException w:name="List Table 5 Dark Accent 6" w:uiPriority="50"/>
     <w:lsdException w:name="List Table 6 Colorful Accent 6" w:uiPriority="51"/>
     <w:lsdException w:name="List Table 7 Colorful Accent 6" w:uiPriority="52"/>
+    <w:lsdException w:name="Mention" w:semiHidden="1" w:unhideWhenUsed="1"/>
+    <w:lsdException w:name="Smart Hyperlink" w:semiHidden="1" w:unhideWhenUsed="1"/>
+    <w:lsdException w:name="Hashtag" w:semiHidden="1" w:unhideWhenUsed="1"/>
+    <w:lsdException w:name="Unresolved Mention" w:semiHidden="1" w:unhideWhenUsed="1"/>
+    <w:lsdException w:name="Smart Link" w:semiHidden="1" w:unhideWhenUsed="1"/>
   </w:latentStyles>
   <w:style w:type="paragraph" w:default="1" w:styleId="a4">
     <w:name w:val="Normal"/>
@@ -10995,7 +12689,6 @@
   <w:style w:type="character" w:default="1" w:styleId="a5">
     <w:name w:val="Default Paragraph Font"/>
     <w:uiPriority w:val="1"/>
-    <w:semiHidden/>
     <w:unhideWhenUsed/>
   </w:style>
   <w:style w:type="table" w:default="1" w:styleId="a6">
@@ -11511,6 +13204,29 @@
       <w:szCs w:val="16"/>
     </w:rPr>
   </w:style>
+  <w:style w:type="paragraph" w:styleId="aff0">
+    <w:name w:val="Normal (Web)"/>
+    <w:basedOn w:val="a4"/>
+    <w:uiPriority w:val="99"/>
+    <w:unhideWhenUsed/>
+    <w:rsid w:val="0078173E"/>
+    <w:pPr>
+      <w:spacing w:before="100" w:beforeAutospacing="1" w:after="100" w:afterAutospacing="1"/>
+      <w:ind w:firstLine="0"/>
+      <w:jc w:val="left"/>
+    </w:pPr>
+    <w:rPr>
+      <w:rFonts w:eastAsia="Times New Roman" w:cs="Times New Roman"/>
+      <w:sz w:val="24"/>
+      <w:szCs w:val="24"/>
+      <w:lang w:val="ru-BY" w:eastAsia="ru-RU"/>
+    </w:rPr>
+  </w:style>
+  <w:style w:type="character" w:customStyle="1" w:styleId="apple-tab-span">
+    <w:name w:val="apple-tab-span"/>
+    <w:basedOn w:val="a5"/>
+    <w:rsid w:val="00767A9F"/>
+  </w:style>
 </w:styles>
 </file>
 

--- a/Универ/4/СА/КР_СА_Власов_Р_Е.docx
+++ b/Универ/4/СА/КР_СА_Власов_Р_Е.docx
@@ -613,6 +613,8 @@
     </w:p>
     <w:p/>
     <w:p>
+      <w:bookmarkStart w:id="0" w:name="OLE_LINK3"/>
+      <w:bookmarkStart w:id="1" w:name="OLE_LINK4"/>
       <w:r>
         <w:t>Предприятие предполагает приобрести станок. Характеристики станков, из которых делается выбор, следующие.</w:t>
       </w:r>
@@ -2457,6 +2459,8 @@
           <w:lang w:eastAsia="ru-RU"/>
         </w:rPr>
       </w:pPr>
+      <w:bookmarkStart w:id="2" w:name="OLE_LINK1"/>
+      <w:bookmarkStart w:id="3" w:name="OLE_LINK2"/>
       <w:r>
         <w:t xml:space="preserve">Оценки альтернатив по критериям приводятся к безразмерному виду. Безразмерные оценки альтернатив </w:t>
       </w:r>
@@ -3028,13 +3032,7 @@
     </w:p>
     <w:p>
       <w:r>
-        <w:t xml:space="preserve">Критерий «производительность» подлежит максимизации, а «стоимость станка» — минимизации. Поэтому для первого критерия находится максимальная оценка (в данном примере она равна 35) и на неё делятся все оценки по данному критерию. Например, для СТ1 безразмерная оценка по критерию «производительность» находится следующим образом: 25 / 35 = </w:t>
-      </w:r>
-      <w:r>
-        <w:t>0</w:t>
-      </w:r>
-      <w:r>
-        <w:t>,71. Аналогично находится минимальная оценка второго критерия (в данном примере она равна 100) и делится на все оценки по данному критерию. Например, для СТ1 по критерию «стоимость станка»: 100 / 140 = 0,71.</w:t>
+        <w:t>Критерий «производительность» подлежит максимизации, а «стоимость станка» — минимизации. Поэтому для первого критерия находится максимальная оценка (в данном примере она равна 35) и на неё делятся все оценки по данному критерию. Например, для СТ1 безразмерная оценка по критерию «производительность» находится следующим образом: 25 / 35 = 0,71. Аналогично находится минимальная оценка второго критерия (в данном примере она равна 100) и делится на все оценки по данному критерию. Например, для СТ1 по критерию «стоимость станка»: 100 / 140 = 0,71.</w:t>
       </w:r>
     </w:p>
     <w:p>
@@ -3557,6 +3555,8 @@
         <w:t>В результате перехода к безразмерным оценкам устранены различия исходных оценок, затруднявшие сравнение альтернатив. Безразмерные величины не измеряются в каких-либо единицах, поэтому их можно сравнивать друг с другом, складывать и т.д. Безразмерные оценки не различаются по диапазону значений: все они имеют значения в пределах от 0 до 1. Они не различаются также по направленности: чем больше безразмерная оценка, тем лучше (по любому критерию), и лучшее значение равно 1.</w:t>
       </w:r>
     </w:p>
+    <w:bookmarkEnd w:id="2"/>
+    <w:bookmarkEnd w:id="3"/>
     <w:p>
       <w:pPr>
         <w:pStyle w:val="a0"/>
@@ -4279,6 +4279,8 @@
         <w:t>В данной задаче отбираются альтернативы СТ1, СТ2, СТ3, СТ6. Окончательный выбор производится на основе одного из методов, рассматриваемых ниже.</w:t>
       </w:r>
     </w:p>
+    <w:bookmarkEnd w:id="0"/>
+    <w:bookmarkEnd w:id="1"/>
     <w:p>
       <w:pPr>
         <w:rPr>
@@ -4293,6 +4295,8 @@
           <w:lang w:eastAsia="ru-RU"/>
         </w:rPr>
       </w:pPr>
+      <w:bookmarkStart w:id="4" w:name="OLE_LINK5"/>
+      <w:bookmarkStart w:id="5" w:name="OLE_LINK6"/>
       <w:r>
         <w:rPr>
           <w:lang w:eastAsia="ru-RU"/>
@@ -4803,7 +4807,19 @@
         <w:rPr>
           <w:lang w:eastAsia="ru-RU"/>
         </w:rPr>
-        <w:t>Безмерные оценки альтернатив</w:t>
+        <w:t>Без</w:t>
+      </w:r>
+      <w:r>
+        <w:rPr>
+          <w:lang w:eastAsia="ru-RU"/>
+        </w:rPr>
+        <w:t>раз</w:t>
+      </w:r>
+      <w:r>
+        <w:rPr>
+          <w:lang w:eastAsia="ru-RU"/>
+        </w:rPr>
+        <w:t>мерные оценки альтернатив</w:t>
       </w:r>
     </w:p>
     <w:tbl>
@@ -5644,7 +5660,14 @@
                   <w:rPr>
                     <w:rFonts w:ascii="Cambria Math" w:hAnsi="Cambria Math"/>
                   </w:rPr>
-                  <m:t>0,</m:t>
+                  <m:t>0,7</m:t>
+                </m:r>
+                <m:r>
+                  <w:rPr>
+                    <w:rFonts w:ascii="Cambria Math" w:hAnsi="Cambria Math"/>
+                    <w:lang w:val="en-US"/>
+                  </w:rPr>
+                  <m:t>1+</m:t>
                 </m:r>
                 <m:r>
                   <m:rPr>
@@ -5653,81 +5676,21 @@
                   <w:rPr>
                     <w:rFonts w:ascii="Cambria Math" w:hAnsi="Cambria Math"/>
                   </w:rPr>
-                  <m:t>7</m:t>
+                  <m:t>0,71</m:t>
                 </m:r>
                 <m:r>
                   <w:rPr>
                     <w:rFonts w:ascii="Cambria Math" w:hAnsi="Cambria Math"/>
                     <w:lang w:val="en-US"/>
                   </w:rPr>
-                  <m:t>1</m:t>
+                  <m:t>+0,86+1,00)/4=0,82</m:t>
                 </m:r>
                 <m:r>
                   <w:rPr>
                     <w:rFonts w:ascii="Cambria Math" w:hAnsi="Cambria Math"/>
                     <w:lang w:val="en-US"/>
                   </w:rPr>
-                  <m:t>+</m:t>
-                </m:r>
-                <m:r>
-                  <m:rPr>
-                    <m:sty m:val="p"/>
-                  </m:rPr>
-                  <w:rPr>
-                    <w:rFonts w:ascii="Cambria Math" w:hAnsi="Cambria Math"/>
-                  </w:rPr>
-                  <m:t>0,7</m:t>
-                </m:r>
-                <m:r>
-                  <m:rPr>
-                    <m:sty m:val="p"/>
-                  </m:rPr>
-                  <w:rPr>
-                    <w:rFonts w:ascii="Cambria Math" w:hAnsi="Cambria Math"/>
-                  </w:rPr>
-                  <m:t>1</m:t>
-                </m:r>
-                <m:r>
-                  <w:rPr>
-                    <w:rFonts w:ascii="Cambria Math" w:hAnsi="Cambria Math"/>
-                    <w:lang w:val="en-US"/>
-                  </w:rPr>
-                  <m:t>+</m:t>
-                </m:r>
-                <m:r>
-                  <w:rPr>
-                    <w:rFonts w:ascii="Cambria Math" w:hAnsi="Cambria Math"/>
-                    <w:lang w:val="en-US"/>
-                  </w:rPr>
-                  <m:t>0,86+1,00</m:t>
-                </m:r>
-                <m:r>
-                  <w:rPr>
-                    <w:rFonts w:ascii="Cambria Math" w:hAnsi="Cambria Math"/>
-                    <w:lang w:val="en-US"/>
-                  </w:rPr>
-                  <m:t>)/</m:t>
-                </m:r>
-                <m:r>
-                  <w:rPr>
-                    <w:rFonts w:ascii="Cambria Math" w:hAnsi="Cambria Math"/>
-                    <w:lang w:val="en-US"/>
-                  </w:rPr>
-                  <m:t>4</m:t>
-                </m:r>
-                <m:r>
-                  <w:rPr>
-                    <w:rFonts w:ascii="Cambria Math" w:hAnsi="Cambria Math"/>
-                    <w:lang w:val="en-US"/>
-                  </w:rPr>
-                  <m:t>=0,8</m:t>
-                </m:r>
-                <m:r>
-                  <w:rPr>
-                    <w:rFonts w:ascii="Cambria Math" w:hAnsi="Cambria Math"/>
-                    <w:lang w:val="en-US"/>
-                  </w:rPr>
-                  <m:t>21</m:t>
+                  <m:t>0</m:t>
                 </m:r>
                 <m:r>
                   <w:rPr>
@@ -5780,14 +5743,14 @@
                     <w:rFonts w:ascii="Cambria Math" w:hAnsi="Cambria Math"/>
                     <w:lang w:val="en-US"/>
                   </w:rPr>
-                  <m:t>=0,</m:t>
+                  <m:t>=0,67</m:t>
                 </m:r>
                 <m:r>
                   <w:rPr>
                     <w:rFonts w:ascii="Cambria Math" w:hAnsi="Cambria Math"/>
                     <w:lang w:val="en-US"/>
                   </w:rPr>
-                  <m:t>679</m:t>
+                  <m:t>8</m:t>
                 </m:r>
                 <m:r>
                   <w:rPr>
@@ -5840,21 +5803,7 @@
                     <w:rFonts w:ascii="Cambria Math" w:hAnsi="Cambria Math"/>
                     <w:lang w:val="en-US"/>
                   </w:rPr>
-                  <m:t>=</m:t>
-                </m:r>
-                <m:r>
-                  <w:rPr>
-                    <w:rFonts w:ascii="Cambria Math" w:hAnsi="Cambria Math"/>
-                    <w:lang w:val="en-US"/>
-                  </w:rPr>
-                  <m:t>0,775</m:t>
-                </m:r>
-                <m:r>
-                  <w:rPr>
-                    <w:rFonts w:ascii="Cambria Math" w:hAnsi="Cambria Math"/>
-                    <w:lang w:val="en-US"/>
-                  </w:rPr>
-                  <m:t>.</m:t>
+                  <m:t>=0,775.</m:t>
                 </m:r>
               </m:oMath>
             </m:oMathPara>
@@ -6228,21 +6177,7 @@
                     <w:rFonts w:ascii="Cambria Math" w:hAnsi="Cambria Math"/>
                     <w:lang w:val="en-US"/>
                   </w:rPr>
-                  <m:t>=0,1</m:t>
-                </m:r>
-                <m:r>
-                  <w:rPr>
-                    <w:rFonts w:ascii="Cambria Math" w:hAnsi="Cambria Math"/>
-                    <w:lang w:val="en-US"/>
-                  </w:rPr>
-                  <m:t>34</m:t>
-                </m:r>
-                <m:r>
-                  <w:rPr>
-                    <w:rFonts w:ascii="Cambria Math" w:hAnsi="Cambria Math"/>
-                    <w:lang w:val="en-US"/>
-                  </w:rPr>
-                  <m:t xml:space="preserve">; </m:t>
+                  <m:t xml:space="preserve">=0,134; </m:t>
                 </m:r>
                 <m:sSub>
                   <m:sSubPr>
@@ -6275,28 +6210,7 @@
                     <w:rFonts w:ascii="Cambria Math" w:hAnsi="Cambria Math"/>
                     <w:lang w:val="en-US"/>
                   </w:rPr>
-                  <m:t>=0,</m:t>
-                </m:r>
-                <m:r>
-                  <w:rPr>
-                    <w:rFonts w:ascii="Cambria Math" w:hAnsi="Cambria Math"/>
-                    <w:lang w:val="en-US"/>
-                  </w:rPr>
-                  <m:t>26</m:t>
-                </m:r>
-                <m:r>
-                  <w:rPr>
-                    <w:rFonts w:ascii="Cambria Math" w:hAnsi="Cambria Math"/>
-                    <w:lang w:val="en-US"/>
-                  </w:rPr>
-                  <m:t>2</m:t>
-                </m:r>
-                <m:r>
-                  <w:rPr>
-                    <w:rFonts w:ascii="Cambria Math" w:hAnsi="Cambria Math"/>
-                    <w:lang w:val="en-US"/>
-                  </w:rPr>
-                  <m:t>;</m:t>
+                  <m:t>=0,262;</m:t>
                 </m:r>
                 <m:sSub>
                   <m:sSubPr>
@@ -6329,21 +6243,7 @@
                     <w:rFonts w:ascii="Cambria Math" w:hAnsi="Cambria Math"/>
                     <w:lang w:val="en-US"/>
                   </w:rPr>
-                  <m:t>=0</m:t>
-                </m:r>
-                <m:r>
-                  <w:rPr>
-                    <w:rFonts w:ascii="Cambria Math" w:hAnsi="Cambria Math"/>
-                    <w:lang w:val="en-US"/>
-                  </w:rPr>
-                  <m:t>,177</m:t>
-                </m:r>
-                <m:r>
-                  <w:rPr>
-                    <w:rFonts w:ascii="Cambria Math" w:hAnsi="Cambria Math"/>
-                    <w:lang w:val="en-US"/>
-                  </w:rPr>
-                  <m:t>.</m:t>
+                  <m:t>=0,177.</m:t>
                 </m:r>
               </m:oMath>
             </m:oMathPara>
@@ -6545,14 +6445,7 @@
                     <w:rFonts w:ascii="Cambria Math" w:hAnsi="Cambria Math"/>
                     <w:lang w:val="en-US"/>
                   </w:rPr>
-                  <m:t>=0,1</m:t>
-                </m:r>
-                <m:r>
-                  <w:rPr>
-                    <w:rFonts w:ascii="Cambria Math" w:hAnsi="Cambria Math"/>
-                    <w:lang w:val="en-US"/>
-                  </w:rPr>
-                  <m:t>3</m:t>
+                  <m:t>=0,13</m:t>
                 </m:r>
                 <m:r>
                   <w:rPr>
@@ -6565,14 +6458,7 @@
                     <w:rFonts w:ascii="Cambria Math" w:hAnsi="Cambria Math"/>
                     <w:lang w:val="en-US"/>
                   </w:rPr>
-                  <m:t>+0,</m:t>
-                </m:r>
-                <m:r>
-                  <w:rPr>
-                    <w:rFonts w:ascii="Cambria Math" w:hAnsi="Cambria Math"/>
-                    <w:lang w:val="en-US"/>
-                  </w:rPr>
-                  <m:t>2</m:t>
+                  <m:t>+0,2</m:t>
                 </m:r>
                 <m:r>
                   <w:rPr>
@@ -6585,35 +6471,7 @@
                     <w:rFonts w:ascii="Cambria Math" w:hAnsi="Cambria Math"/>
                     <w:lang w:val="en-US"/>
                   </w:rPr>
-                  <m:t>+0</m:t>
-                </m:r>
-                <m:r>
-                  <w:rPr>
-                    <w:rFonts w:ascii="Cambria Math" w:hAnsi="Cambria Math"/>
-                    <w:lang w:val="en-US"/>
-                  </w:rPr>
-                  <m:t>,177</m:t>
-                </m:r>
-                <m:r>
-                  <w:rPr>
-                    <w:rFonts w:ascii="Cambria Math" w:hAnsi="Cambria Math"/>
-                    <w:lang w:val="en-US"/>
-                  </w:rPr>
-                  <m:t>=0,</m:t>
-                </m:r>
-                <m:r>
-                  <w:rPr>
-                    <w:rFonts w:ascii="Cambria Math" w:hAnsi="Cambria Math"/>
-                    <w:lang w:val="en-US"/>
-                  </w:rPr>
-                  <m:t>574</m:t>
-                </m:r>
-                <m:r>
-                  <w:rPr>
-                    <w:rFonts w:ascii="Cambria Math" w:hAnsi="Cambria Math"/>
-                    <w:lang w:val="en-US"/>
-                  </w:rPr>
-                  <m:t>.</m:t>
+                  <m:t>+0,177=0,574.</m:t>
                 </m:r>
               </m:oMath>
             </m:oMathPara>
@@ -6849,49 +6707,7 @@
                     <w:rFonts w:ascii="Cambria Math" w:hAnsi="Cambria Math"/>
                     <w:lang w:val="en-US"/>
                   </w:rPr>
-                  <m:t>=0,1</m:t>
-                </m:r>
-                <m:r>
-                  <w:rPr>
-                    <w:rFonts w:ascii="Cambria Math" w:hAnsi="Cambria Math"/>
-                    <w:lang w:val="en-US"/>
-                  </w:rPr>
-                  <m:t>34</m:t>
-                </m:r>
-                <m:r>
-                  <w:rPr>
-                    <w:rFonts w:ascii="Cambria Math" w:hAnsi="Cambria Math"/>
-                    <w:lang w:val="en-US"/>
-                  </w:rPr>
-                  <m:t>/0,</m:t>
-                </m:r>
-                <m:r>
-                  <w:rPr>
-                    <w:rFonts w:ascii="Cambria Math" w:hAnsi="Cambria Math"/>
-                    <w:lang w:val="en-US"/>
-                  </w:rPr>
-                  <m:t>574</m:t>
-                </m:r>
-                <m:r>
-                  <w:rPr>
-                    <w:rFonts w:ascii="Cambria Math" w:hAnsi="Cambria Math"/>
-                    <w:lang w:val="en-US"/>
-                  </w:rPr>
-                  <m:t>=0,</m:t>
-                </m:r>
-                <m:r>
-                  <w:rPr>
-                    <w:rFonts w:ascii="Cambria Math" w:hAnsi="Cambria Math"/>
-                    <w:lang w:val="en-US"/>
-                  </w:rPr>
-                  <m:t>234</m:t>
-                </m:r>
-                <m:r>
-                  <w:rPr>
-                    <w:rFonts w:ascii="Cambria Math" w:hAnsi="Cambria Math"/>
-                    <w:lang w:val="en-US"/>
-                  </w:rPr>
-                  <m:t xml:space="preserve">; </m:t>
+                  <m:t xml:space="preserve">=0,134/0,574=0,234; </m:t>
                 </m:r>
                 <m:sSub>
                   <m:sSubPr>
@@ -6924,21 +6740,7 @@
                     <w:rFonts w:ascii="Cambria Math" w:hAnsi="Cambria Math"/>
                     <w:lang w:val="en-US"/>
                   </w:rPr>
-                  <m:t>=0,4</m:t>
-                </m:r>
-                <m:r>
-                  <w:rPr>
-                    <w:rFonts w:ascii="Cambria Math" w:hAnsi="Cambria Math"/>
-                    <w:lang w:val="en-US"/>
-                  </w:rPr>
-                  <m:t>57</m:t>
-                </m:r>
-                <m:r>
-                  <w:rPr>
-                    <w:rFonts w:ascii="Cambria Math" w:hAnsi="Cambria Math"/>
-                    <w:lang w:val="en-US"/>
-                  </w:rPr>
-                  <m:t xml:space="preserve">; </m:t>
+                  <m:t xml:space="preserve">=0,457; </m:t>
                 </m:r>
                 <m:sSub>
                   <m:sSubPr>
@@ -6971,21 +6773,7 @@
                     <w:rFonts w:ascii="Cambria Math" w:hAnsi="Cambria Math"/>
                     <w:lang w:val="en-US"/>
                   </w:rPr>
-                  <m:t>=0</m:t>
-                </m:r>
-                <m:r>
-                  <w:rPr>
-                    <w:rFonts w:ascii="Cambria Math" w:hAnsi="Cambria Math"/>
-                    <w:lang w:val="en-US"/>
-                  </w:rPr>
-                  <m:t>,309</m:t>
-                </m:r>
-                <m:r>
-                  <w:rPr>
-                    <w:rFonts w:ascii="Cambria Math" w:hAnsi="Cambria Math"/>
-                    <w:lang w:val="en-US"/>
-                  </w:rPr>
-                  <m:t>.</m:t>
+                  <m:t>=0,309.</m:t>
                 </m:r>
               </m:oMath>
             </m:oMathPara>
@@ -7390,13 +7178,10 @@
               <w:rPr>
                 <w:lang w:val="en-US"/>
               </w:rPr>
-              <w:t>,</w:t>
-            </w:r>
-            <w:r>
-              <w:rPr>
-                <w:lang w:val="en-US"/>
-              </w:rPr>
-              <w:t>329</w:t>
+              <w:t>,3</w:t>
+            </w:r>
+            <w:r>
+              <w:t>3</w:t>
             </w:r>
           </w:p>
         </w:tc>
@@ -7417,13 +7202,10 @@
               <w:rPr>
                 <w:lang w:val="en-US"/>
               </w:rPr>
-              <w:t>,</w:t>
-            </w:r>
-            <w:r>
-              <w:rPr>
-                <w:lang w:val="en-US"/>
-              </w:rPr>
-              <w:t>329</w:t>
+              <w:t>,3</w:t>
+            </w:r>
+            <w:r>
+              <w:t>3</w:t>
             </w:r>
           </w:p>
         </w:tc>
@@ -7441,13 +7223,7 @@
               <w:rPr>
                 <w:lang w:val="en-US"/>
               </w:rPr>
-              <w:t>0,</w:t>
-            </w:r>
-            <w:r>
-              <w:rPr>
-                <w:lang w:val="en-US"/>
-              </w:rPr>
-              <w:t>272</w:t>
+              <w:t>0,27</w:t>
             </w:r>
           </w:p>
         </w:tc>
@@ -7462,7 +7238,7 @@
               <w:jc w:val="center"/>
             </w:pPr>
             <w:r>
-              <w:t>0,234</w:t>
+              <w:t>0,23</w:t>
             </w:r>
           </w:p>
         </w:tc>
@@ -7518,13 +7294,10 @@
               <w:rPr>
                 <w:lang w:val="en-US"/>
               </w:rPr>
-              <w:t>,</w:t>
-            </w:r>
-            <w:r>
-              <w:rPr>
-                <w:lang w:val="en-US"/>
-              </w:rPr>
-              <w:t>644</w:t>
+              <w:t>,6</w:t>
+            </w:r>
+            <w:r>
+              <w:t>4</w:t>
             </w:r>
           </w:p>
         </w:tc>
@@ -7537,15 +7310,15 @@
             <w:pPr>
               <w:ind w:firstLine="0"/>
               <w:jc w:val="center"/>
+            </w:pPr>
+            <w:r>
               <w:rPr>
                 <w:lang w:val="en-US"/>
               </w:rPr>
-            </w:pPr>
-            <w:r>
-              <w:rPr>
-                <w:lang w:val="en-US"/>
-              </w:rPr>
-              <w:t>0,457</w:t>
+              <w:t>0,4</w:t>
+            </w:r>
+            <w:r>
+              <w:t>6</w:t>
             </w:r>
           </w:p>
         </w:tc>
@@ -7563,13 +7336,7 @@
               <w:rPr>
                 <w:lang w:val="en-US"/>
               </w:rPr>
-              <w:t>0,</w:t>
-            </w:r>
-            <w:r>
-              <w:rPr>
-                <w:lang w:val="en-US"/>
-              </w:rPr>
-              <w:t>914</w:t>
+              <w:t>0,91</w:t>
             </w:r>
           </w:p>
         </w:tc>
@@ -7587,25 +7354,13 @@
               <w:rPr>
                 <w:lang w:val="en-US"/>
               </w:rPr>
-              <w:t>0,</w:t>
+              <w:t>0,9</w:t>
             </w:r>
             <w:r>
               <w:rPr>
                 <w:lang w:val="en-US"/>
               </w:rPr>
-              <w:t>9</w:t>
-            </w:r>
-            <w:r>
-              <w:rPr>
-                <w:lang w:val="en-US"/>
-              </w:rPr>
               <w:t>1</w:t>
-            </w:r>
-            <w:r>
-              <w:rPr>
-                <w:lang w:val="en-US"/>
-              </w:rPr>
-              <w:t>4</w:t>
             </w:r>
           </w:p>
         </w:tc>
@@ -7643,10 +7398,10 @@
               <w:rPr>
                 <w:lang w:val="en-US"/>
               </w:rPr>
-              <w:t>386</w:t>
-            </w:r>
-            <w:r>
-              <w:t xml:space="preserve"> </w:t>
+              <w:t>3</w:t>
+            </w:r>
+            <w:r>
+              <w:t>9</w:t>
             </w:r>
           </w:p>
         </w:tc>
@@ -7658,9 +7413,49 @@
             <w:pPr>
               <w:ind w:firstLine="0"/>
               <w:jc w:val="center"/>
+            </w:pPr>
+            <w:r>
+              <w:t>0,</w:t>
+            </w:r>
+            <w:r>
               <w:rPr>
                 <w:lang w:val="en-US"/>
               </w:rPr>
+              <w:t>6</w:t>
+            </w:r>
+            <w:r>
+              <w:t>2</w:t>
+            </w:r>
+          </w:p>
+        </w:tc>
+        <w:tc>
+          <w:tcPr>
+            <w:tcW w:w="1663" w:type="dxa"/>
+          </w:tcPr>
+          <w:p>
+            <w:pPr>
+              <w:ind w:firstLine="0"/>
+              <w:jc w:val="center"/>
+            </w:pPr>
+            <w:r>
+              <w:rPr>
+                <w:lang w:val="en-US"/>
+              </w:rPr>
+              <w:t>0,3</w:t>
+            </w:r>
+            <w:r>
+              <w:t>1</w:t>
+            </w:r>
+          </w:p>
+        </w:tc>
+        <w:tc>
+          <w:tcPr>
+            <w:tcW w:w="1507" w:type="dxa"/>
+          </w:tcPr>
+          <w:p>
+            <w:pPr>
+              <w:ind w:firstLine="0"/>
+              <w:jc w:val="center"/>
             </w:pPr>
             <w:r>
               <w:t>0,</w:t>
@@ -7669,50 +7464,10 @@
               <w:rPr>
                 <w:lang w:val="en-US"/>
               </w:rPr>
-              <w:t>618</w:t>
-            </w:r>
-          </w:p>
-        </w:tc>
-        <w:tc>
-          <w:tcPr>
-            <w:tcW w:w="1663" w:type="dxa"/>
-          </w:tcPr>
-          <w:p>
-            <w:pPr>
-              <w:ind w:firstLine="0"/>
-              <w:jc w:val="center"/>
-              <w:rPr>
-                <w:lang w:val="en-US"/>
-              </w:rPr>
-            </w:pPr>
-            <w:r>
-              <w:rPr>
-                <w:lang w:val="en-US"/>
-              </w:rPr>
-              <w:t>0,309</w:t>
-            </w:r>
-          </w:p>
-        </w:tc>
-        <w:tc>
-          <w:tcPr>
-            <w:tcW w:w="1507" w:type="dxa"/>
-          </w:tcPr>
-          <w:p>
-            <w:pPr>
-              <w:ind w:firstLine="0"/>
-              <w:jc w:val="center"/>
-              <w:rPr>
-                <w:lang w:val="en-US"/>
-              </w:rPr>
-            </w:pPr>
-            <w:r>
-              <w:t>0,</w:t>
-            </w:r>
-            <w:r>
-              <w:rPr>
-                <w:lang w:val="en-US"/>
-              </w:rPr>
-              <w:t>386</w:t>
+              <w:t>3</w:t>
+            </w:r>
+            <w:r>
+              <w:t>9</w:t>
             </w:r>
           </w:p>
         </w:tc>
@@ -7978,56 +7733,62 @@
                     <w:rFonts w:ascii="Cambria Math" w:hAnsi="Cambria Math"/>
                     <w:lang w:val="en-US"/>
                   </w:rPr>
-                  <m:t>=0,</m:t>
+                  <m:t>=0,3</m:t>
                 </m:r>
                 <m:r>
                   <w:rPr>
                     <w:rFonts w:ascii="Cambria Math" w:hAnsi="Cambria Math"/>
                     <w:lang w:val="en-US"/>
                   </w:rPr>
-                  <m:t>329</m:t>
+                  <m:t>3</m:t>
                 </m:r>
                 <m:r>
                   <w:rPr>
                     <w:rFonts w:ascii="Cambria Math" w:hAnsi="Cambria Math"/>
                     <w:lang w:val="en-US"/>
                   </w:rPr>
-                  <m:t>+0,</m:t>
+                  <m:t>+0,6</m:t>
                 </m:r>
                 <m:r>
                   <w:rPr>
                     <w:rFonts w:ascii="Cambria Math" w:hAnsi="Cambria Math"/>
                     <w:lang w:val="en-US"/>
                   </w:rPr>
-                  <m:t>644</m:t>
+                  <m:t>4</m:t>
                 </m:r>
                 <m:r>
                   <w:rPr>
                     <w:rFonts w:ascii="Cambria Math" w:hAnsi="Cambria Math"/>
                     <w:lang w:val="en-US"/>
                   </w:rPr>
-                  <m:t>+0</m:t>
+                  <m:t>+0,3</m:t>
                 </m:r>
                 <m:r>
                   <w:rPr>
                     <w:rFonts w:ascii="Cambria Math" w:hAnsi="Cambria Math"/>
                     <w:lang w:val="en-US"/>
                   </w:rPr>
-                  <m:t>,386</m:t>
+                  <m:t>9</m:t>
                 </m:r>
                 <m:r>
                   <w:rPr>
                     <w:rFonts w:ascii="Cambria Math" w:hAnsi="Cambria Math"/>
                     <w:lang w:val="en-US"/>
                   </w:rPr>
-                  <m:t>=1,</m:t>
+                  <m:t>=1,3</m:t>
                 </m:r>
                 <m:r>
                   <w:rPr>
                     <w:rFonts w:ascii="Cambria Math" w:hAnsi="Cambria Math"/>
                     <w:lang w:val="en-US"/>
                   </w:rPr>
-                  <m:t>359</m:t>
+                  <m:t>6</m:t>
+                </m:r>
+                <m:r>
+                  <w:rPr>
+                    <w:rFonts w:ascii="Cambria Math" w:hAnsi="Cambria Math"/>
+                  </w:rPr>
+                  <m:t>0</m:t>
                 </m:r>
                 <m:r>
                   <w:rPr>
@@ -8074,14 +7835,20 @@
                     <w:rFonts w:ascii="Cambria Math" w:eastAsiaTheme="minorEastAsia" w:hAnsi="Cambria Math"/>
                     <w:lang w:val="en-US"/>
                   </w:rPr>
-                  <m:t>1,</m:t>
+                  <m:t>1,4</m:t>
                 </m:r>
                 <m:r>
                   <w:rPr>
                     <w:rFonts w:ascii="Cambria Math" w:eastAsiaTheme="minorEastAsia" w:hAnsi="Cambria Math"/>
                     <w:lang w:val="en-US"/>
                   </w:rPr>
-                  <m:t>405</m:t>
+                  <m:t>1</m:t>
+                </m:r>
+                <m:r>
+                  <w:rPr>
+                    <w:rFonts w:ascii="Cambria Math" w:eastAsiaTheme="minorEastAsia" w:hAnsi="Cambria Math"/>
+                  </w:rPr>
+                  <m:t>0</m:t>
                 </m:r>
                 <m:r>
                   <w:rPr>
@@ -8131,7 +7898,27 @@
                         <w:rFonts w:ascii="Cambria Math" w:hAnsi="Cambria Math"/>
                         <w:lang w:val="en-US"/>
                       </w:rPr>
-                      <m:t xml:space="preserve">=1,495; </m:t>
+                      <m:t>=1,4</m:t>
+                    </m:r>
+                    <m:r>
+                      <w:rPr>
+                        <w:rFonts w:ascii="Cambria Math" w:hAnsi="Cambria Math"/>
+                        <w:lang w:val="en-US"/>
+                      </w:rPr>
+                      <m:t>9</m:t>
+                    </m:r>
+                    <m:r>
+                      <w:rPr>
+                        <w:rFonts w:ascii="Cambria Math" w:hAnsi="Cambria Math"/>
+                      </w:rPr>
+                      <m:t>0</m:t>
+                    </m:r>
+                    <m:r>
+                      <w:rPr>
+                        <w:rFonts w:ascii="Cambria Math" w:hAnsi="Cambria Math"/>
+                        <w:lang w:val="en-US"/>
+                      </w:rPr>
+                      <m:t xml:space="preserve">; </m:t>
                     </m:r>
                     <m:r>
                       <w:rPr>
@@ -8154,21 +7941,7 @@
                     <w:rFonts w:ascii="Cambria Math" w:hAnsi="Cambria Math"/>
                     <w:lang w:val="en-US"/>
                   </w:rPr>
-                  <m:t>=1,</m:t>
-                </m:r>
-                <m:r>
-                  <w:rPr>
-                    <w:rFonts w:ascii="Cambria Math" w:hAnsi="Cambria Math"/>
-                    <w:lang w:val="en-US"/>
-                  </w:rPr>
-                  <m:t>534</m:t>
-                </m:r>
-                <m:r>
-                  <w:rPr>
-                    <w:rFonts w:ascii="Cambria Math" w:hAnsi="Cambria Math"/>
-                    <w:lang w:val="en-US"/>
-                  </w:rPr>
-                  <m:t>.</m:t>
+                  <m:t>=1,534.</m:t>
                 </m:r>
               </m:oMath>
             </m:oMathPara>
@@ -8204,6 +7977,8 @@
         <w:t>Чем меньше E_j, тем лучше альтернатива: СТ1 — лучшая; далее СТ2; затем СТ3; наименее предпочтительна СТ6.</w:t>
       </w:r>
     </w:p>
+    <w:bookmarkEnd w:id="4"/>
+    <w:bookmarkEnd w:id="5"/>
     <w:p>
       <w:pPr>
         <w:pStyle w:val="a"/>
@@ -9030,35 +8805,7 @@
                     <w:rFonts w:ascii="Cambria Math" w:hAnsi="Cambria Math"/>
                     <w:lang w:val="en-US"/>
                   </w:rPr>
-                  <m:t>=</m:t>
-                </m:r>
-                <m:r>
-                  <w:rPr>
-                    <w:rFonts w:ascii="Cambria Math" w:hAnsi="Cambria Math"/>
-                    <w:lang w:val="en-US"/>
-                  </w:rPr>
-                  <m:t>3</m:t>
-                </m:r>
-                <m:r>
-                  <w:rPr>
-                    <w:rFonts w:ascii="Cambria Math" w:hAnsi="Cambria Math"/>
-                    <w:lang w:val="en-US"/>
-                  </w:rPr>
-                  <m:t>+1-1=</m:t>
-                </m:r>
-                <m:r>
-                  <w:rPr>
-                    <w:rFonts w:ascii="Cambria Math" w:hAnsi="Cambria Math"/>
-                    <w:lang w:val="en-US"/>
-                  </w:rPr>
-                  <m:t>3</m:t>
-                </m:r>
-                <m:r>
-                  <w:rPr>
-                    <w:rFonts w:ascii="Cambria Math" w:hAnsi="Cambria Math"/>
-                    <w:lang w:val="en-US"/>
-                  </w:rPr>
-                  <m:t xml:space="preserve">; </m:t>
+                  <m:t xml:space="preserve">=3+1-1=3; </m:t>
                 </m:r>
                 <m:sSub>
                   <m:sSubPr>
@@ -9091,21 +8838,7 @@
                     <w:rFonts w:ascii="Cambria Math" w:hAnsi="Cambria Math"/>
                     <w:lang w:val="en-US"/>
                   </w:rPr>
-                  <m:t>=</m:t>
-                </m:r>
-                <m:r>
-                  <w:rPr>
-                    <w:rFonts w:ascii="Cambria Math" w:hAnsi="Cambria Math"/>
-                    <w:lang w:val="en-US"/>
-                  </w:rPr>
-                  <m:t>2</m:t>
-                </m:r>
-                <m:r>
-                  <w:rPr>
-                    <w:rFonts w:ascii="Cambria Math" w:hAnsi="Cambria Math"/>
-                    <w:lang w:val="en-US"/>
-                  </w:rPr>
-                  <m:t>;</m:t>
+                  <m:t>=2;</m:t>
                 </m:r>
                 <m:sSub>
                   <m:sSubPr>
@@ -9121,13 +8854,7 @@
                       <w:rPr>
                         <w:rFonts w:ascii="Cambria Math" w:hAnsi="Cambria Math"/>
                       </w:rPr>
-                      <m:t xml:space="preserve"> </m:t>
-                    </m:r>
-                    <m:r>
-                      <w:rPr>
-                        <w:rFonts w:ascii="Cambria Math" w:hAnsi="Cambria Math"/>
-                      </w:rPr>
-                      <m:t>V</m:t>
+                      <m:t xml:space="preserve"> V</m:t>
                     </m:r>
                   </m:e>
                   <m:sub>
@@ -9144,14 +8871,7 @@
                     <w:rFonts w:ascii="Cambria Math" w:hAnsi="Cambria Math"/>
                     <w:lang w:val="en-US"/>
                   </w:rPr>
-                  <m:t>=</m:t>
-                </m:r>
-                <m:r>
-                  <w:rPr>
-                    <w:rFonts w:ascii="Cambria Math" w:hAnsi="Cambria Math"/>
-                    <w:lang w:val="en-US"/>
-                  </w:rPr>
-                  <m:t>1.</m:t>
+                  <m:t>=1.</m:t>
                 </m:r>
               </m:oMath>
             </m:oMathPara>
@@ -9823,21 +9543,7 @@
                     <w:rFonts w:ascii="Cambria Math" w:hAnsi="Cambria Math"/>
                     <w:lang w:val="en-US"/>
                   </w:rPr>
-                  <m:t>=</m:t>
-                </m:r>
-                <m:r>
-                  <w:rPr>
-                    <w:rFonts w:ascii="Cambria Math" w:hAnsi="Cambria Math"/>
-                    <w:lang w:val="en-US"/>
-                  </w:rPr>
-                  <m:t>1,60</m:t>
-                </m:r>
-                <m:r>
-                  <w:rPr>
-                    <w:rFonts w:ascii="Cambria Math" w:hAnsi="Cambria Math"/>
-                    <w:lang w:val="en-US"/>
-                  </w:rPr>
-                  <m:t>.</m:t>
+                  <m:t>=1,60.</m:t>
                 </m:r>
               </m:oMath>
             </m:oMathPara>
@@ -10148,14 +9854,7 @@
                         <w:rFonts w:ascii="Cambria Math" w:hAnsi="Cambria Math"/>
                         <w:lang w:val="en-US"/>
                       </w:rPr>
-                      <m:t>1,</m:t>
-                    </m:r>
-                    <m:r>
-                      <w:rPr>
-                        <w:rFonts w:ascii="Cambria Math" w:hAnsi="Cambria Math"/>
-                        <w:lang w:val="en-US"/>
-                      </w:rPr>
-                      <m:t>40</m:t>
+                      <m:t>1,40</m:t>
                     </m:r>
                   </m:e>
                   <m:sup>
@@ -10173,21 +9872,7 @@
                     <w:rFonts w:ascii="Cambria Math" w:hAnsi="Cambria Math"/>
                     <w:lang w:val="en-US"/>
                   </w:rPr>
-                  <m:t>=</m:t>
-                </m:r>
-                <m:r>
-                  <w:rPr>
-                    <w:rFonts w:ascii="Cambria Math" w:hAnsi="Cambria Math"/>
-                    <w:lang w:val="en-US"/>
-                  </w:rPr>
-                  <m:t>2,744</m:t>
-                </m:r>
-                <m:r>
-                  <w:rPr>
-                    <w:rFonts w:ascii="Cambria Math" w:hAnsi="Cambria Math"/>
-                    <w:lang w:val="en-US"/>
-                  </w:rPr>
-                  <m:t xml:space="preserve">; </m:t>
+                  <m:t xml:space="preserve">=2,744; </m:t>
                 </m:r>
                 <m:sSub>
                   <m:sSubPr>
@@ -10220,14 +9905,7 @@
                     <w:rFonts w:ascii="Cambria Math" w:hAnsi="Cambria Math"/>
                     <w:lang w:val="en-US"/>
                   </w:rPr>
-                  <m:t>=</m:t>
-                </m:r>
-                <m:r>
-                  <w:rPr>
-                    <w:rFonts w:ascii="Cambria Math" w:hAnsi="Cambria Math"/>
-                    <w:lang w:val="en-US"/>
-                  </w:rPr>
-                  <m:t xml:space="preserve">4,00; </m:t>
+                  <m:t xml:space="preserve">=4,00; </m:t>
                 </m:r>
                 <m:sSub>
                   <m:sSubPr>
@@ -10260,42 +9938,7 @@
                     <w:rFonts w:ascii="Cambria Math" w:hAnsi="Cambria Math"/>
                     <w:lang w:val="en-US"/>
                   </w:rPr>
-                  <m:t>=</m:t>
-                </m:r>
-                <m:r>
-                  <w:rPr>
-                    <w:rFonts w:ascii="Cambria Math" w:hAnsi="Cambria Math"/>
-                    <w:lang w:val="en-US"/>
-                  </w:rPr>
-                  <m:t>1</m:t>
-                </m:r>
-                <m:r>
-                  <w:rPr>
-                    <w:rFonts w:ascii="Cambria Math" w:hAnsi="Cambria Math"/>
-                    <w:lang w:val="en-US"/>
-                  </w:rPr>
-                  <m:t>,</m:t>
-                </m:r>
-                <m:r>
-                  <w:rPr>
-                    <w:rFonts w:ascii="Cambria Math" w:hAnsi="Cambria Math"/>
-                    <w:lang w:val="en-US"/>
-                  </w:rPr>
-                  <m:t>6</m:t>
-                </m:r>
-                <m:r>
-                  <w:rPr>
-                    <w:rFonts w:ascii="Cambria Math" w:hAnsi="Cambria Math"/>
-                    <w:lang w:val="en-US"/>
-                  </w:rPr>
-                  <m:t>0</m:t>
-                </m:r>
-                <m:r>
-                  <w:rPr>
-                    <w:rFonts w:ascii="Cambria Math" w:hAnsi="Cambria Math"/>
-                    <w:lang w:val="en-US"/>
-                  </w:rPr>
-                  <m:t>.</m:t>
+                  <m:t>=1,60.</m:t>
                 </m:r>
               </m:oMath>
             </m:oMathPara>
@@ -10341,52 +9984,13 @@
         <w:rPr>
           <w:lang w:val="ru-BY"/>
         </w:rPr>
-        <w:t>В данном примере СТ6 лучше СТ2 по критериям «производительность» и «надёжность», а СТ2 лучше СТ6 по критерию «стоимость». </w:t>
+        <w:t>В данном примере СТ6 лучше СТ2 по критериям «производительность» и «надёжность», а СТ2 лучше СТ6 по критерию «стоимость».</w:t>
       </w:r>
       <w:r>
         <w:rPr>
           <w:lang w:val="ru-BY"/>
         </w:rPr>
-        <w:t xml:space="preserve"> </w:t>
-      </w:r>
-      <w:r>
-        <w:t>Поставщик</w:t>
-      </w:r>
-      <w:r>
-        <w:t xml:space="preserve"> </w:t>
-      </w:r>
-      <w:r>
-        <w:t>П2</w:t>
-      </w:r>
-      <w:r>
-        <w:t xml:space="preserve"> лучше, чем проект </w:t>
-      </w:r>
-      <w:r>
-        <w:t>П6</w:t>
-      </w:r>
-      <w:r>
-        <w:t>, по критери</w:t>
-      </w:r>
-      <w:r>
-        <w:t>ю</w:t>
-      </w:r>
-      <w:r>
-        <w:t xml:space="preserve"> </w:t>
-      </w:r>
-      <w:r>
-        <w:t xml:space="preserve">«стоимость </w:t>
-      </w:r>
-      <w:r>
-        <w:t>руды</w:t>
-      </w:r>
-      <w:r>
-        <w:t>.</w:t>
-      </w:r>
-      <w:r>
-        <w:rPr>
-          <w:lang w:val="en-US"/>
-        </w:rPr>
-        <w:t xml:space="preserve"> </w:t>
+        <w:t>44</w:t>
       </w:r>
       <w:r>
         <w:t xml:space="preserve">Оценка доминирования </w:t>
@@ -10603,19 +10207,7 @@
         <w:rPr>
           <w:lang w:val="ru-BY"/>
         </w:rPr>
-        <w:t>В данном примере D = 4,00 / 4,3904</w:t>
-      </w:r>
-      <w:r>
-        <w:rPr>
-          <w:lang w:val="ru-BY"/>
-        </w:rPr>
-        <w:t xml:space="preserve"> = </w:t>
-      </w:r>
-      <w:r>
-        <w:rPr>
-          <w:lang w:val="ru-BY"/>
-        </w:rPr>
-        <w:t>0,91. Таким образом, при заданных рангах критериев лучшей является СТ6 (так как D&lt;1)</w:t>
+        <w:t>В данном примере D = 4,00 / 4,3904 = 0,91. Таким образом, при заданных рангах критериев лучшей является СТ6 (так как D&lt;1)</w:t>
       </w:r>
     </w:p>
     <w:p>
@@ -12689,6 +12281,7 @@
   <w:style w:type="character" w:default="1" w:styleId="a5">
     <w:name w:val="Default Paragraph Font"/>
     <w:uiPriority w:val="1"/>
+    <w:semiHidden/>
     <w:unhideWhenUsed/>
   </w:style>
   <w:style w:type="table" w:default="1" w:styleId="a6">
